--- a/agenda-jessica.docx
+++ b/agenda-jessica.docx
@@ -8,89 +8,18 @@
       </w:pPr>
       <w:r>
         <w:rPr>
-          <w:color w:val="2E4A62"/>
+          <w:color w:val="1A73E8"/>
         </w:rPr>
-        <w:t>Agenda Semanal Otimizada — Jessica</w:t>
+        <w:t>Agenda Otimizada - Jessica</w:t>
       </w:r>
     </w:p>
     <w:p>
       <w:r>
         <w:rPr>
-          <w:color w:val="888888"/>
+          <w:i/>
+          <w:color w:val="666666"/>
         </w:rPr>
-        <w:t>Versão 12 • Junho 2026</w:t>
-      </w:r>
-    </w:p>
-    <w:p/>
-    <w:p>
-      <w:r>
-        <w:rPr>
-          <w:b/>
-        </w:rPr>
-        <w:t xml:space="preserve">Acordar: </w:t>
-      </w:r>
-      <w:r>
-        <w:t>5:15 (dias úteis) / 6:15 (sábado e domingo)</w:t>
-      </w:r>
-    </w:p>
-    <w:p>
-      <w:r>
-        <w:rPr>
-          <w:b/>
-        </w:rPr>
-        <w:t xml:space="preserve">Julia acorda: </w:t>
-      </w:r>
-      <w:r>
-        <w:t>9:00</w:t>
-      </w:r>
-    </w:p>
-    <w:p>
-      <w:r>
-        <w:rPr>
-          <w:b/>
-        </w:rPr>
-        <w:t xml:space="preserve">Almoço na mãe: </w:t>
-      </w:r>
-      <w:r>
-        <w:t>12:30 (2 min a pé)</w:t>
-      </w:r>
-    </w:p>
-    <w:p>
-      <w:r>
-        <w:rPr>
-          <w:b/>
-        </w:rPr>
-        <w:t xml:space="preserve">Julia com avó: </w:t>
-      </w:r>
-      <w:r>
-        <w:t>13:30–18:00</w:t>
-      </w:r>
-    </w:p>
-    <w:p>
-      <w:r>
-        <w:rPr>
-          <w:b/>
-        </w:rPr>
-        <w:t xml:space="preserve">Total semanal: </w:t>
-      </w:r>
-      <w:r>
-        <w:t>~50h44 (~7h15/dia)</w:t>
-      </w:r>
-    </w:p>
-    <w:p>
-      <w:r>
-        <w:rPr>
-          <w:b/>
-        </w:rPr>
-        <w:t xml:space="preserve">Tempo com Julia: </w:t>
-      </w:r>
-      <w:r>
-        <w:t>~45h20/semana</w:t>
-      </w:r>
-    </w:p>
-    <w:p>
-      <w:r>
-        <w:br w:type="page"/>
+        <w:t>Versao otimizada com delegacao de tarefas do cafe</w:t>
       </w:r>
     </w:p>
     <w:p>
@@ -99,23 +28,328 @@
       </w:pPr>
       <w:r>
         <w:rPr>
-          <w:color w:val="2E4A62"/>
+          <w:color w:val="333333"/>
         </w:rPr>
-        <w:t>Segunda-feira — Faxina Banheiros + Papelaria</w:t>
-      </w:r>
-    </w:p>
-    <w:p>
-      <w:r>
-        <w:rPr>
-          <w:i/>
-          <w:sz w:val="18"/>
-        </w:rPr>
-        <w:t>Jessica fica em casa com Julia.</w:t>
+        <w:t>Total Semanal de Compromissos</w:t>
       </w:r>
     </w:p>
     <w:tbl>
       <w:tblPr>
-        <w:tblStyle w:val="LightGrid-Accent1"/>
+        <w:tblStyle w:val="LightShading-Accent1"/>
+        <w:tblW w:type="auto" w:w="0"/>
+        <w:jc w:val="center"/>
+        <w:tblLook w:firstColumn="1" w:firstRow="1" w:lastColumn="0" w:lastRow="0" w:noHBand="0" w:noVBand="1" w:val="04A0"/>
+      </w:tblPr>
+      <w:tblGrid>
+        <w:gridCol w:w="4320"/>
+        <w:gridCol w:w="4320"/>
+      </w:tblGrid>
+      <w:tr>
+        <w:tc>
+          <w:tcPr>
+            <w:tcW w:type="dxa" w:w="4320"/>
+          </w:tcPr>
+          <w:p>
+            <w:r>
+              <w:rPr>
+                <w:b/>
+                <w:sz w:val="18"/>
+              </w:rPr>
+              <w:t>Categoria</w:t>
+            </w:r>
+          </w:p>
+        </w:tc>
+        <w:tc>
+          <w:tcPr>
+            <w:tcW w:type="dxa" w:w="4320"/>
+          </w:tcPr>
+          <w:p>
+            <w:r>
+              <w:rPr>
+                <w:b/>
+                <w:sz w:val="18"/>
+              </w:rPr>
+              <w:t>Horas/semana</w:t>
+            </w:r>
+          </w:p>
+        </w:tc>
+      </w:tr>
+      <w:tr>
+        <w:tc>
+          <w:tcPr>
+            <w:tcW w:type="dxa" w:w="4320"/>
+          </w:tcPr>
+          <w:p>
+            <w:r>
+              <w:rPr>
+                <w:sz w:val="18"/>
+              </w:rPr>
+              <w:t>Tarefas diarias casa</w:t>
+            </w:r>
+          </w:p>
+        </w:tc>
+        <w:tc>
+          <w:tcPr>
+            <w:tcW w:type="dxa" w:w="4320"/>
+          </w:tcPr>
+          <w:p>
+            <w:r>
+              <w:rPr>
+                <w:sz w:val="18"/>
+              </w:rPr>
+              <w:t>8h45</w:t>
+            </w:r>
+          </w:p>
+        </w:tc>
+      </w:tr>
+      <w:tr>
+        <w:tc>
+          <w:tcPr>
+            <w:tcW w:type="dxa" w:w="4320"/>
+          </w:tcPr>
+          <w:p>
+            <w:r>
+              <w:rPr>
+                <w:sz w:val="18"/>
+              </w:rPr>
+              <w:t>Faxina semanal</w:t>
+            </w:r>
+          </w:p>
+        </w:tc>
+        <w:tc>
+          <w:tcPr>
+            <w:tcW w:type="dxa" w:w="4320"/>
+          </w:tcPr>
+          <w:p>
+            <w:r>
+              <w:rPr>
+                <w:sz w:val="18"/>
+              </w:rPr>
+              <w:t>7h40</w:t>
+            </w:r>
+          </w:p>
+        </w:tc>
+      </w:tr>
+      <w:tr>
+        <w:tc>
+          <w:tcPr>
+            <w:tcW w:type="dxa" w:w="4320"/>
+          </w:tcPr>
+          <w:p>
+            <w:r>
+              <w:rPr>
+                <w:sz w:val="18"/>
+              </w:rPr>
+              <w:t>Yorkshire (media)</w:t>
+            </w:r>
+          </w:p>
+        </w:tc>
+        <w:tc>
+          <w:tcPr>
+            <w:tcW w:type="dxa" w:w="4320"/>
+          </w:tcPr>
+          <w:p>
+            <w:r>
+              <w:rPr>
+                <w:sz w:val="18"/>
+              </w:rPr>
+              <w:t>0h45</w:t>
+            </w:r>
+          </w:p>
+        </w:tc>
+      </w:tr>
+      <w:tr>
+        <w:tc>
+          <w:tcPr>
+            <w:tcW w:type="dxa" w:w="4320"/>
+          </w:tcPr>
+          <w:p>
+            <w:r>
+              <w:rPr>
+                <w:sz w:val="18"/>
+              </w:rPr>
+              <w:t>Cozinhar jantar (6x, sem quinta)</w:t>
+            </w:r>
+          </w:p>
+        </w:tc>
+        <w:tc>
+          <w:tcPr>
+            <w:tcW w:type="dxa" w:w="4320"/>
+          </w:tcPr>
+          <w:p>
+            <w:r>
+              <w:rPr>
+                <w:sz w:val="18"/>
+              </w:rPr>
+              <w:t>4h30</w:t>
+            </w:r>
+          </w:p>
+        </w:tc>
+      </w:tr>
+      <w:tr>
+        <w:tc>
+          <w:tcPr>
+            <w:tcW w:type="dxa" w:w="4320"/>
+          </w:tcPr>
+          <w:p>
+            <w:r>
+              <w:rPr>
+                <w:sz w:val="18"/>
+              </w:rPr>
+              <w:t>Pessoal</w:t>
+            </w:r>
+          </w:p>
+        </w:tc>
+        <w:tc>
+          <w:tcPr>
+            <w:tcW w:type="dxa" w:w="4320"/>
+          </w:tcPr>
+          <w:p>
+            <w:r>
+              <w:rPr>
+                <w:sz w:val="18"/>
+              </w:rPr>
+              <w:t>12h20</w:t>
+            </w:r>
+          </w:p>
+        </w:tc>
+      </w:tr>
+      <w:tr>
+        <w:tc>
+          <w:tcPr>
+            <w:tcW w:type="dxa" w:w="4320"/>
+          </w:tcPr>
+          <w:p>
+            <w:r>
+              <w:rPr>
+                <w:sz w:val="18"/>
+              </w:rPr>
+              <w:t>Compromissos fixos</w:t>
+            </w:r>
+          </w:p>
+        </w:tc>
+        <w:tc>
+          <w:tcPr>
+            <w:tcW w:type="dxa" w:w="4320"/>
+          </w:tcPr>
+          <w:p>
+            <w:r>
+              <w:rPr>
+                <w:sz w:val="18"/>
+              </w:rPr>
+              <w:t>8h00</w:t>
+            </w:r>
+          </w:p>
+        </w:tc>
+      </w:tr>
+      <w:tr>
+        <w:tc>
+          <w:tcPr>
+            <w:tcW w:type="dxa" w:w="4320"/>
+          </w:tcPr>
+          <w:p>
+            <w:r>
+              <w:rPr>
+                <w:sz w:val="18"/>
+              </w:rPr>
+              <w:t>Cafe (Jessica)</w:t>
+            </w:r>
+          </w:p>
+        </w:tc>
+        <w:tc>
+          <w:tcPr>
+            <w:tcW w:type="dxa" w:w="4320"/>
+          </w:tcPr>
+          <w:p>
+            <w:r>
+              <w:rPr>
+                <w:sz w:val="18"/>
+              </w:rPr>
+              <w:t>1h30</w:t>
+            </w:r>
+          </w:p>
+        </w:tc>
+      </w:tr>
+      <w:tr>
+        <w:tc>
+          <w:tcPr>
+            <w:tcW w:type="dxa" w:w="4320"/>
+          </w:tcPr>
+          <w:p>
+            <w:r>
+              <w:rPr>
+                <w:sz w:val="18"/>
+              </w:rPr>
+              <w:t>Papelaria (base)</w:t>
+            </w:r>
+          </w:p>
+        </w:tc>
+        <w:tc>
+          <w:tcPr>
+            <w:tcW w:type="dxa" w:w="4320"/>
+          </w:tcPr>
+          <w:p>
+            <w:r>
+              <w:rPr>
+                <w:sz w:val="18"/>
+              </w:rPr>
+              <w:t>4h30</w:t>
+            </w:r>
+          </w:p>
+        </w:tc>
+      </w:tr>
+      <w:tr>
+        <w:tc>
+          <w:tcPr>
+            <w:tcW w:type="dxa" w:w="4320"/>
+          </w:tcPr>
+          <w:p>
+            <w:r>
+              <w:rPr>
+                <w:sz w:val="18"/>
+              </w:rPr>
+              <w:t>TOTAL JESSICA</w:t>
+            </w:r>
+          </w:p>
+        </w:tc>
+        <w:tc>
+          <w:tcPr>
+            <w:tcW w:type="dxa" w:w="4320"/>
+          </w:tcPr>
+          <w:p>
+            <w:r>
+              <w:rPr>
+                <w:sz w:val="18"/>
+              </w:rPr>
+              <w:t>~46h00</w:t>
+            </w:r>
+          </w:p>
+        </w:tc>
+      </w:tr>
+    </w:tbl>
+    <w:p/>
+    <w:p>
+      <w:r>
+        <w:rPr>
+          <w:sz w:val="18"/>
+        </w:rPr>
+        <w:t>~6h34/dia — quase 5h a menos por semana comparado ao modelo anterior (50h44).</w:t>
+      </w:r>
+    </w:p>
+    <w:p>
+      <w:pPr>
+        <w:pStyle w:val="Heading2"/>
+      </w:pPr>
+      <w:r>
+        <w:rPr>
+          <w:color w:val="333333"/>
+        </w:rPr>
+        <w:t>Cafe - Tarefas da Jessica</w:t>
+      </w:r>
+    </w:p>
+    <w:tbl>
+      <w:tblPr>
+        <w:tblStyle w:val="LightShading-Accent1"/>
         <w:tblW w:type="auto" w:w="0"/>
         <w:jc w:val="center"/>
         <w:tblLook w:firstColumn="1" w:firstRow="1" w:lastColumn="0" w:lastRow="0" w:noHBand="0" w:noVBand="1" w:val="04A0"/>
@@ -136,7 +370,7 @@
                 <w:b/>
                 <w:sz w:val="18"/>
               </w:rPr>
-              <w:t>Horário</w:t>
+              <w:t>Etapa</w:t>
             </w:r>
           </w:p>
         </w:tc>
@@ -150,7 +384,7 @@
                 <w:b/>
                 <w:sz w:val="18"/>
               </w:rPr>
-              <w:t>Atividade</w:t>
+              <w:t>Quem faz</w:t>
             </w:r>
           </w:p>
         </w:tc>
@@ -164,7 +398,7 @@
                 <w:b/>
                 <w:sz w:val="18"/>
               </w:rPr>
-              <w:t>Notas</w:t>
+              <w:t>Tempo Jessica</w:t>
             </w:r>
           </w:p>
         </w:tc>
@@ -179,33 +413,33 @@
               <w:rPr>
                 <w:sz w:val="18"/>
               </w:rPr>
-              <w:t>5:15</w:t>
-            </w:r>
-          </w:p>
-        </w:tc>
-        <w:tc>
-          <w:tcPr>
-            <w:tcW w:type="dxa" w:w="2880"/>
-          </w:tcPr>
-          <w:p>
-            <w:r>
-              <w:rPr>
-                <w:sz w:val="18"/>
-              </w:rPr>
-              <w:t>Acordar</w:t>
-            </w:r>
-          </w:p>
-        </w:tc>
-        <w:tc>
-          <w:tcPr>
-            <w:tcW w:type="dxa" w:w="2880"/>
-          </w:tcPr>
-          <w:p>
-            <w:r>
-              <w:rPr>
-                <w:sz w:val="18"/>
-              </w:rPr>
-              <w:t>Despertador de pulso</w:t>
+              <w:t>Prova do cafe (terca, em casa)</w:t>
+            </w:r>
+          </w:p>
+        </w:tc>
+        <w:tc>
+          <w:tcPr>
+            <w:tcW w:type="dxa" w:w="2880"/>
+          </w:tcPr>
+          <w:p>
+            <w:r>
+              <w:rPr>
+                <w:sz w:val="18"/>
+              </w:rPr>
+              <w:t>Jessica</w:t>
+            </w:r>
+          </w:p>
+        </w:tc>
+        <w:tc>
+          <w:tcPr>
+            <w:tcW w:type="dxa" w:w="2880"/>
+          </w:tcPr>
+          <w:p>
+            <w:r>
+              <w:rPr>
+                <w:sz w:val="18"/>
+              </w:rPr>
+              <w:t>0h30</w:t>
             </w:r>
           </w:p>
         </w:tc>
@@ -220,32 +454,33 @@
               <w:rPr>
                 <w:sz w:val="18"/>
               </w:rPr>
-              <w:t>5:25–6:05</w:t>
-            </w:r>
-          </w:p>
-        </w:tc>
-        <w:tc>
-          <w:tcPr>
-            <w:tcW w:type="dxa" w:w="2880"/>
-          </w:tcPr>
-          <w:p>
-            <w:r>
-              <w:rPr>
-                <w:sz w:val="18"/>
-              </w:rPr>
-              <w:t>Musculação</w:t>
-            </w:r>
-          </w:p>
-        </w:tc>
-        <w:tc>
-          <w:tcPr>
-            <w:tcW w:type="dxa" w:w="2880"/>
-          </w:tcPr>
-          <w:p>
-            <w:r>
-              <w:rPr>
-                <w:sz w:val="18"/>
-              </w:rPr>
+              <w:t>Pintura de pacote (quarta tarde)</w:t>
+            </w:r>
+          </w:p>
+        </w:tc>
+        <w:tc>
+          <w:tcPr>
+            <w:tcW w:type="dxa" w:w="2880"/>
+          </w:tcPr>
+          <w:p>
+            <w:r>
+              <w:rPr>
+                <w:sz w:val="18"/>
+              </w:rPr>
+              <w:t>Jessica</w:t>
+            </w:r>
+          </w:p>
+        </w:tc>
+        <w:tc>
+          <w:tcPr>
+            <w:tcW w:type="dxa" w:w="2880"/>
+          </w:tcPr>
+          <w:p>
+            <w:r>
+              <w:rPr>
+                <w:sz w:val="18"/>
+              </w:rPr>
+              <w:t>1h00</w:t>
             </w:r>
           </w:p>
         </w:tc>
@@ -260,33 +495,33 @@
               <w:rPr>
                 <w:sz w:val="18"/>
               </w:rPr>
-              <w:t>6:05–6:35</w:t>
-            </w:r>
-          </w:p>
-        </w:tc>
-        <w:tc>
-          <w:tcPr>
-            <w:tcW w:type="dxa" w:w="2880"/>
-          </w:tcPr>
-          <w:p>
-            <w:r>
-              <w:rPr>
-                <w:sz w:val="18"/>
-              </w:rPr>
-              <w:t>Banho + lavar cabelo</w:t>
-            </w:r>
-          </w:p>
-        </w:tc>
-        <w:tc>
-          <w:tcPr>
-            <w:tcW w:type="dxa" w:w="2880"/>
-          </w:tcPr>
-          <w:p>
-            <w:r>
-              <w:rPr>
-                <w:sz w:val="18"/>
-              </w:rPr>
-              <w:t>Dia de cabelo</w:t>
+              <w:t>Empacotamento (envase)</w:t>
+            </w:r>
+          </w:p>
+        </w:tc>
+        <w:tc>
+          <w:tcPr>
+            <w:tcW w:type="dxa" w:w="2880"/>
+          </w:tcPr>
+          <w:p>
+            <w:r>
+              <w:rPr>
+                <w:sz w:val="18"/>
+              </w:rPr>
+              <w:t>Outra pessoa</w:t>
+            </w:r>
+          </w:p>
+        </w:tc>
+        <w:tc>
+          <w:tcPr>
+            <w:tcW w:type="dxa" w:w="2880"/>
+          </w:tcPr>
+          <w:p>
+            <w:r>
+              <w:rPr>
+                <w:sz w:val="18"/>
+              </w:rPr>
+              <w:t>--</w:t>
             </w:r>
           </w:p>
         </w:tc>
@@ -301,32 +536,33 @@
               <w:rPr>
                 <w:sz w:val="18"/>
               </w:rPr>
-              <w:t>6:35–7:35</w:t>
-            </w:r>
-          </w:p>
-        </w:tc>
-        <w:tc>
-          <w:tcPr>
-            <w:tcW w:type="dxa" w:w="2880"/>
-          </w:tcPr>
-          <w:p>
-            <w:r>
-              <w:rPr>
-                <w:sz w:val="18"/>
-              </w:rPr>
-              <w:t>Devocional</w:t>
-            </w:r>
-          </w:p>
-        </w:tc>
-        <w:tc>
-          <w:tcPr>
-            <w:tcW w:type="dxa" w:w="2880"/>
-          </w:tcPr>
-          <w:p>
-            <w:r>
-              <w:rPr>
-                <w:sz w:val="18"/>
-              </w:rPr>
+              <w:t>Moagem</w:t>
+            </w:r>
+          </w:p>
+        </w:tc>
+        <w:tc>
+          <w:tcPr>
+            <w:tcW w:type="dxa" w:w="2880"/>
+          </w:tcPr>
+          <w:p>
+            <w:r>
+              <w:rPr>
+                <w:sz w:val="18"/>
+              </w:rPr>
+              <w:t>Outra pessoa</w:t>
+            </w:r>
+          </w:p>
+        </w:tc>
+        <w:tc>
+          <w:tcPr>
+            <w:tcW w:type="dxa" w:w="2880"/>
+          </w:tcPr>
+          <w:p>
+            <w:r>
+              <w:rPr>
+                <w:sz w:val="18"/>
+              </w:rPr>
+              <w:t>--</w:t>
             </w:r>
           </w:p>
         </w:tc>
@@ -341,33 +577,33 @@
               <w:rPr>
                 <w:sz w:val="18"/>
               </w:rPr>
-              <w:t>7:35–8:40</w:t>
-            </w:r>
-          </w:p>
-        </w:tc>
-        <w:tc>
-          <w:tcPr>
-            <w:tcW w:type="dxa" w:w="2880"/>
-          </w:tcPr>
-          <w:p>
-            <w:r>
-              <w:rPr>
-                <w:sz w:val="18"/>
-              </w:rPr>
-              <w:t>BLOCO TERRAÇO (65 min)</w:t>
-            </w:r>
-          </w:p>
-        </w:tc>
-        <w:tc>
-          <w:tcPr>
-            <w:tcW w:type="dxa" w:w="2880"/>
-          </w:tcPr>
-          <w:p>
-            <w:r>
-              <w:rPr>
-                <w:sz w:val="18"/>
-              </w:rPr>
-              <w:t>Terraço + cachorros + máquina + estender</w:t>
+              <w:t>Selagem</w:t>
+            </w:r>
+          </w:p>
+        </w:tc>
+        <w:tc>
+          <w:tcPr>
+            <w:tcW w:type="dxa" w:w="2880"/>
+          </w:tcPr>
+          <w:p>
+            <w:r>
+              <w:rPr>
+                <w:sz w:val="18"/>
+              </w:rPr>
+              <w:t>Outra pessoa</w:t>
+            </w:r>
+          </w:p>
+        </w:tc>
+        <w:tc>
+          <w:tcPr>
+            <w:tcW w:type="dxa" w:w="2880"/>
+          </w:tcPr>
+          <w:p>
+            <w:r>
+              <w:rPr>
+                <w:sz w:val="18"/>
+              </w:rPr>
+              <w:t>--</w:t>
             </w:r>
           </w:p>
         </w:tc>
@@ -382,32 +618,33 @@
               <w:rPr>
                 <w:sz w:val="18"/>
               </w:rPr>
-              <w:t>8:40–8:50</w:t>
-            </w:r>
-          </w:p>
-        </w:tc>
-        <w:tc>
-          <w:tcPr>
-            <w:tcW w:type="dxa" w:w="2880"/>
-          </w:tcPr>
-          <w:p>
-            <w:r>
-              <w:rPr>
-                <w:sz w:val="18"/>
-              </w:rPr>
-              <w:t>Varanda (10 min)</w:t>
-            </w:r>
-          </w:p>
-        </w:tc>
-        <w:tc>
-          <w:tcPr>
-            <w:tcW w:type="dxa" w:w="2880"/>
-          </w:tcPr>
-          <w:p>
-            <w:r>
-              <w:rPr>
-                <w:sz w:val="18"/>
-              </w:rPr>
+              <w:t>Montagem de caixas</w:t>
+            </w:r>
+          </w:p>
+        </w:tc>
+        <w:tc>
+          <w:tcPr>
+            <w:tcW w:type="dxa" w:w="2880"/>
+          </w:tcPr>
+          <w:p>
+            <w:r>
+              <w:rPr>
+                <w:sz w:val="18"/>
+              </w:rPr>
+              <w:t>Outra pessoa</w:t>
+            </w:r>
+          </w:p>
+        </w:tc>
+        <w:tc>
+          <w:tcPr>
+            <w:tcW w:type="dxa" w:w="2880"/>
+          </w:tcPr>
+          <w:p>
+            <w:r>
+              <w:rPr>
+                <w:sz w:val="18"/>
+              </w:rPr>
+              <w:t>--</w:t>
             </w:r>
           </w:p>
         </w:tc>
@@ -422,32 +659,33 @@
               <w:rPr>
                 <w:sz w:val="18"/>
               </w:rPr>
-              <w:t>8:50–9:00</w:t>
-            </w:r>
-          </w:p>
-        </w:tc>
-        <w:tc>
-          <w:tcPr>
-            <w:tcW w:type="dxa" w:w="2880"/>
-          </w:tcPr>
-          <w:p>
-            <w:r>
-              <w:rPr>
-                <w:sz w:val="18"/>
-              </w:rPr>
-              <w:t>Tempo livre</w:t>
-            </w:r>
-          </w:p>
-        </w:tc>
-        <w:tc>
-          <w:tcPr>
-            <w:tcW w:type="dxa" w:w="2880"/>
-          </w:tcPr>
-          <w:p>
-            <w:r>
-              <w:rPr>
-                <w:sz w:val="18"/>
-              </w:rPr>
+              <w:t>Conferencia + etiquetas</w:t>
+            </w:r>
+          </w:p>
+        </w:tc>
+        <w:tc>
+          <w:tcPr>
+            <w:tcW w:type="dxa" w:w="2880"/>
+          </w:tcPr>
+          <w:p>
+            <w:r>
+              <w:rPr>
+                <w:sz w:val="18"/>
+              </w:rPr>
+              <w:t>Outra pessoa</w:t>
+            </w:r>
+          </w:p>
+        </w:tc>
+        <w:tc>
+          <w:tcPr>
+            <w:tcW w:type="dxa" w:w="2880"/>
+          </w:tcPr>
+          <w:p>
+            <w:r>
+              <w:rPr>
+                <w:sz w:val="18"/>
+              </w:rPr>
+              <w:t>--</w:t>
             </w:r>
           </w:p>
         </w:tc>
@@ -462,32 +700,33 @@
               <w:rPr>
                 <w:sz w:val="18"/>
               </w:rPr>
-              <w:t>9:00</w:t>
-            </w:r>
-          </w:p>
-        </w:tc>
-        <w:tc>
-          <w:tcPr>
-            <w:tcW w:type="dxa" w:w="2880"/>
-          </w:tcPr>
-          <w:p>
-            <w:r>
-              <w:rPr>
-                <w:sz w:val="18"/>
-              </w:rPr>
-              <w:t>Julia acorda</w:t>
-            </w:r>
-          </w:p>
-        </w:tc>
-        <w:tc>
-          <w:tcPr>
-            <w:tcW w:type="dxa" w:w="2880"/>
-          </w:tcPr>
-          <w:p>
-            <w:r>
-              <w:rPr>
-                <w:sz w:val="18"/>
-              </w:rPr>
+              <w:t>Entrega nos correios</w:t>
+            </w:r>
+          </w:p>
+        </w:tc>
+        <w:tc>
+          <w:tcPr>
+            <w:tcW w:type="dxa" w:w="2880"/>
+          </w:tcPr>
+          <w:p>
+            <w:r>
+              <w:rPr>
+                <w:sz w:val="18"/>
+              </w:rPr>
+              <w:t>Outra pessoa</w:t>
+            </w:r>
+          </w:p>
+        </w:tc>
+        <w:tc>
+          <w:tcPr>
+            <w:tcW w:type="dxa" w:w="2880"/>
+          </w:tcPr>
+          <w:p>
+            <w:r>
+              <w:rPr>
+                <w:sz w:val="18"/>
+              </w:rPr>
+              <w:t>--</w:t>
             </w:r>
           </w:p>
         </w:tc>
@@ -502,474 +741,32 @@
               <w:rPr>
                 <w:sz w:val="18"/>
               </w:rPr>
-              <w:t>9:00–9:30</w:t>
-            </w:r>
-          </w:p>
-        </w:tc>
-        <w:tc>
-          <w:tcPr>
-            <w:tcW w:type="dxa" w:w="2880"/>
-          </w:tcPr>
-          <w:p>
-            <w:r>
-              <w:rPr>
-                <w:sz w:val="18"/>
-              </w:rPr>
-              <w:t>Café da manhã com Julia</w:t>
-            </w:r>
-          </w:p>
-        </w:tc>
-        <w:tc>
-          <w:tcPr>
-            <w:tcW w:type="dxa" w:w="2880"/>
-          </w:tcPr>
-          <w:p>
-            <w:r>
-              <w:rPr>
-                <w:sz w:val="18"/>
-              </w:rPr>
-            </w:r>
-          </w:p>
-        </w:tc>
-      </w:tr>
-      <w:tr>
-        <w:tc>
-          <w:tcPr>
-            <w:tcW w:type="dxa" w:w="2880"/>
-          </w:tcPr>
-          <w:p>
-            <w:r>
-              <w:rPr>
-                <w:sz w:val="18"/>
-              </w:rPr>
-              <w:t>9:30–12:25</w:t>
-            </w:r>
-          </w:p>
-        </w:tc>
-        <w:tc>
-          <w:tcPr>
-            <w:tcW w:type="dxa" w:w="2880"/>
-          </w:tcPr>
-          <w:p>
-            <w:r>
-              <w:rPr>
-                <w:sz w:val="18"/>
-              </w:rPr>
-              <w:t>TEMPO COM JULIA (2h55)</w:t>
-            </w:r>
-          </w:p>
-        </w:tc>
-        <w:tc>
-          <w:tcPr>
-            <w:tcW w:type="dxa" w:w="2880"/>
-          </w:tcPr>
-          <w:p>
-            <w:r>
-              <w:rPr>
-                <w:sz w:val="18"/>
-              </w:rPr>
-            </w:r>
-          </w:p>
-        </w:tc>
-      </w:tr>
-      <w:tr>
-        <w:tc>
-          <w:tcPr>
-            <w:tcW w:type="dxa" w:w="2880"/>
-          </w:tcPr>
-          <w:p>
-            <w:r>
-              <w:rPr>
-                <w:sz w:val="18"/>
-              </w:rPr>
-              <w:t>12:30–13:30</w:t>
-            </w:r>
-          </w:p>
-        </w:tc>
-        <w:tc>
-          <w:tcPr>
-            <w:tcW w:type="dxa" w:w="2880"/>
-          </w:tcPr>
-          <w:p>
-            <w:r>
-              <w:rPr>
-                <w:sz w:val="18"/>
-              </w:rPr>
-              <w:t>Almoço na casa da mãe</w:t>
-            </w:r>
-          </w:p>
-        </w:tc>
-        <w:tc>
-          <w:tcPr>
-            <w:tcW w:type="dxa" w:w="2880"/>
-          </w:tcPr>
-          <w:p>
-            <w:r>
-              <w:rPr>
-                <w:sz w:val="18"/>
-              </w:rPr>
-            </w:r>
-          </w:p>
-        </w:tc>
-      </w:tr>
-      <w:tr>
-        <w:tc>
-          <w:tcPr>
-            <w:tcW w:type="dxa" w:w="2880"/>
-          </w:tcPr>
-          <w:p>
-            <w:r>
-              <w:rPr>
-                <w:sz w:val="18"/>
-              </w:rPr>
-              <w:t>13:30–14:30</w:t>
-            </w:r>
-          </w:p>
-        </w:tc>
-        <w:tc>
-          <w:tcPr>
-            <w:tcW w:type="dxa" w:w="2880"/>
-          </w:tcPr>
-          <w:p>
-            <w:r>
-              <w:rPr>
-                <w:sz w:val="18"/>
-              </w:rPr>
-              <w:t>Faxina: Banheiros (1h)</w:t>
-            </w:r>
-          </w:p>
-        </w:tc>
-        <w:tc>
-          <w:tcPr>
-            <w:tcW w:type="dxa" w:w="2880"/>
-          </w:tcPr>
-          <w:p>
-            <w:r>
-              <w:rPr>
-                <w:sz w:val="18"/>
-              </w:rPr>
-              <w:t>Julia com avó</w:t>
-            </w:r>
-          </w:p>
-        </w:tc>
-      </w:tr>
-      <w:tr>
-        <w:tc>
-          <w:tcPr>
-            <w:tcW w:type="dxa" w:w="2880"/>
-          </w:tcPr>
-          <w:p>
-            <w:r>
-              <w:rPr>
-                <w:sz w:val="18"/>
-              </w:rPr>
-              <w:t>14:30–15:30</w:t>
-            </w:r>
-          </w:p>
-        </w:tc>
-        <w:tc>
-          <w:tcPr>
-            <w:tcW w:type="dxa" w:w="2880"/>
-          </w:tcPr>
-          <w:p>
-            <w:r>
-              <w:rPr>
-                <w:sz w:val="18"/>
-              </w:rPr>
-              <w:t>Papelaria: design de capas</w:t>
-            </w:r>
-          </w:p>
-        </w:tc>
-        <w:tc>
-          <w:tcPr>
-            <w:tcW w:type="dxa" w:w="2880"/>
-          </w:tcPr>
-          <w:p>
-            <w:r>
-              <w:rPr>
-                <w:sz w:val="18"/>
-              </w:rPr>
-            </w:r>
-          </w:p>
-        </w:tc>
-      </w:tr>
-      <w:tr>
-        <w:tc>
-          <w:tcPr>
-            <w:tcW w:type="dxa" w:w="2880"/>
-          </w:tcPr>
-          <w:p>
-            <w:r>
-              <w:rPr>
-                <w:sz w:val="18"/>
-              </w:rPr>
-              <w:t>15:30–16:30</w:t>
-            </w:r>
-          </w:p>
-        </w:tc>
-        <w:tc>
-          <w:tcPr>
-            <w:tcW w:type="dxa" w:w="2880"/>
-          </w:tcPr>
-          <w:p>
-            <w:r>
-              <w:rPr>
-                <w:sz w:val="18"/>
-              </w:rPr>
-              <w:t>Papelaria: scrapbooks</w:t>
-            </w:r>
-          </w:p>
-        </w:tc>
-        <w:tc>
-          <w:tcPr>
-            <w:tcW w:type="dxa" w:w="2880"/>
-          </w:tcPr>
-          <w:p>
-            <w:r>
-              <w:rPr>
-                <w:sz w:val="18"/>
-              </w:rPr>
-            </w:r>
-          </w:p>
-        </w:tc>
-      </w:tr>
-      <w:tr>
-        <w:tc>
-          <w:tcPr>
-            <w:tcW w:type="dxa" w:w="2880"/>
-          </w:tcPr>
-          <w:p>
-            <w:r>
-              <w:rPr>
-                <w:sz w:val="18"/>
-              </w:rPr>
-              <w:t>16:30–17:00</w:t>
-            </w:r>
-          </w:p>
-        </w:tc>
-        <w:tc>
-          <w:tcPr>
-            <w:tcW w:type="dxa" w:w="2880"/>
-          </w:tcPr>
-          <w:p>
-            <w:r>
-              <w:rPr>
-                <w:sz w:val="18"/>
-              </w:rPr>
-              <w:t>Métricas + filmes</w:t>
-            </w:r>
-          </w:p>
-        </w:tc>
-        <w:tc>
-          <w:tcPr>
-            <w:tcW w:type="dxa" w:w="2880"/>
-          </w:tcPr>
-          <w:p>
-            <w:r>
-              <w:rPr>
-                <w:sz w:val="18"/>
-              </w:rPr>
-            </w:r>
-          </w:p>
-        </w:tc>
-      </w:tr>
-      <w:tr>
-        <w:tc>
-          <w:tcPr>
-            <w:tcW w:type="dxa" w:w="2880"/>
-          </w:tcPr>
-          <w:p>
-            <w:r>
-              <w:rPr>
-                <w:sz w:val="18"/>
-              </w:rPr>
-              <w:t>17:00–18:00</w:t>
-            </w:r>
-          </w:p>
-        </w:tc>
-        <w:tc>
-          <w:tcPr>
-            <w:tcW w:type="dxa" w:w="2880"/>
-          </w:tcPr>
-          <w:p>
-            <w:r>
-              <w:rPr>
-                <w:sz w:val="18"/>
-              </w:rPr>
-              <w:t>Buffer / adiantar tarefas</w:t>
-            </w:r>
-          </w:p>
-        </w:tc>
-        <w:tc>
-          <w:tcPr>
-            <w:tcW w:type="dxa" w:w="2880"/>
-          </w:tcPr>
-          <w:p>
-            <w:r>
-              <w:rPr>
-                <w:sz w:val="18"/>
-              </w:rPr>
-            </w:r>
-          </w:p>
-        </w:tc>
-      </w:tr>
-      <w:tr>
-        <w:tc>
-          <w:tcPr>
-            <w:tcW w:type="dxa" w:w="2880"/>
-          </w:tcPr>
-          <w:p>
-            <w:r>
-              <w:rPr>
-                <w:sz w:val="18"/>
-              </w:rPr>
-              <w:t>18:00–18:45</w:t>
-            </w:r>
-          </w:p>
-        </w:tc>
-        <w:tc>
-          <w:tcPr>
-            <w:tcW w:type="dxa" w:w="2880"/>
-          </w:tcPr>
-          <w:p>
-            <w:r>
-              <w:rPr>
-                <w:sz w:val="18"/>
-              </w:rPr>
-              <w:t>Cozinhar jantar</w:t>
-            </w:r>
-          </w:p>
-        </w:tc>
-        <w:tc>
-          <w:tcPr>
-            <w:tcW w:type="dxa" w:w="2880"/>
-          </w:tcPr>
-          <w:p>
-            <w:r>
-              <w:rPr>
-                <w:sz w:val="18"/>
-              </w:rPr>
-              <w:t>Julia por perto</w:t>
-            </w:r>
-          </w:p>
-        </w:tc>
-      </w:tr>
-      <w:tr>
-        <w:tc>
-          <w:tcPr>
-            <w:tcW w:type="dxa" w:w="2880"/>
-          </w:tcPr>
-          <w:p>
-            <w:r>
-              <w:rPr>
-                <w:sz w:val="18"/>
-              </w:rPr>
-              <w:t>18:45–19:15</w:t>
-            </w:r>
-          </w:p>
-        </w:tc>
-        <w:tc>
-          <w:tcPr>
-            <w:tcW w:type="dxa" w:w="2880"/>
-          </w:tcPr>
-          <w:p>
-            <w:r>
-              <w:rPr>
-                <w:sz w:val="18"/>
-              </w:rPr>
-              <w:t>Jantar em família</w:t>
-            </w:r>
-          </w:p>
-        </w:tc>
-        <w:tc>
-          <w:tcPr>
-            <w:tcW w:type="dxa" w:w="2880"/>
-          </w:tcPr>
-          <w:p>
-            <w:r>
-              <w:rPr>
-                <w:sz w:val="18"/>
-              </w:rPr>
-            </w:r>
-          </w:p>
-        </w:tc>
-      </w:tr>
-      <w:tr>
-        <w:tc>
-          <w:tcPr>
-            <w:tcW w:type="dxa" w:w="2880"/>
-          </w:tcPr>
-          <w:p>
-            <w:r>
-              <w:rPr>
-                <w:sz w:val="18"/>
-              </w:rPr>
-              <w:t>19:15–20:00</w:t>
-            </w:r>
-          </w:p>
-        </w:tc>
-        <w:tc>
-          <w:tcPr>
-            <w:tcW w:type="dxa" w:w="2880"/>
-          </w:tcPr>
-          <w:p>
-            <w:r>
-              <w:rPr>
-                <w:sz w:val="18"/>
-              </w:rPr>
-              <w:t>Brincar com Julia</w:t>
-            </w:r>
-          </w:p>
-        </w:tc>
-        <w:tc>
-          <w:tcPr>
-            <w:tcW w:type="dxa" w:w="2880"/>
-          </w:tcPr>
-          <w:p>
-            <w:r>
-              <w:rPr>
-                <w:sz w:val="18"/>
-              </w:rPr>
-            </w:r>
-          </w:p>
-        </w:tc>
-      </w:tr>
-      <w:tr>
-        <w:tc>
-          <w:tcPr>
-            <w:tcW w:type="dxa" w:w="2880"/>
-          </w:tcPr>
-          <w:p>
-            <w:r>
-              <w:rPr>
-                <w:sz w:val="18"/>
-              </w:rPr>
-              <w:t>20:00–22:00</w:t>
-            </w:r>
-          </w:p>
-        </w:tc>
-        <w:tc>
-          <w:tcPr>
-            <w:tcW w:type="dxa" w:w="2880"/>
-          </w:tcPr>
-          <w:p>
-            <w:r>
-              <w:rPr>
-                <w:sz w:val="18"/>
-              </w:rPr>
-              <w:t>Rotina de sono Julia</w:t>
-            </w:r>
-          </w:p>
-        </w:tc>
-        <w:tc>
-          <w:tcPr>
-            <w:tcW w:type="dxa" w:w="2880"/>
-          </w:tcPr>
-          <w:p>
-            <w:r>
-              <w:rPr>
-                <w:sz w:val="18"/>
-              </w:rPr>
+              <w:t>Total Jessica</w:t>
+            </w:r>
+          </w:p>
+        </w:tc>
+        <w:tc>
+          <w:tcPr>
+            <w:tcW w:type="dxa" w:w="2880"/>
+          </w:tcPr>
+          <w:p>
+            <w:r>
+              <w:rPr>
+                <w:sz w:val="18"/>
+              </w:rPr>
+            </w:r>
+          </w:p>
+        </w:tc>
+        <w:tc>
+          <w:tcPr>
+            <w:tcW w:type="dxa" w:w="2880"/>
+          </w:tcPr>
+          <w:p>
+            <w:r>
+              <w:rPr>
+                <w:sz w:val="18"/>
+              </w:rPr>
+              <w:t>~1h30</w:t>
             </w:r>
           </w:p>
         </w:tc>
@@ -982,9 +779,39 @@
       </w:pPr>
       <w:r>
         <w:rPr>
-          <w:color w:val="2E4A62"/>
+          <w:color w:val="333333"/>
         </w:rPr>
-        <w:t>Terça-feira — Prova do café + Faxina Cozinha</w:t>
+        <w:t>Fluxo Semanal do Cafe</w:t>
+      </w:r>
+    </w:p>
+    <w:p>
+      <w:r>
+        <w:rPr>
+          <w:b/>
+          <w:sz w:val="18"/>
+        </w:rPr>
+        <w:t xml:space="preserve">TER: </w:t>
+      </w:r>
+      <w:r>
+        <w:rPr>
+          <w:sz w:val="18"/>
+        </w:rPr>
+        <w:t>Prova do cafe em casa (~30 min, Julia por perto)</w:t>
+      </w:r>
+    </w:p>
+    <w:p>
+      <w:r>
+        <w:rPr>
+          <w:b/>
+          <w:sz w:val="18"/>
+        </w:rPr>
+        <w:t xml:space="preserve">QUA PM: </w:t>
+      </w:r>
+      <w:r>
+        <w:rPr>
+          <w:sz w:val="18"/>
+        </w:rPr>
+        <w:t>Pintura de pacotes em casa (1h, longe da Julia — fumes)</w:t>
       </w:r>
     </w:p>
     <w:p>
@@ -993,12 +820,295 @@
           <w:i/>
           <w:sz w:val="18"/>
         </w:rPr>
-        <w:t>Prova do café em casa. Sem ida à torrefação.</w:t>
+        <w:t>Tudo o mais (envase, moagem, selagem, montagem, conferencia, etiquetas, entrega) e feito por outra pessoa. Jessica NAO vai mais na torrefacao.</w:t>
+      </w:r>
+    </w:p>
+    <w:p/>
+    <w:p>
+      <w:pPr>
+        <w:pStyle w:val="Heading2"/>
+      </w:pPr>
+      <w:r>
+        <w:rPr>
+          <w:color w:val="333333"/>
+        </w:rPr>
+        <w:t>Horarios Ancora</w:t>
       </w:r>
     </w:p>
     <w:tbl>
       <w:tblPr>
-        <w:tblStyle w:val="LightGrid-Accent1"/>
+        <w:tblStyle w:val="LightShading-Accent1"/>
+        <w:tblW w:type="auto" w:w="0"/>
+        <w:jc w:val="center"/>
+        <w:tblLook w:firstColumn="1" w:firstRow="1" w:lastColumn="0" w:lastRow="0" w:noHBand="0" w:noVBand="1" w:val="04A0"/>
+      </w:tblPr>
+      <w:tblGrid>
+        <w:gridCol w:w="4320"/>
+        <w:gridCol w:w="4320"/>
+      </w:tblGrid>
+      <w:tr>
+        <w:tc>
+          <w:tcPr>
+            <w:tcW w:type="dxa" w:w="4320"/>
+          </w:tcPr>
+          <w:p>
+            <w:r>
+              <w:rPr>
+                <w:b/>
+                <w:sz w:val="18"/>
+              </w:rPr>
+              <w:t>Horario</w:t>
+            </w:r>
+          </w:p>
+        </w:tc>
+        <w:tc>
+          <w:tcPr>
+            <w:tcW w:type="dxa" w:w="4320"/>
+          </w:tcPr>
+          <w:p>
+            <w:r>
+              <w:rPr>
+                <w:b/>
+                <w:sz w:val="18"/>
+              </w:rPr>
+              <w:t>Evento</w:t>
+            </w:r>
+          </w:p>
+        </w:tc>
+      </w:tr>
+      <w:tr>
+        <w:tc>
+          <w:tcPr>
+            <w:tcW w:type="dxa" w:w="4320"/>
+          </w:tcPr>
+          <w:p>
+            <w:r>
+              <w:rPr>
+                <w:sz w:val="18"/>
+              </w:rPr>
+              <w:t>5:15</w:t>
+            </w:r>
+          </w:p>
+        </w:tc>
+        <w:tc>
+          <w:tcPr>
+            <w:tcW w:type="dxa" w:w="4320"/>
+          </w:tcPr>
+          <w:p>
+            <w:r>
+              <w:rPr>
+                <w:sz w:val="18"/>
+              </w:rPr>
+              <w:t>Acordar (dias uteis com academia)</w:t>
+            </w:r>
+          </w:p>
+        </w:tc>
+      </w:tr>
+      <w:tr>
+        <w:tc>
+          <w:tcPr>
+            <w:tcW w:type="dxa" w:w="4320"/>
+          </w:tcPr>
+          <w:p>
+            <w:r>
+              <w:rPr>
+                <w:sz w:val="18"/>
+              </w:rPr>
+              <w:t>6:15</w:t>
+            </w:r>
+          </w:p>
+        </w:tc>
+        <w:tc>
+          <w:tcPr>
+            <w:tcW w:type="dxa" w:w="4320"/>
+          </w:tcPr>
+          <w:p>
+            <w:r>
+              <w:rPr>
+                <w:sz w:val="18"/>
+              </w:rPr>
+              <w:t>Acordar (sabado e domingo, sem academia)</w:t>
+            </w:r>
+          </w:p>
+        </w:tc>
+      </w:tr>
+      <w:tr>
+        <w:tc>
+          <w:tcPr>
+            <w:tcW w:type="dxa" w:w="4320"/>
+          </w:tcPr>
+          <w:p>
+            <w:r>
+              <w:rPr>
+                <w:sz w:val="18"/>
+              </w:rPr>
+              <w:t>9:00</w:t>
+            </w:r>
+          </w:p>
+        </w:tc>
+        <w:tc>
+          <w:tcPr>
+            <w:tcW w:type="dxa" w:w="4320"/>
+          </w:tcPr>
+          <w:p>
+            <w:r>
+              <w:rPr>
+                <w:sz w:val="18"/>
+              </w:rPr>
+              <w:t>Julia acorda</w:t>
+            </w:r>
+          </w:p>
+        </w:tc>
+      </w:tr>
+      <w:tr>
+        <w:tc>
+          <w:tcPr>
+            <w:tcW w:type="dxa" w:w="4320"/>
+          </w:tcPr>
+          <w:p>
+            <w:r>
+              <w:rPr>
+                <w:sz w:val="18"/>
+              </w:rPr>
+              <w:t>12:30</w:t>
+            </w:r>
+          </w:p>
+        </w:tc>
+        <w:tc>
+          <w:tcPr>
+            <w:tcW w:type="dxa" w:w="4320"/>
+          </w:tcPr>
+          <w:p>
+            <w:r>
+              <w:rPr>
+                <w:sz w:val="18"/>
+              </w:rPr>
+              <w:t>Almoco na casa da mae</w:t>
+            </w:r>
+          </w:p>
+        </w:tc>
+      </w:tr>
+      <w:tr>
+        <w:tc>
+          <w:tcPr>
+            <w:tcW w:type="dxa" w:w="4320"/>
+          </w:tcPr>
+          <w:p>
+            <w:r>
+              <w:rPr>
+                <w:sz w:val="18"/>
+              </w:rPr>
+              <w:t>13:30</w:t>
+            </w:r>
+          </w:p>
+        </w:tc>
+        <w:tc>
+          <w:tcPr>
+            <w:tcW w:type="dxa" w:w="4320"/>
+          </w:tcPr>
+          <w:p>
+            <w:r>
+              <w:rPr>
+                <w:sz w:val="18"/>
+              </w:rPr>
+              <w:t>Julia fica com avo</w:t>
+            </w:r>
+          </w:p>
+        </w:tc>
+      </w:tr>
+      <w:tr>
+        <w:tc>
+          <w:tcPr>
+            <w:tcW w:type="dxa" w:w="4320"/>
+          </w:tcPr>
+          <w:p>
+            <w:r>
+              <w:rPr>
+                <w:sz w:val="18"/>
+              </w:rPr>
+              <w:t>18:00</w:t>
+            </w:r>
+          </w:p>
+        </w:tc>
+        <w:tc>
+          <w:tcPr>
+            <w:tcW w:type="dxa" w:w="4320"/>
+          </w:tcPr>
+          <w:p>
+            <w:r>
+              <w:rPr>
+                <w:sz w:val="18"/>
+              </w:rPr>
+              <w:t>Avo devolve Julia / cozinhar jantar (exceto quinta)</w:t>
+            </w:r>
+          </w:p>
+        </w:tc>
+      </w:tr>
+      <w:tr>
+        <w:tc>
+          <w:tcPr>
+            <w:tcW w:type="dxa" w:w="4320"/>
+          </w:tcPr>
+          <w:p>
+            <w:r>
+              <w:rPr>
+                <w:sz w:val="18"/>
+              </w:rPr>
+              <w:t>20:00</w:t>
+            </w:r>
+          </w:p>
+        </w:tc>
+        <w:tc>
+          <w:tcPr>
+            <w:tcW w:type="dxa" w:w="4320"/>
+          </w:tcPr>
+          <w:p>
+            <w:r>
+              <w:rPr>
+                <w:sz w:val="18"/>
+              </w:rPr>
+              <w:t>Rotina de sono Julia (exceto quinta = GVC)</w:t>
+            </w:r>
+          </w:p>
+        </w:tc>
+      </w:tr>
+    </w:tbl>
+    <w:p/>
+    <w:p>
+      <w:pPr>
+        <w:pStyle w:val="Heading1"/>
+      </w:pPr>
+      <w:r>
+        <w:rPr>
+          <w:color w:val="1A73E8"/>
+        </w:rPr>
+        <w:t>Agenda Diaria</w:t>
+      </w:r>
+    </w:p>
+    <w:p>
+      <w:pPr>
+        <w:pStyle w:val="Heading2"/>
+      </w:pPr>
+      <w:r>
+        <w:rPr>
+          <w:color w:val="333333"/>
+        </w:rPr>
+        <w:t>Segunda-feira — Faxina Banheiros + Papelaria</w:t>
+      </w:r>
+    </w:p>
+    <w:p>
+      <w:r>
+        <w:rPr>
+          <w:i/>
+          <w:color w:val="666666"/>
+          <w:sz w:val="18"/>
+        </w:rPr>
+        <w:t>Jessica fica em casa com Julia.</w:t>
+      </w:r>
+    </w:p>
+    <w:tbl>
+      <w:tblPr>
+        <w:tblStyle w:val="LightShading-Accent1"/>
         <w:tblW w:type="auto" w:w="0"/>
         <w:jc w:val="center"/>
         <w:tblLook w:firstColumn="1" w:firstRow="1" w:lastColumn="0" w:lastRow="0" w:noHBand="0" w:noVBand="1" w:val="04A0"/>
@@ -1019,7 +1129,7 @@
                 <w:b/>
                 <w:sz w:val="18"/>
               </w:rPr>
-              <w:t>Horário</w:t>
+              <w:t>Horario</w:t>
             </w:r>
           </w:p>
         </w:tc>
@@ -1088,6 +1198,7 @@
               <w:rPr>
                 <w:sz w:val="18"/>
               </w:rPr>
+              <w:t>Despertador de pulso</w:t>
             </w:r>
           </w:p>
         </w:tc>
@@ -1102,20 +1213,20 @@
               <w:rPr>
                 <w:sz w:val="18"/>
               </w:rPr>
-              <w:t>5:25–6:05</w:t>
-            </w:r>
-          </w:p>
-        </w:tc>
-        <w:tc>
-          <w:tcPr>
-            <w:tcW w:type="dxa" w:w="2880"/>
-          </w:tcPr>
-          <w:p>
-            <w:r>
-              <w:rPr>
-                <w:sz w:val="18"/>
-              </w:rPr>
-              <w:t>Musculação</w:t>
+              <w:t>5:25-6:05</w:t>
+            </w:r>
+          </w:p>
+        </w:tc>
+        <w:tc>
+          <w:tcPr>
+            <w:tcW w:type="dxa" w:w="2880"/>
+          </w:tcPr>
+          <w:p>
+            <w:r>
+              <w:rPr>
+                <w:sz w:val="18"/>
+              </w:rPr>
+              <w:t>Musculacao</w:t>
             </w:r>
           </w:p>
         </w:tc>
@@ -1142,32 +1253,33 @@
               <w:rPr>
                 <w:sz w:val="18"/>
               </w:rPr>
-              <w:t>6:05–6:25</w:t>
-            </w:r>
-          </w:p>
-        </w:tc>
-        <w:tc>
-          <w:tcPr>
-            <w:tcW w:type="dxa" w:w="2880"/>
-          </w:tcPr>
-          <w:p>
-            <w:r>
-              <w:rPr>
-                <w:sz w:val="18"/>
-              </w:rPr>
-              <w:t>Banho (sem cabelo)</w:t>
-            </w:r>
-          </w:p>
-        </w:tc>
-        <w:tc>
-          <w:tcPr>
-            <w:tcW w:type="dxa" w:w="2880"/>
-          </w:tcPr>
-          <w:p>
-            <w:r>
-              <w:rPr>
-                <w:sz w:val="18"/>
-              </w:rPr>
+              <w:t>6:05-6:35</w:t>
+            </w:r>
+          </w:p>
+        </w:tc>
+        <w:tc>
+          <w:tcPr>
+            <w:tcW w:type="dxa" w:w="2880"/>
+          </w:tcPr>
+          <w:p>
+            <w:r>
+              <w:rPr>
+                <w:sz w:val="18"/>
+              </w:rPr>
+              <w:t>Banho + lavar cabelo</w:t>
+            </w:r>
+          </w:p>
+        </w:tc>
+        <w:tc>
+          <w:tcPr>
+            <w:tcW w:type="dxa" w:w="2880"/>
+          </w:tcPr>
+          <w:p>
+            <w:r>
+              <w:rPr>
+                <w:sz w:val="18"/>
+              </w:rPr>
+              <w:t>Dia de cabelo</w:t>
             </w:r>
           </w:p>
         </w:tc>
@@ -1182,7 +1294,7 @@
               <w:rPr>
                 <w:sz w:val="18"/>
               </w:rPr>
-              <w:t>6:25–7:25</w:t>
+              <w:t>6:35-7:35</w:t>
             </w:r>
           </w:p>
         </w:tc>
@@ -1222,33 +1334,33 @@
               <w:rPr>
                 <w:sz w:val="18"/>
               </w:rPr>
-              <w:t>7:25–8:30</w:t>
-            </w:r>
-          </w:p>
-        </w:tc>
-        <w:tc>
-          <w:tcPr>
-            <w:tcW w:type="dxa" w:w="2880"/>
-          </w:tcPr>
-          <w:p>
-            <w:r>
-              <w:rPr>
-                <w:sz w:val="18"/>
-              </w:rPr>
-              <w:t>BLOCO TERRAÇO (65 min)</w:t>
-            </w:r>
-          </w:p>
-        </w:tc>
-        <w:tc>
-          <w:tcPr>
-            <w:tcW w:type="dxa" w:w="2880"/>
-          </w:tcPr>
-          <w:p>
-            <w:r>
-              <w:rPr>
-                <w:sz w:val="18"/>
-              </w:rPr>
-              <w:t>Terraço + cachorros + máquina + estender</w:t>
+              <w:t>7:35-8:40</w:t>
+            </w:r>
+          </w:p>
+        </w:tc>
+        <w:tc>
+          <w:tcPr>
+            <w:tcW w:type="dxa" w:w="2880"/>
+          </w:tcPr>
+          <w:p>
+            <w:r>
+              <w:rPr>
+                <w:sz w:val="18"/>
+              </w:rPr>
+              <w:t>BLOCO TERRACO</w:t>
+            </w:r>
+          </w:p>
+        </w:tc>
+        <w:tc>
+          <w:tcPr>
+            <w:tcW w:type="dxa" w:w="2880"/>
+          </w:tcPr>
+          <w:p>
+            <w:r>
+              <w:rPr>
+                <w:sz w:val="18"/>
+              </w:rPr>
+              <w:t>65 min</w:t>
             </w:r>
           </w:p>
         </w:tc>
@@ -1263,20 +1375,20 @@
               <w:rPr>
                 <w:sz w:val="18"/>
               </w:rPr>
-              <w:t>8:30–8:40</w:t>
-            </w:r>
-          </w:p>
-        </w:tc>
-        <w:tc>
-          <w:tcPr>
-            <w:tcW w:type="dxa" w:w="2880"/>
-          </w:tcPr>
-          <w:p>
-            <w:r>
-              <w:rPr>
-                <w:sz w:val="18"/>
-              </w:rPr>
-              <w:t>Varanda (10 min)</w:t>
+              <w:t>8:40-8:50</w:t>
+            </w:r>
+          </w:p>
+        </w:tc>
+        <w:tc>
+          <w:tcPr>
+            <w:tcW w:type="dxa" w:w="2880"/>
+          </w:tcPr>
+          <w:p>
+            <w:r>
+              <w:rPr>
+                <w:sz w:val="18"/>
+              </w:rPr>
+              <w:t>Limpar varanda</w:t>
             </w:r>
           </w:p>
         </w:tc>
@@ -1303,20 +1415,20 @@
               <w:rPr>
                 <w:sz w:val="18"/>
               </w:rPr>
-              <w:t>8:40–9:00</w:t>
-            </w:r>
-          </w:p>
-        </w:tc>
-        <w:tc>
-          <w:tcPr>
-            <w:tcW w:type="dxa" w:w="2880"/>
-          </w:tcPr>
-          <w:p>
-            <w:r>
-              <w:rPr>
-                <w:sz w:val="18"/>
-              </w:rPr>
-              <w:t>Tempo livre</w:t>
+              <w:t>9:00</w:t>
+            </w:r>
+          </w:p>
+        </w:tc>
+        <w:tc>
+          <w:tcPr>
+            <w:tcW w:type="dxa" w:w="2880"/>
+          </w:tcPr>
+          <w:p>
+            <w:r>
+              <w:rPr>
+                <w:sz w:val="18"/>
+              </w:rPr>
+              <w:t>Julia acorda</w:t>
             </w:r>
           </w:p>
         </w:tc>
@@ -1343,20 +1455,20 @@
               <w:rPr>
                 <w:sz w:val="18"/>
               </w:rPr>
-              <w:t>9:00–9:30</w:t>
-            </w:r>
-          </w:p>
-        </w:tc>
-        <w:tc>
-          <w:tcPr>
-            <w:tcW w:type="dxa" w:w="2880"/>
-          </w:tcPr>
-          <w:p>
-            <w:r>
-              <w:rPr>
-                <w:sz w:val="18"/>
-              </w:rPr>
-              <w:t>Café da manhã com Julia</w:t>
+              <w:t>9:00-9:30</w:t>
+            </w:r>
+          </w:p>
+        </w:tc>
+        <w:tc>
+          <w:tcPr>
+            <w:tcW w:type="dxa" w:w="2880"/>
+          </w:tcPr>
+          <w:p>
+            <w:r>
+              <w:rPr>
+                <w:sz w:val="18"/>
+              </w:rPr>
+              <w:t>Cafe da manha com Julia</w:t>
             </w:r>
           </w:p>
         </w:tc>
@@ -1383,33 +1495,33 @@
               <w:rPr>
                 <w:sz w:val="18"/>
               </w:rPr>
-              <w:t>9:30–10:00</w:t>
-            </w:r>
-          </w:p>
-        </w:tc>
-        <w:tc>
-          <w:tcPr>
-            <w:tcW w:type="dxa" w:w="2880"/>
-          </w:tcPr>
-          <w:p>
-            <w:r>
-              <w:rPr>
-                <w:sz w:val="18"/>
-              </w:rPr>
-              <w:t>Prova do café (~30 min)</w:t>
-            </w:r>
-          </w:p>
-        </w:tc>
-        <w:tc>
-          <w:tcPr>
-            <w:tcW w:type="dxa" w:w="2880"/>
-          </w:tcPr>
-          <w:p>
-            <w:r>
-              <w:rPr>
-                <w:sz w:val="18"/>
-              </w:rPr>
-              <w:t>Em casa, Julia por perto</w:t>
+              <w:t>9:30-12:25</w:t>
+            </w:r>
+          </w:p>
+        </w:tc>
+        <w:tc>
+          <w:tcPr>
+            <w:tcW w:type="dxa" w:w="2880"/>
+          </w:tcPr>
+          <w:p>
+            <w:r>
+              <w:rPr>
+                <w:sz w:val="18"/>
+              </w:rPr>
+              <w:t>TEMPO COM JULIA (2h55)</w:t>
+            </w:r>
+          </w:p>
+        </w:tc>
+        <w:tc>
+          <w:tcPr>
+            <w:tcW w:type="dxa" w:w="2880"/>
+          </w:tcPr>
+          <w:p>
+            <w:r>
+              <w:rPr>
+                <w:sz w:val="18"/>
+              </w:rPr>
+              <w:t>Sem producao de cafe!</w:t>
             </w:r>
           </w:p>
         </w:tc>
@@ -1424,20 +1536,20 @@
               <w:rPr>
                 <w:sz w:val="18"/>
               </w:rPr>
-              <w:t>10:00–12:25</w:t>
-            </w:r>
-          </w:p>
-        </w:tc>
-        <w:tc>
-          <w:tcPr>
-            <w:tcW w:type="dxa" w:w="2880"/>
-          </w:tcPr>
-          <w:p>
-            <w:r>
-              <w:rPr>
-                <w:sz w:val="18"/>
-              </w:rPr>
-              <w:t>TEMPO COM JULIA (2h25)</w:t>
+              <w:t>12:30-13:30</w:t>
+            </w:r>
+          </w:p>
+        </w:tc>
+        <w:tc>
+          <w:tcPr>
+            <w:tcW w:type="dxa" w:w="2880"/>
+          </w:tcPr>
+          <w:p>
+            <w:r>
+              <w:rPr>
+                <w:sz w:val="18"/>
+              </w:rPr>
+              <w:t>Almoco na mae com Julia</w:t>
             </w:r>
           </w:p>
         </w:tc>
@@ -1464,32 +1576,33 @@
               <w:rPr>
                 <w:sz w:val="18"/>
               </w:rPr>
-              <w:t>12:30–13:30</w:t>
-            </w:r>
-          </w:p>
-        </w:tc>
-        <w:tc>
-          <w:tcPr>
-            <w:tcW w:type="dxa" w:w="2880"/>
-          </w:tcPr>
-          <w:p>
-            <w:r>
-              <w:rPr>
-                <w:sz w:val="18"/>
-              </w:rPr>
-              <w:t>Almoço na casa da mãe</w:t>
-            </w:r>
-          </w:p>
-        </w:tc>
-        <w:tc>
-          <w:tcPr>
-            <w:tcW w:type="dxa" w:w="2880"/>
-          </w:tcPr>
-          <w:p>
-            <w:r>
-              <w:rPr>
-                <w:sz w:val="18"/>
-              </w:rPr>
+              <w:t>13:30-14:30</w:t>
+            </w:r>
+          </w:p>
+        </w:tc>
+        <w:tc>
+          <w:tcPr>
+            <w:tcW w:type="dxa" w:w="2880"/>
+          </w:tcPr>
+          <w:p>
+            <w:r>
+              <w:rPr>
+                <w:sz w:val="18"/>
+              </w:rPr>
+              <w:t>Faxina: Banheiros</w:t>
+            </w:r>
+          </w:p>
+        </w:tc>
+        <w:tc>
+          <w:tcPr>
+            <w:tcW w:type="dxa" w:w="2880"/>
+          </w:tcPr>
+          <w:p>
+            <w:r>
+              <w:rPr>
+                <w:sz w:val="18"/>
+              </w:rPr>
+              <w:t>Julia com avo</w:t>
             </w:r>
           </w:p>
         </w:tc>
@@ -1504,33 +1617,33 @@
               <w:rPr>
                 <w:sz w:val="18"/>
               </w:rPr>
-              <w:t>13:30–14:30</w:t>
-            </w:r>
-          </w:p>
-        </w:tc>
-        <w:tc>
-          <w:tcPr>
-            <w:tcW w:type="dxa" w:w="2880"/>
-          </w:tcPr>
-          <w:p>
-            <w:r>
-              <w:rPr>
-                <w:sz w:val="18"/>
-              </w:rPr>
-              <w:t>Faxina: Cozinha (1h)</w:t>
-            </w:r>
-          </w:p>
-        </w:tc>
-        <w:tc>
-          <w:tcPr>
-            <w:tcW w:type="dxa" w:w="2880"/>
-          </w:tcPr>
-          <w:p>
-            <w:r>
-              <w:rPr>
-                <w:sz w:val="18"/>
-              </w:rPr>
-              <w:t>Julia com avó</w:t>
+              <w:t>14:30-15:30</w:t>
+            </w:r>
+          </w:p>
+        </w:tc>
+        <w:tc>
+          <w:tcPr>
+            <w:tcW w:type="dxa" w:w="2880"/>
+          </w:tcPr>
+          <w:p>
+            <w:r>
+              <w:rPr>
+                <w:sz w:val="18"/>
+              </w:rPr>
+              <w:t>Papelaria: design de capas</w:t>
+            </w:r>
+          </w:p>
+        </w:tc>
+        <w:tc>
+          <w:tcPr>
+            <w:tcW w:type="dxa" w:w="2880"/>
+          </w:tcPr>
+          <w:p>
+            <w:r>
+              <w:rPr>
+                <w:sz w:val="18"/>
+              </w:rPr>
+              <w:t>1a sessao</w:t>
             </w:r>
           </w:p>
         </w:tc>
@@ -1545,20 +1658,20 @@
               <w:rPr>
                 <w:sz w:val="18"/>
               </w:rPr>
-              <w:t>14:30–15:30</w:t>
-            </w:r>
-          </w:p>
-        </w:tc>
-        <w:tc>
-          <w:tcPr>
-            <w:tcW w:type="dxa" w:w="2880"/>
-          </w:tcPr>
-          <w:p>
-            <w:r>
-              <w:rPr>
-                <w:sz w:val="18"/>
-              </w:rPr>
-              <w:t>Papelaria: design de capas</w:t>
+              <w:t>15:30-16:30</w:t>
+            </w:r>
+          </w:p>
+        </w:tc>
+        <w:tc>
+          <w:tcPr>
+            <w:tcW w:type="dxa" w:w="2880"/>
+          </w:tcPr>
+          <w:p>
+            <w:r>
+              <w:rPr>
+                <w:sz w:val="18"/>
+              </w:rPr>
+              <w:t>Papelaria: scrapbooks</w:t>
             </w:r>
           </w:p>
         </w:tc>
@@ -1585,20 +1698,20 @@
               <w:rPr>
                 <w:sz w:val="18"/>
               </w:rPr>
-              <w:t>15:30–16:30</w:t>
-            </w:r>
-          </w:p>
-        </w:tc>
-        <w:tc>
-          <w:tcPr>
-            <w:tcW w:type="dxa" w:w="2880"/>
-          </w:tcPr>
-          <w:p>
-            <w:r>
-              <w:rPr>
-                <w:sz w:val="18"/>
-              </w:rPr>
-              <w:t>Papelaria: scrapbooks</w:t>
+              <w:t>16:30-17:00</w:t>
+            </w:r>
+          </w:p>
+        </w:tc>
+        <w:tc>
+          <w:tcPr>
+            <w:tcW w:type="dxa" w:w="2880"/>
+          </w:tcPr>
+          <w:p>
+            <w:r>
+              <w:rPr>
+                <w:sz w:val="18"/>
+              </w:rPr>
+              <w:t>Metricas + filmes</w:t>
             </w:r>
           </w:p>
         </w:tc>
@@ -1625,20 +1738,20 @@
               <w:rPr>
                 <w:sz w:val="18"/>
               </w:rPr>
-              <w:t>16:30–17:00</w:t>
-            </w:r>
-          </w:p>
-        </w:tc>
-        <w:tc>
-          <w:tcPr>
-            <w:tcW w:type="dxa" w:w="2880"/>
-          </w:tcPr>
-          <w:p>
-            <w:r>
-              <w:rPr>
-                <w:sz w:val="18"/>
-              </w:rPr>
-              <w:t>Métricas + filmes</w:t>
+              <w:t>17:00-18:00</w:t>
+            </w:r>
+          </w:p>
+        </w:tc>
+        <w:tc>
+          <w:tcPr>
+            <w:tcW w:type="dxa" w:w="2880"/>
+          </w:tcPr>
+          <w:p>
+            <w:r>
+              <w:rPr>
+                <w:sz w:val="18"/>
+              </w:rPr>
+              <w:t>Buffer / adiantar tarefas</w:t>
             </w:r>
           </w:p>
         </w:tc>
@@ -1665,32 +1778,33 @@
               <w:rPr>
                 <w:sz w:val="18"/>
               </w:rPr>
-              <w:t>17:00–18:00</w:t>
-            </w:r>
-          </w:p>
-        </w:tc>
-        <w:tc>
-          <w:tcPr>
-            <w:tcW w:type="dxa" w:w="2880"/>
-          </w:tcPr>
-          <w:p>
-            <w:r>
-              <w:rPr>
-                <w:sz w:val="18"/>
-              </w:rPr>
-              <w:t>Buffer / adiantar tarefas</w:t>
-            </w:r>
-          </w:p>
-        </w:tc>
-        <w:tc>
-          <w:tcPr>
-            <w:tcW w:type="dxa" w:w="2880"/>
-          </w:tcPr>
-          <w:p>
-            <w:r>
-              <w:rPr>
-                <w:sz w:val="18"/>
-              </w:rPr>
+              <w:t>18:00-18:45</w:t>
+            </w:r>
+          </w:p>
+        </w:tc>
+        <w:tc>
+          <w:tcPr>
+            <w:tcW w:type="dxa" w:w="2880"/>
+          </w:tcPr>
+          <w:p>
+            <w:r>
+              <w:rPr>
+                <w:sz w:val="18"/>
+              </w:rPr>
+              <w:t>Cozinhar jantar</w:t>
+            </w:r>
+          </w:p>
+        </w:tc>
+        <w:tc>
+          <w:tcPr>
+            <w:tcW w:type="dxa" w:w="2880"/>
+          </w:tcPr>
+          <w:p>
+            <w:r>
+              <w:rPr>
+                <w:sz w:val="18"/>
+              </w:rPr>
+              <w:t>Julia por perto</w:t>
             </w:r>
           </w:p>
         </w:tc>
@@ -1705,33 +1819,32 @@
               <w:rPr>
                 <w:sz w:val="18"/>
               </w:rPr>
-              <w:t>18:00–18:45</w:t>
-            </w:r>
-          </w:p>
-        </w:tc>
-        <w:tc>
-          <w:tcPr>
-            <w:tcW w:type="dxa" w:w="2880"/>
-          </w:tcPr>
-          <w:p>
-            <w:r>
-              <w:rPr>
-                <w:sz w:val="18"/>
-              </w:rPr>
-              <w:t>Cozinhar jantar</w:t>
-            </w:r>
-          </w:p>
-        </w:tc>
-        <w:tc>
-          <w:tcPr>
-            <w:tcW w:type="dxa" w:w="2880"/>
-          </w:tcPr>
-          <w:p>
-            <w:r>
-              <w:rPr>
-                <w:sz w:val="18"/>
-              </w:rPr>
-              <w:t>Julia por perto</w:t>
+              <w:t>18:45-19:15</w:t>
+            </w:r>
+          </w:p>
+        </w:tc>
+        <w:tc>
+          <w:tcPr>
+            <w:tcW w:type="dxa" w:w="2880"/>
+          </w:tcPr>
+          <w:p>
+            <w:r>
+              <w:rPr>
+                <w:sz w:val="18"/>
+              </w:rPr>
+              <w:t>Jantar em familia</w:t>
+            </w:r>
+          </w:p>
+        </w:tc>
+        <w:tc>
+          <w:tcPr>
+            <w:tcW w:type="dxa" w:w="2880"/>
+          </w:tcPr>
+          <w:p>
+            <w:r>
+              <w:rPr>
+                <w:sz w:val="18"/>
+              </w:rPr>
             </w:r>
           </w:p>
         </w:tc>
@@ -1746,20 +1859,20 @@
               <w:rPr>
                 <w:sz w:val="18"/>
               </w:rPr>
-              <w:t>18:45–19:15</w:t>
-            </w:r>
-          </w:p>
-        </w:tc>
-        <w:tc>
-          <w:tcPr>
-            <w:tcW w:type="dxa" w:w="2880"/>
-          </w:tcPr>
-          <w:p>
-            <w:r>
-              <w:rPr>
-                <w:sz w:val="18"/>
-              </w:rPr>
-              <w:t>Jantar em família</w:t>
+              <w:t>19:15-20:00</w:t>
+            </w:r>
+          </w:p>
+        </w:tc>
+        <w:tc>
+          <w:tcPr>
+            <w:tcW w:type="dxa" w:w="2880"/>
+          </w:tcPr>
+          <w:p>
+            <w:r>
+              <w:rPr>
+                <w:sz w:val="18"/>
+              </w:rPr>
+              <w:t>Brincar com Julia</w:t>
             </w:r>
           </w:p>
         </w:tc>
@@ -1786,47 +1899,7 @@
               <w:rPr>
                 <w:sz w:val="18"/>
               </w:rPr>
-              <w:t>19:15–20:00</w:t>
-            </w:r>
-          </w:p>
-        </w:tc>
-        <w:tc>
-          <w:tcPr>
-            <w:tcW w:type="dxa" w:w="2880"/>
-          </w:tcPr>
-          <w:p>
-            <w:r>
-              <w:rPr>
-                <w:sz w:val="18"/>
-              </w:rPr>
-              <w:t>Brincar com Julia</w:t>
-            </w:r>
-          </w:p>
-        </w:tc>
-        <w:tc>
-          <w:tcPr>
-            <w:tcW w:type="dxa" w:w="2880"/>
-          </w:tcPr>
-          <w:p>
-            <w:r>
-              <w:rPr>
-                <w:sz w:val="18"/>
-              </w:rPr>
-            </w:r>
-          </w:p>
-        </w:tc>
-      </w:tr>
-      <w:tr>
-        <w:tc>
-          <w:tcPr>
-            <w:tcW w:type="dxa" w:w="2880"/>
-          </w:tcPr>
-          <w:p>
-            <w:r>
-              <w:rPr>
-                <w:sz w:val="18"/>
-              </w:rPr>
-              <w:t>20:00–22:00</w:t>
+              <w:t>20:00-22:00</w:t>
             </w:r>
           </w:p>
         </w:tc>
@@ -1858,34 +1931,30 @@
       </w:tr>
     </w:tbl>
     <w:p/>
-    <w:p>
-      <w:r>
-        <w:br w:type="page"/>
-      </w:r>
-    </w:p>
     <w:p>
       <w:pPr>
         <w:pStyle w:val="Heading2"/>
       </w:pPr>
       <w:r>
         <w:rPr>
-          <w:color w:val="2E4A62"/>
+          <w:color w:val="333333"/>
         </w:rPr>
-        <w:t>Quarta-feira — Torrefação (tarde) + Pintura + Rótulos</w:t>
+        <w:t>Terca-feira — Prova do cafe + Faxina Cozinha</w:t>
       </w:r>
     </w:p>
     <w:p>
       <w:r>
         <w:rPr>
           <w:i/>
+          <w:color w:val="666666"/>
           <w:sz w:val="18"/>
         </w:rPr>
-        <w:t>Manhã com Julia. Tarde: torrefação + pintura em casa. Julia fica com avó.</w:t>
+        <w:t>Prova do cafe em casa. Sem ida a torrefacao.</w:t>
       </w:r>
     </w:p>
     <w:tbl>
       <w:tblPr>
-        <w:tblStyle w:val="LightGrid-Accent1"/>
+        <w:tblStyle w:val="LightShading-Accent1"/>
         <w:tblW w:type="auto" w:w="0"/>
         <w:jc w:val="center"/>
         <w:tblLook w:firstColumn="1" w:firstRow="1" w:lastColumn="0" w:lastRow="0" w:noHBand="0" w:noVBand="1" w:val="04A0"/>
@@ -1906,7 +1975,7 @@
                 <w:b/>
                 <w:sz w:val="18"/>
               </w:rPr>
-              <w:t>Horário</w:t>
+              <w:t>Horario</w:t>
             </w:r>
           </w:p>
         </w:tc>
@@ -1989,20 +2058,20 @@
               <w:rPr>
                 <w:sz w:val="18"/>
               </w:rPr>
-              <w:t>5:25–6:05</w:t>
-            </w:r>
-          </w:p>
-        </w:tc>
-        <w:tc>
-          <w:tcPr>
-            <w:tcW w:type="dxa" w:w="2880"/>
-          </w:tcPr>
-          <w:p>
-            <w:r>
-              <w:rPr>
-                <w:sz w:val="18"/>
-              </w:rPr>
-              <w:t>Musculação</w:t>
+              <w:t>5:25-6:05</w:t>
+            </w:r>
+          </w:p>
+        </w:tc>
+        <w:tc>
+          <w:tcPr>
+            <w:tcW w:type="dxa" w:w="2880"/>
+          </w:tcPr>
+          <w:p>
+            <w:r>
+              <w:rPr>
+                <w:sz w:val="18"/>
+              </w:rPr>
+              <w:t>Musculacao</w:t>
             </w:r>
           </w:p>
         </w:tc>
@@ -2029,33 +2098,32 @@
               <w:rPr>
                 <w:sz w:val="18"/>
               </w:rPr>
-              <w:t>6:05–6:35</w:t>
-            </w:r>
-          </w:p>
-        </w:tc>
-        <w:tc>
-          <w:tcPr>
-            <w:tcW w:type="dxa" w:w="2880"/>
-          </w:tcPr>
-          <w:p>
-            <w:r>
-              <w:rPr>
-                <w:sz w:val="18"/>
-              </w:rPr>
-              <w:t>Banho + lavar cabelo</w:t>
-            </w:r>
-          </w:p>
-        </w:tc>
-        <w:tc>
-          <w:tcPr>
-            <w:tcW w:type="dxa" w:w="2880"/>
-          </w:tcPr>
-          <w:p>
-            <w:r>
-              <w:rPr>
-                <w:sz w:val="18"/>
-              </w:rPr>
-              <w:t>Dia de cabelo</w:t>
+              <w:t>6:05-6:25</w:t>
+            </w:r>
+          </w:p>
+        </w:tc>
+        <w:tc>
+          <w:tcPr>
+            <w:tcW w:type="dxa" w:w="2880"/>
+          </w:tcPr>
+          <w:p>
+            <w:r>
+              <w:rPr>
+                <w:sz w:val="18"/>
+              </w:rPr>
+              <w:t>Banho (sem cabelo)</w:t>
+            </w:r>
+          </w:p>
+        </w:tc>
+        <w:tc>
+          <w:tcPr>
+            <w:tcW w:type="dxa" w:w="2880"/>
+          </w:tcPr>
+          <w:p>
+            <w:r>
+              <w:rPr>
+                <w:sz w:val="18"/>
+              </w:rPr>
             </w:r>
           </w:p>
         </w:tc>
@@ -2070,7 +2138,7 @@
               <w:rPr>
                 <w:sz w:val="18"/>
               </w:rPr>
-              <w:t>6:35–7:35</w:t>
+              <w:t>6:25-7:25</w:t>
             </w:r>
           </w:p>
         </w:tc>
@@ -2110,33 +2178,33 @@
               <w:rPr>
                 <w:sz w:val="18"/>
               </w:rPr>
-              <w:t>7:35–8:40</w:t>
-            </w:r>
-          </w:p>
-        </w:tc>
-        <w:tc>
-          <w:tcPr>
-            <w:tcW w:type="dxa" w:w="2880"/>
-          </w:tcPr>
-          <w:p>
-            <w:r>
-              <w:rPr>
-                <w:sz w:val="18"/>
-              </w:rPr>
-              <w:t>BLOCO TERRAÇO (65 min)</w:t>
-            </w:r>
-          </w:p>
-        </w:tc>
-        <w:tc>
-          <w:tcPr>
-            <w:tcW w:type="dxa" w:w="2880"/>
-          </w:tcPr>
-          <w:p>
-            <w:r>
-              <w:rPr>
-                <w:sz w:val="18"/>
-              </w:rPr>
-              <w:t>Terraço + cachorros + máquina + estender</w:t>
+              <w:t>7:25-8:30</w:t>
+            </w:r>
+          </w:p>
+        </w:tc>
+        <w:tc>
+          <w:tcPr>
+            <w:tcW w:type="dxa" w:w="2880"/>
+          </w:tcPr>
+          <w:p>
+            <w:r>
+              <w:rPr>
+                <w:sz w:val="18"/>
+              </w:rPr>
+              <w:t>BLOCO TERRACO</w:t>
+            </w:r>
+          </w:p>
+        </w:tc>
+        <w:tc>
+          <w:tcPr>
+            <w:tcW w:type="dxa" w:w="2880"/>
+          </w:tcPr>
+          <w:p>
+            <w:r>
+              <w:rPr>
+                <w:sz w:val="18"/>
+              </w:rPr>
+              <w:t>65 min</w:t>
             </w:r>
           </w:p>
         </w:tc>
@@ -2151,20 +2219,20 @@
               <w:rPr>
                 <w:sz w:val="18"/>
               </w:rPr>
-              <w:t>8:40–8:50</w:t>
-            </w:r>
-          </w:p>
-        </w:tc>
-        <w:tc>
-          <w:tcPr>
-            <w:tcW w:type="dxa" w:w="2880"/>
-          </w:tcPr>
-          <w:p>
-            <w:r>
-              <w:rPr>
-                <w:sz w:val="18"/>
-              </w:rPr>
-              <w:t>Varanda (10 min)</w:t>
+              <w:t>8:30-8:40</w:t>
+            </w:r>
+          </w:p>
+        </w:tc>
+        <w:tc>
+          <w:tcPr>
+            <w:tcW w:type="dxa" w:w="2880"/>
+          </w:tcPr>
+          <w:p>
+            <w:r>
+              <w:rPr>
+                <w:sz w:val="18"/>
+              </w:rPr>
+              <w:t>Limpar varanda</w:t>
             </w:r>
           </w:p>
         </w:tc>
@@ -2191,20 +2259,20 @@
               <w:rPr>
                 <w:sz w:val="18"/>
               </w:rPr>
-              <w:t>8:50–9:00</w:t>
-            </w:r>
-          </w:p>
-        </w:tc>
-        <w:tc>
-          <w:tcPr>
-            <w:tcW w:type="dxa" w:w="2880"/>
-          </w:tcPr>
-          <w:p>
-            <w:r>
-              <w:rPr>
-                <w:sz w:val="18"/>
-              </w:rPr>
-              <w:t>Tempo livre</w:t>
+              <w:t>9:00</w:t>
+            </w:r>
+          </w:p>
+        </w:tc>
+        <w:tc>
+          <w:tcPr>
+            <w:tcW w:type="dxa" w:w="2880"/>
+          </w:tcPr>
+          <w:p>
+            <w:r>
+              <w:rPr>
+                <w:sz w:val="18"/>
+              </w:rPr>
+              <w:t>Julia acorda</w:t>
             </w:r>
           </w:p>
         </w:tc>
@@ -2231,20 +2299,20 @@
               <w:rPr>
                 <w:sz w:val="18"/>
               </w:rPr>
-              <w:t>9:00–9:30</w:t>
-            </w:r>
-          </w:p>
-        </w:tc>
-        <w:tc>
-          <w:tcPr>
-            <w:tcW w:type="dxa" w:w="2880"/>
-          </w:tcPr>
-          <w:p>
-            <w:r>
-              <w:rPr>
-                <w:sz w:val="18"/>
-              </w:rPr>
-              <w:t>Café da manhã com Julia</w:t>
+              <w:t>9:00-9:30</w:t>
+            </w:r>
+          </w:p>
+        </w:tc>
+        <w:tc>
+          <w:tcPr>
+            <w:tcW w:type="dxa" w:w="2880"/>
+          </w:tcPr>
+          <w:p>
+            <w:r>
+              <w:rPr>
+                <w:sz w:val="18"/>
+              </w:rPr>
+              <w:t>Cafe da manha com Julia</w:t>
             </w:r>
           </w:p>
         </w:tc>
@@ -2271,33 +2339,33 @@
               <w:rPr>
                 <w:sz w:val="18"/>
               </w:rPr>
-              <w:t>9:30–12:25</w:t>
-            </w:r>
-          </w:p>
-        </w:tc>
-        <w:tc>
-          <w:tcPr>
-            <w:tcW w:type="dxa" w:w="2880"/>
-          </w:tcPr>
-          <w:p>
-            <w:r>
-              <w:rPr>
-                <w:sz w:val="18"/>
-              </w:rPr>
-              <w:t>TEMPO COM JULIA (2h55)</w:t>
-            </w:r>
-          </w:p>
-        </w:tc>
-        <w:tc>
-          <w:tcPr>
-            <w:tcW w:type="dxa" w:w="2880"/>
-          </w:tcPr>
-          <w:p>
-            <w:r>
-              <w:rPr>
-                <w:sz w:val="18"/>
-              </w:rPr>
-              <w:t>Manhã inteira!</w:t>
+              <w:t>9:30-10:00</w:t>
+            </w:r>
+          </w:p>
+        </w:tc>
+        <w:tc>
+          <w:tcPr>
+            <w:tcW w:type="dxa" w:w="2880"/>
+          </w:tcPr>
+          <w:p>
+            <w:r>
+              <w:rPr>
+                <w:sz w:val="18"/>
+              </w:rPr>
+              <w:t>Prova do cafe (~30 min)</w:t>
+            </w:r>
+          </w:p>
+        </w:tc>
+        <w:tc>
+          <w:tcPr>
+            <w:tcW w:type="dxa" w:w="2880"/>
+          </w:tcPr>
+          <w:p>
+            <w:r>
+              <w:rPr>
+                <w:sz w:val="18"/>
+              </w:rPr>
+              <w:t>Em casa, Julia por perto</w:t>
             </w:r>
           </w:p>
         </w:tc>
@@ -2312,20 +2380,20 @@
               <w:rPr>
                 <w:sz w:val="18"/>
               </w:rPr>
-              <w:t>12:30–13:30</w:t>
-            </w:r>
-          </w:p>
-        </w:tc>
-        <w:tc>
-          <w:tcPr>
-            <w:tcW w:type="dxa" w:w="2880"/>
-          </w:tcPr>
-          <w:p>
-            <w:r>
-              <w:rPr>
-                <w:sz w:val="18"/>
-              </w:rPr>
-              <w:t>Almoço na casa da mãe</w:t>
+              <w:t>10:00-12:25</w:t>
+            </w:r>
+          </w:p>
+        </w:tc>
+        <w:tc>
+          <w:tcPr>
+            <w:tcW w:type="dxa" w:w="2880"/>
+          </w:tcPr>
+          <w:p>
+            <w:r>
+              <w:rPr>
+                <w:sz w:val="18"/>
+              </w:rPr>
+              <w:t>TEMPO COM JULIA (2h25)</w:t>
             </w:r>
           </w:p>
         </w:tc>
@@ -2352,33 +2420,32 @@
               <w:rPr>
                 <w:sz w:val="18"/>
               </w:rPr>
-              <w:t>13:30–13:50</w:t>
-            </w:r>
-          </w:p>
-        </w:tc>
-        <w:tc>
-          <w:tcPr>
-            <w:tcW w:type="dxa" w:w="2880"/>
-          </w:tcPr>
-          <w:p>
-            <w:r>
-              <w:rPr>
-                <w:sz w:val="18"/>
-              </w:rPr>
-              <w:t>Ir para torrefação (20 min)</w:t>
-            </w:r>
-          </w:p>
-        </w:tc>
-        <w:tc>
-          <w:tcPr>
-            <w:tcW w:type="dxa" w:w="2880"/>
-          </w:tcPr>
-          <w:p>
-            <w:r>
-              <w:rPr>
-                <w:sz w:val="18"/>
-              </w:rPr>
-              <w:t>Julia com avó</w:t>
+              <w:t>12:30-13:30</w:t>
+            </w:r>
+          </w:p>
+        </w:tc>
+        <w:tc>
+          <w:tcPr>
+            <w:tcW w:type="dxa" w:w="2880"/>
+          </w:tcPr>
+          <w:p>
+            <w:r>
+              <w:rPr>
+                <w:sz w:val="18"/>
+              </w:rPr>
+              <w:t>Almoco na mae com Julia</w:t>
+            </w:r>
+          </w:p>
+        </w:tc>
+        <w:tc>
+          <w:tcPr>
+            <w:tcW w:type="dxa" w:w="2880"/>
+          </w:tcPr>
+          <w:p>
+            <w:r>
+              <w:rPr>
+                <w:sz w:val="18"/>
+              </w:rPr>
             </w:r>
           </w:p>
         </w:tc>
@@ -2393,32 +2460,33 @@
               <w:rPr>
                 <w:sz w:val="18"/>
               </w:rPr>
-              <w:t>13:50–14:44</w:t>
-            </w:r>
-          </w:p>
-        </w:tc>
-        <w:tc>
-          <w:tcPr>
-            <w:tcW w:type="dxa" w:w="2880"/>
-          </w:tcPr>
-          <w:p>
-            <w:r>
-              <w:rPr>
-                <w:sz w:val="18"/>
-              </w:rPr>
-              <w:t>Empacotar (54 min)</w:t>
-            </w:r>
-          </w:p>
-        </w:tc>
-        <w:tc>
-          <w:tcPr>
-            <w:tcW w:type="dxa" w:w="2880"/>
-          </w:tcPr>
-          <w:p>
-            <w:r>
-              <w:rPr>
-                <w:sz w:val="18"/>
-              </w:rPr>
+              <w:t>13:30-14:30</w:t>
+            </w:r>
+          </w:p>
+        </w:tc>
+        <w:tc>
+          <w:tcPr>
+            <w:tcW w:type="dxa" w:w="2880"/>
+          </w:tcPr>
+          <w:p>
+            <w:r>
+              <w:rPr>
+                <w:sz w:val="18"/>
+              </w:rPr>
+              <w:t>Faxina: Cozinha</w:t>
+            </w:r>
+          </w:p>
+        </w:tc>
+        <w:tc>
+          <w:tcPr>
+            <w:tcW w:type="dxa" w:w="2880"/>
+          </w:tcPr>
+          <w:p>
+            <w:r>
+              <w:rPr>
+                <w:sz w:val="18"/>
+              </w:rPr>
+              <w:t>Julia com avo</w:t>
             </w:r>
           </w:p>
         </w:tc>
@@ -2433,32 +2501,33 @@
               <w:rPr>
                 <w:sz w:val="18"/>
               </w:rPr>
-              <w:t>14:44–15:14</w:t>
-            </w:r>
-          </w:p>
-        </w:tc>
-        <w:tc>
-          <w:tcPr>
-            <w:tcW w:type="dxa" w:w="2880"/>
-          </w:tcPr>
-          <w:p>
-            <w:r>
-              <w:rPr>
-                <w:sz w:val="18"/>
-              </w:rPr>
-              <w:t>Selar (seladora automática, ~30 min)</w:t>
-            </w:r>
-          </w:p>
-        </w:tc>
-        <w:tc>
-          <w:tcPr>
-            <w:tcW w:type="dxa" w:w="2880"/>
-          </w:tcPr>
-          <w:p>
-            <w:r>
-              <w:rPr>
-                <w:sz w:val="18"/>
-              </w:rPr>
+              <w:t>14:30-15:30</w:t>
+            </w:r>
+          </w:p>
+        </w:tc>
+        <w:tc>
+          <w:tcPr>
+            <w:tcW w:type="dxa" w:w="2880"/>
+          </w:tcPr>
+          <w:p>
+            <w:r>
+              <w:rPr>
+                <w:sz w:val="18"/>
+              </w:rPr>
+              <w:t>Papelaria: design de capas</w:t>
+            </w:r>
+          </w:p>
+        </w:tc>
+        <w:tc>
+          <w:tcPr>
+            <w:tcW w:type="dxa" w:w="2880"/>
+          </w:tcPr>
+          <w:p>
+            <w:r>
+              <w:rPr>
+                <w:sz w:val="18"/>
+              </w:rPr>
+              <w:t>2a sessao</w:t>
             </w:r>
           </w:p>
         </w:tc>
@@ -2473,20 +2542,20 @@
               <w:rPr>
                 <w:sz w:val="18"/>
               </w:rPr>
-              <w:t>15:14–15:34</w:t>
-            </w:r>
-          </w:p>
-        </w:tc>
-        <w:tc>
-          <w:tcPr>
-            <w:tcW w:type="dxa" w:w="2880"/>
-          </w:tcPr>
-          <w:p>
-            <w:r>
-              <w:rPr>
-                <w:sz w:val="18"/>
-              </w:rPr>
-              <w:t>Voltar pra casa (20 min)</w:t>
+              <w:t>15:30-16:30</w:t>
+            </w:r>
+          </w:p>
+        </w:tc>
+        <w:tc>
+          <w:tcPr>
+            <w:tcW w:type="dxa" w:w="2880"/>
+          </w:tcPr>
+          <w:p>
+            <w:r>
+              <w:rPr>
+                <w:sz w:val="18"/>
+              </w:rPr>
+              <w:t>Papelaria: scrapbooks</w:t>
             </w:r>
           </w:p>
         </w:tc>
@@ -2513,33 +2582,32 @@
               <w:rPr>
                 <w:sz w:val="18"/>
               </w:rPr>
-              <w:t>15:34–16:34</w:t>
-            </w:r>
-          </w:p>
-        </w:tc>
-        <w:tc>
-          <w:tcPr>
-            <w:tcW w:type="dxa" w:w="2880"/>
-          </w:tcPr>
-          <w:p>
-            <w:r>
-              <w:rPr>
-                <w:sz w:val="18"/>
-              </w:rPr>
-              <w:t>Pintura pacotes (1h)</w:t>
-            </w:r>
-          </w:p>
-        </w:tc>
-        <w:tc>
-          <w:tcPr>
-            <w:tcW w:type="dxa" w:w="2880"/>
-          </w:tcPr>
-          <w:p>
-            <w:r>
-              <w:rPr>
-                <w:sz w:val="18"/>
-              </w:rPr>
-              <w:t>Em casa, sem Julia (fumes)</w:t>
+              <w:t>16:30-17:00</w:t>
+            </w:r>
+          </w:p>
+        </w:tc>
+        <w:tc>
+          <w:tcPr>
+            <w:tcW w:type="dxa" w:w="2880"/>
+          </w:tcPr>
+          <w:p>
+            <w:r>
+              <w:rPr>
+                <w:sz w:val="18"/>
+              </w:rPr>
+              <w:t>Metricas + filmes</w:t>
+            </w:r>
+          </w:p>
+        </w:tc>
+        <w:tc>
+          <w:tcPr>
+            <w:tcW w:type="dxa" w:w="2880"/>
+          </w:tcPr>
+          <w:p>
+            <w:r>
+              <w:rPr>
+                <w:sz w:val="18"/>
+              </w:rPr>
             </w:r>
           </w:p>
         </w:tc>
@@ -2554,33 +2622,32 @@
               <w:rPr>
                 <w:sz w:val="18"/>
               </w:rPr>
-              <w:t>16:34–16:54</w:t>
-            </w:r>
-          </w:p>
-        </w:tc>
-        <w:tc>
-          <w:tcPr>
-            <w:tcW w:type="dxa" w:w="2880"/>
-          </w:tcPr>
-          <w:p>
-            <w:r>
-              <w:rPr>
-                <w:sz w:val="18"/>
-              </w:rPr>
-              <w:t>Rótulos (20 min)</w:t>
-            </w:r>
-          </w:p>
-        </w:tc>
-        <w:tc>
-          <w:tcPr>
-            <w:tcW w:type="dxa" w:w="2880"/>
-          </w:tcPr>
-          <w:p>
-            <w:r>
-              <w:rPr>
-                <w:sz w:val="18"/>
-              </w:rPr>
-              <w:t>Impressão autocolante</w:t>
+              <w:t>17:00-18:00</w:t>
+            </w:r>
+          </w:p>
+        </w:tc>
+        <w:tc>
+          <w:tcPr>
+            <w:tcW w:type="dxa" w:w="2880"/>
+          </w:tcPr>
+          <w:p>
+            <w:r>
+              <w:rPr>
+                <w:sz w:val="18"/>
+              </w:rPr>
+              <w:t>Buffer / adiantar tarefas</w:t>
+            </w:r>
+          </w:p>
+        </w:tc>
+        <w:tc>
+          <w:tcPr>
+            <w:tcW w:type="dxa" w:w="2880"/>
+          </w:tcPr>
+          <w:p>
+            <w:r>
+              <w:rPr>
+                <w:sz w:val="18"/>
+              </w:rPr>
             </w:r>
           </w:p>
         </w:tc>
@@ -2595,32 +2662,33 @@
               <w:rPr>
                 <w:sz w:val="18"/>
               </w:rPr>
-              <w:t>16:54–17:24</w:t>
-            </w:r>
-          </w:p>
-        </w:tc>
-        <w:tc>
-          <w:tcPr>
-            <w:tcW w:type="dxa" w:w="2880"/>
-          </w:tcPr>
-          <w:p>
-            <w:r>
-              <w:rPr>
-                <w:sz w:val="18"/>
-              </w:rPr>
-              <w:t>Métricas + filmes</w:t>
-            </w:r>
-          </w:p>
-        </w:tc>
-        <w:tc>
-          <w:tcPr>
-            <w:tcW w:type="dxa" w:w="2880"/>
-          </w:tcPr>
-          <w:p>
-            <w:r>
-              <w:rPr>
-                <w:sz w:val="18"/>
-              </w:rPr>
+              <w:t>18:00-18:45</w:t>
+            </w:r>
+          </w:p>
+        </w:tc>
+        <w:tc>
+          <w:tcPr>
+            <w:tcW w:type="dxa" w:w="2880"/>
+          </w:tcPr>
+          <w:p>
+            <w:r>
+              <w:rPr>
+                <w:sz w:val="18"/>
+              </w:rPr>
+              <w:t>Cozinhar jantar</w:t>
+            </w:r>
+          </w:p>
+        </w:tc>
+        <w:tc>
+          <w:tcPr>
+            <w:tcW w:type="dxa" w:w="2880"/>
+          </w:tcPr>
+          <w:p>
+            <w:r>
+              <w:rPr>
+                <w:sz w:val="18"/>
+              </w:rPr>
+              <w:t>Julia por perto</w:t>
             </w:r>
           </w:p>
         </w:tc>
@@ -2635,20 +2703,20 @@
               <w:rPr>
                 <w:sz w:val="18"/>
               </w:rPr>
-              <w:t>17:24–18:00</w:t>
-            </w:r>
-          </w:p>
-        </w:tc>
-        <w:tc>
-          <w:tcPr>
-            <w:tcW w:type="dxa" w:w="2880"/>
-          </w:tcPr>
-          <w:p>
-            <w:r>
-              <w:rPr>
-                <w:sz w:val="18"/>
-              </w:rPr>
-              <w:t>Buffer</w:t>
+              <w:t>18:45-19:15</w:t>
+            </w:r>
+          </w:p>
+        </w:tc>
+        <w:tc>
+          <w:tcPr>
+            <w:tcW w:type="dxa" w:w="2880"/>
+          </w:tcPr>
+          <w:p>
+            <w:r>
+              <w:rPr>
+                <w:sz w:val="18"/>
+              </w:rPr>
+              <w:t>Jantar em familia</w:t>
             </w:r>
           </w:p>
         </w:tc>
@@ -2675,33 +2743,32 @@
               <w:rPr>
                 <w:sz w:val="18"/>
               </w:rPr>
-              <w:t>18:00–18:45</w:t>
-            </w:r>
-          </w:p>
-        </w:tc>
-        <w:tc>
-          <w:tcPr>
-            <w:tcW w:type="dxa" w:w="2880"/>
-          </w:tcPr>
-          <w:p>
-            <w:r>
-              <w:rPr>
-                <w:sz w:val="18"/>
-              </w:rPr>
-              <w:t>Cozinhar jantar</w:t>
-            </w:r>
-          </w:p>
-        </w:tc>
-        <w:tc>
-          <w:tcPr>
-            <w:tcW w:type="dxa" w:w="2880"/>
-          </w:tcPr>
-          <w:p>
-            <w:r>
-              <w:rPr>
-                <w:sz w:val="18"/>
-              </w:rPr>
-              <w:t>Julia por perto</w:t>
+              <w:t>19:15-20:00</w:t>
+            </w:r>
+          </w:p>
+        </w:tc>
+        <w:tc>
+          <w:tcPr>
+            <w:tcW w:type="dxa" w:w="2880"/>
+          </w:tcPr>
+          <w:p>
+            <w:r>
+              <w:rPr>
+                <w:sz w:val="18"/>
+              </w:rPr>
+              <w:t>Brincar com Julia</w:t>
+            </w:r>
+          </w:p>
+        </w:tc>
+        <w:tc>
+          <w:tcPr>
+            <w:tcW w:type="dxa" w:w="2880"/>
+          </w:tcPr>
+          <w:p>
+            <w:r>
+              <w:rPr>
+                <w:sz w:val="18"/>
+              </w:rPr>
             </w:r>
           </w:p>
         </w:tc>
@@ -2716,87 +2783,7 @@
               <w:rPr>
                 <w:sz w:val="18"/>
               </w:rPr>
-              <w:t>18:45–19:15</w:t>
-            </w:r>
-          </w:p>
-        </w:tc>
-        <w:tc>
-          <w:tcPr>
-            <w:tcW w:type="dxa" w:w="2880"/>
-          </w:tcPr>
-          <w:p>
-            <w:r>
-              <w:rPr>
-                <w:sz w:val="18"/>
-              </w:rPr>
-              <w:t>Jantar em família</w:t>
-            </w:r>
-          </w:p>
-        </w:tc>
-        <w:tc>
-          <w:tcPr>
-            <w:tcW w:type="dxa" w:w="2880"/>
-          </w:tcPr>
-          <w:p>
-            <w:r>
-              <w:rPr>
-                <w:sz w:val="18"/>
-              </w:rPr>
-            </w:r>
-          </w:p>
-        </w:tc>
-      </w:tr>
-      <w:tr>
-        <w:tc>
-          <w:tcPr>
-            <w:tcW w:type="dxa" w:w="2880"/>
-          </w:tcPr>
-          <w:p>
-            <w:r>
-              <w:rPr>
-                <w:sz w:val="18"/>
-              </w:rPr>
-              <w:t>19:15–20:00</w:t>
-            </w:r>
-          </w:p>
-        </w:tc>
-        <w:tc>
-          <w:tcPr>
-            <w:tcW w:type="dxa" w:w="2880"/>
-          </w:tcPr>
-          <w:p>
-            <w:r>
-              <w:rPr>
-                <w:sz w:val="18"/>
-              </w:rPr>
-              <w:t>Brincar com Julia</w:t>
-            </w:r>
-          </w:p>
-        </w:tc>
-        <w:tc>
-          <w:tcPr>
-            <w:tcW w:type="dxa" w:w="2880"/>
-          </w:tcPr>
-          <w:p>
-            <w:r>
-              <w:rPr>
-                <w:sz w:val="18"/>
-              </w:rPr>
-            </w:r>
-          </w:p>
-        </w:tc>
-      </w:tr>
-      <w:tr>
-        <w:tc>
-          <w:tcPr>
-            <w:tcW w:type="dxa" w:w="2880"/>
-          </w:tcPr>
-          <w:p>
-            <w:r>
-              <w:rPr>
-                <w:sz w:val="18"/>
-              </w:rPr>
-              <w:t>20:00–22:00</w:t>
+              <w:t>20:00-22:00</w:t>
             </w:r>
           </w:p>
         </w:tc>
@@ -2834,23 +2821,24 @@
       </w:pPr>
       <w:r>
         <w:rPr>
-          <w:color w:val="2E4A62"/>
+          <w:color w:val="333333"/>
         </w:rPr>
-        <w:t>Quinta-feira — Caixas + Entrega + Quartos + GVC</w:t>
+        <w:t>Quarta-feira — Pintura (tarde) + Papelaria</w:t>
       </w:r>
     </w:p>
     <w:p>
       <w:r>
         <w:rPr>
           <w:i/>
+          <w:color w:val="666666"/>
           <w:sz w:val="18"/>
         </w:rPr>
-        <w:t>Manhã: montar caixas (Julia por perto). Tarde: entrega antes das 16h + quartos. SEM JANTAR.</w:t>
+        <w:t>Manha com Julia. Tarde: pintura de pacotes + papelaria. Julia fica com avo.</w:t>
       </w:r>
     </w:p>
     <w:tbl>
       <w:tblPr>
-        <w:tblStyle w:val="LightGrid-Accent1"/>
+        <w:tblStyle w:val="LightShading-Accent1"/>
         <w:tblW w:type="auto" w:w="0"/>
         <w:jc w:val="center"/>
         <w:tblLook w:firstColumn="1" w:firstRow="1" w:lastColumn="0" w:lastRow="0" w:noHBand="0" w:noVBand="1" w:val="04A0"/>
@@ -2871,7 +2859,7 @@
                 <w:b/>
                 <w:sz w:val="18"/>
               </w:rPr>
-              <w:t>Horário</w:t>
+              <w:t>Horario</w:t>
             </w:r>
           </w:p>
         </w:tc>
@@ -2954,20 +2942,20 @@
               <w:rPr>
                 <w:sz w:val="18"/>
               </w:rPr>
-              <w:t>5:25–6:05</w:t>
-            </w:r>
-          </w:p>
-        </w:tc>
-        <w:tc>
-          <w:tcPr>
-            <w:tcW w:type="dxa" w:w="2880"/>
-          </w:tcPr>
-          <w:p>
-            <w:r>
-              <w:rPr>
-                <w:sz w:val="18"/>
-              </w:rPr>
-              <w:t>Musculação</w:t>
+              <w:t>5:25-6:05</w:t>
+            </w:r>
+          </w:p>
+        </w:tc>
+        <w:tc>
+          <w:tcPr>
+            <w:tcW w:type="dxa" w:w="2880"/>
+          </w:tcPr>
+          <w:p>
+            <w:r>
+              <w:rPr>
+                <w:sz w:val="18"/>
+              </w:rPr>
+              <w:t>Musculacao</w:t>
             </w:r>
           </w:p>
         </w:tc>
@@ -2994,32 +2982,33 @@
               <w:rPr>
                 <w:sz w:val="18"/>
               </w:rPr>
-              <w:t>6:05–6:25</w:t>
-            </w:r>
-          </w:p>
-        </w:tc>
-        <w:tc>
-          <w:tcPr>
-            <w:tcW w:type="dxa" w:w="2880"/>
-          </w:tcPr>
-          <w:p>
-            <w:r>
-              <w:rPr>
-                <w:sz w:val="18"/>
-              </w:rPr>
-              <w:t>Banho</w:t>
-            </w:r>
-          </w:p>
-        </w:tc>
-        <w:tc>
-          <w:tcPr>
-            <w:tcW w:type="dxa" w:w="2880"/>
-          </w:tcPr>
-          <w:p>
-            <w:r>
-              <w:rPr>
-                <w:sz w:val="18"/>
-              </w:rPr>
+              <w:t>6:05-6:35</w:t>
+            </w:r>
+          </w:p>
+        </w:tc>
+        <w:tc>
+          <w:tcPr>
+            <w:tcW w:type="dxa" w:w="2880"/>
+          </w:tcPr>
+          <w:p>
+            <w:r>
+              <w:rPr>
+                <w:sz w:val="18"/>
+              </w:rPr>
+              <w:t>Banho + lavar cabelo</w:t>
+            </w:r>
+          </w:p>
+        </w:tc>
+        <w:tc>
+          <w:tcPr>
+            <w:tcW w:type="dxa" w:w="2880"/>
+          </w:tcPr>
+          <w:p>
+            <w:r>
+              <w:rPr>
+                <w:sz w:val="18"/>
+              </w:rPr>
+              <w:t>Dia de cabelo</w:t>
             </w:r>
           </w:p>
         </w:tc>
@@ -3034,7 +3023,7 @@
               <w:rPr>
                 <w:sz w:val="18"/>
               </w:rPr>
-              <w:t>6:25–7:25</w:t>
+              <w:t>6:35-7:35</w:t>
             </w:r>
           </w:p>
         </w:tc>
@@ -3074,33 +3063,33 @@
               <w:rPr>
                 <w:sz w:val="18"/>
               </w:rPr>
-              <w:t>7:25–8:30</w:t>
-            </w:r>
-          </w:p>
-        </w:tc>
-        <w:tc>
-          <w:tcPr>
-            <w:tcW w:type="dxa" w:w="2880"/>
-          </w:tcPr>
-          <w:p>
-            <w:r>
-              <w:rPr>
-                <w:sz w:val="18"/>
-              </w:rPr>
-              <w:t>BLOCO TERRAÇO (65 min)</w:t>
-            </w:r>
-          </w:p>
-        </w:tc>
-        <w:tc>
-          <w:tcPr>
-            <w:tcW w:type="dxa" w:w="2880"/>
-          </w:tcPr>
-          <w:p>
-            <w:r>
-              <w:rPr>
-                <w:sz w:val="18"/>
-              </w:rPr>
-              <w:t>Terraço + cachorros + máquina + estender</w:t>
+              <w:t>7:35-8:40</w:t>
+            </w:r>
+          </w:p>
+        </w:tc>
+        <w:tc>
+          <w:tcPr>
+            <w:tcW w:type="dxa" w:w="2880"/>
+          </w:tcPr>
+          <w:p>
+            <w:r>
+              <w:rPr>
+                <w:sz w:val="18"/>
+              </w:rPr>
+              <w:t>BLOCO TERRACO</w:t>
+            </w:r>
+          </w:p>
+        </w:tc>
+        <w:tc>
+          <w:tcPr>
+            <w:tcW w:type="dxa" w:w="2880"/>
+          </w:tcPr>
+          <w:p>
+            <w:r>
+              <w:rPr>
+                <w:sz w:val="18"/>
+              </w:rPr>
+              <w:t>65 min</w:t>
             </w:r>
           </w:p>
         </w:tc>
@@ -3115,20 +3104,20 @@
               <w:rPr>
                 <w:sz w:val="18"/>
               </w:rPr>
-              <w:t>8:30–8:40</w:t>
-            </w:r>
-          </w:p>
-        </w:tc>
-        <w:tc>
-          <w:tcPr>
-            <w:tcW w:type="dxa" w:w="2880"/>
-          </w:tcPr>
-          <w:p>
-            <w:r>
-              <w:rPr>
-                <w:sz w:val="18"/>
-              </w:rPr>
-              <w:t>Varanda (10 min)</w:t>
+              <w:t>8:40-8:50</w:t>
+            </w:r>
+          </w:p>
+        </w:tc>
+        <w:tc>
+          <w:tcPr>
+            <w:tcW w:type="dxa" w:w="2880"/>
+          </w:tcPr>
+          <w:p>
+            <w:r>
+              <w:rPr>
+                <w:sz w:val="18"/>
+              </w:rPr>
+              <w:t>Limpar varanda</w:t>
             </w:r>
           </w:p>
         </w:tc>
@@ -3155,20 +3144,20 @@
               <w:rPr>
                 <w:sz w:val="18"/>
               </w:rPr>
-              <w:t>8:40–9:00</w:t>
-            </w:r>
-          </w:p>
-        </w:tc>
-        <w:tc>
-          <w:tcPr>
-            <w:tcW w:type="dxa" w:w="2880"/>
-          </w:tcPr>
-          <w:p>
-            <w:r>
-              <w:rPr>
-                <w:sz w:val="18"/>
-              </w:rPr>
-              <w:t>Tempo livre</w:t>
+              <w:t>9:00</w:t>
+            </w:r>
+          </w:p>
+        </w:tc>
+        <w:tc>
+          <w:tcPr>
+            <w:tcW w:type="dxa" w:w="2880"/>
+          </w:tcPr>
+          <w:p>
+            <w:r>
+              <w:rPr>
+                <w:sz w:val="18"/>
+              </w:rPr>
+              <w:t>Julia acorda</w:t>
             </w:r>
           </w:p>
         </w:tc>
@@ -3195,20 +3184,20 @@
               <w:rPr>
                 <w:sz w:val="18"/>
               </w:rPr>
-              <w:t>9:00–9:30</w:t>
-            </w:r>
-          </w:p>
-        </w:tc>
-        <w:tc>
-          <w:tcPr>
-            <w:tcW w:type="dxa" w:w="2880"/>
-          </w:tcPr>
-          <w:p>
-            <w:r>
-              <w:rPr>
-                <w:sz w:val="18"/>
-              </w:rPr>
-              <w:t>Café da manhã com Julia</w:t>
+              <w:t>9:00-9:30</w:t>
+            </w:r>
+          </w:p>
+        </w:tc>
+        <w:tc>
+          <w:tcPr>
+            <w:tcW w:type="dxa" w:w="2880"/>
+          </w:tcPr>
+          <w:p>
+            <w:r>
+              <w:rPr>
+                <w:sz w:val="18"/>
+              </w:rPr>
+              <w:t>Cafe da manha com Julia</w:t>
             </w:r>
           </w:p>
         </w:tc>
@@ -3235,33 +3224,33 @@
               <w:rPr>
                 <w:sz w:val="18"/>
               </w:rPr>
-              <w:t>9:30–11:40</w:t>
-            </w:r>
-          </w:p>
-        </w:tc>
-        <w:tc>
-          <w:tcPr>
-            <w:tcW w:type="dxa" w:w="2880"/>
-          </w:tcPr>
-          <w:p>
-            <w:r>
-              <w:rPr>
-                <w:sz w:val="18"/>
-              </w:rPr>
-              <w:t>Montar caixas (26 = 2h10)</w:t>
-            </w:r>
-          </w:p>
-        </w:tc>
-        <w:tc>
-          <w:tcPr>
-            <w:tcW w:type="dxa" w:w="2880"/>
-          </w:tcPr>
-          <w:p>
-            <w:r>
-              <w:rPr>
-                <w:sz w:val="18"/>
-              </w:rPr>
-              <w:t>Sem fumes, Julia por perto</w:t>
+              <w:t>9:30-12:25</w:t>
+            </w:r>
+          </w:p>
+        </w:tc>
+        <w:tc>
+          <w:tcPr>
+            <w:tcW w:type="dxa" w:w="2880"/>
+          </w:tcPr>
+          <w:p>
+            <w:r>
+              <w:rPr>
+                <w:sz w:val="18"/>
+              </w:rPr>
+              <w:t>TEMPO COM JULIA (2h55!)</w:t>
+            </w:r>
+          </w:p>
+        </w:tc>
+        <w:tc>
+          <w:tcPr>
+            <w:tcW w:type="dxa" w:w="2880"/>
+          </w:tcPr>
+          <w:p>
+            <w:r>
+              <w:rPr>
+                <w:sz w:val="18"/>
+              </w:rPr>
+              <w:t>Manha inteira!</w:t>
             </w:r>
           </w:p>
         </w:tc>
@@ -3276,20 +3265,20 @@
               <w:rPr>
                 <w:sz w:val="18"/>
               </w:rPr>
-              <w:t>11:40–12:25</w:t>
-            </w:r>
-          </w:p>
-        </w:tc>
-        <w:tc>
-          <w:tcPr>
-            <w:tcW w:type="dxa" w:w="2880"/>
-          </w:tcPr>
-          <w:p>
-            <w:r>
-              <w:rPr>
-                <w:sz w:val="18"/>
-              </w:rPr>
-              <w:t>Tempo com Julia (~45 min)</w:t>
+              <w:t>12:30-13:30</w:t>
+            </w:r>
+          </w:p>
+        </w:tc>
+        <w:tc>
+          <w:tcPr>
+            <w:tcW w:type="dxa" w:w="2880"/>
+          </w:tcPr>
+          <w:p>
+            <w:r>
+              <w:rPr>
+                <w:sz w:val="18"/>
+              </w:rPr>
+              <w:t>Almoco na mae com Julia</w:t>
             </w:r>
           </w:p>
         </w:tc>
@@ -3316,32 +3305,33 @@
               <w:rPr>
                 <w:sz w:val="18"/>
               </w:rPr>
-              <w:t>12:30–13:30</w:t>
-            </w:r>
-          </w:p>
-        </w:tc>
-        <w:tc>
-          <w:tcPr>
-            <w:tcW w:type="dxa" w:w="2880"/>
-          </w:tcPr>
-          <w:p>
-            <w:r>
-              <w:rPr>
-                <w:sz w:val="18"/>
-              </w:rPr>
-              <w:t>Almoço na casa da mãe</w:t>
-            </w:r>
-          </w:p>
-        </w:tc>
-        <w:tc>
-          <w:tcPr>
-            <w:tcW w:type="dxa" w:w="2880"/>
-          </w:tcPr>
-          <w:p>
-            <w:r>
-              <w:rPr>
-                <w:sz w:val="18"/>
-              </w:rPr>
+              <w:t>13:30-14:30</w:t>
+            </w:r>
+          </w:p>
+        </w:tc>
+        <w:tc>
+          <w:tcPr>
+            <w:tcW w:type="dxa" w:w="2880"/>
+          </w:tcPr>
+          <w:p>
+            <w:r>
+              <w:rPr>
+                <w:sz w:val="18"/>
+              </w:rPr>
+              <w:t>Pintura pacotes (1h)</w:t>
+            </w:r>
+          </w:p>
+        </w:tc>
+        <w:tc>
+          <w:tcPr>
+            <w:tcW w:type="dxa" w:w="2880"/>
+          </w:tcPr>
+          <w:p>
+            <w:r>
+              <w:rPr>
+                <w:sz w:val="18"/>
+              </w:rPr>
+              <w:t>Julia com avo, sem fumes</w:t>
             </w:r>
           </w:p>
         </w:tc>
@@ -3356,33 +3346,32 @@
               <w:rPr>
                 <w:sz w:val="18"/>
               </w:rPr>
-              <w:t>13:30–14:30</w:t>
-            </w:r>
-          </w:p>
-        </w:tc>
-        <w:tc>
-          <w:tcPr>
-            <w:tcW w:type="dxa" w:w="2880"/>
-          </w:tcPr>
-          <w:p>
-            <w:r>
-              <w:rPr>
-                <w:sz w:val="18"/>
-              </w:rPr>
-              <w:t>Separação + etiquetas auto (~1h)</w:t>
-            </w:r>
-          </w:p>
-        </w:tc>
-        <w:tc>
-          <w:tcPr>
-            <w:tcW w:type="dxa" w:w="2880"/>
-          </w:tcPr>
-          <w:p>
-            <w:r>
-              <w:rPr>
-                <w:sz w:val="18"/>
-              </w:rPr>
-              <w:t>Julia com avó</w:t>
+              <w:t>14:30-15:30</w:t>
+            </w:r>
+          </w:p>
+        </w:tc>
+        <w:tc>
+          <w:tcPr>
+            <w:tcW w:type="dxa" w:w="2880"/>
+          </w:tcPr>
+          <w:p>
+            <w:r>
+              <w:rPr>
+                <w:sz w:val="18"/>
+              </w:rPr>
+              <w:t>Papelaria: scrapbooks</w:t>
+            </w:r>
+          </w:p>
+        </w:tc>
+        <w:tc>
+          <w:tcPr>
+            <w:tcW w:type="dxa" w:w="2880"/>
+          </w:tcPr>
+          <w:p>
+            <w:r>
+              <w:rPr>
+                <w:sz w:val="18"/>
+              </w:rPr>
             </w:r>
           </w:p>
         </w:tc>
@@ -3397,33 +3386,32 @@
               <w:rPr>
                 <w:sz w:val="18"/>
               </w:rPr>
-              <w:t>14:30–14:50</w:t>
-            </w:r>
-          </w:p>
-        </w:tc>
-        <w:tc>
-          <w:tcPr>
-            <w:tcW w:type="dxa" w:w="2880"/>
-          </w:tcPr>
-          <w:p>
-            <w:r>
-              <w:rPr>
-                <w:sz w:val="18"/>
-              </w:rPr>
-              <w:t>ENTREGA (~20 min)</w:t>
-            </w:r>
-          </w:p>
-        </w:tc>
-        <w:tc>
-          <w:tcPr>
-            <w:tcW w:type="dxa" w:w="2880"/>
-          </w:tcPr>
-          <w:p>
-            <w:r>
-              <w:rPr>
-                <w:sz w:val="18"/>
-              </w:rPr>
-              <w:t>Antes das 16h!</w:t>
+              <w:t>15:30-16:30</w:t>
+            </w:r>
+          </w:p>
+        </w:tc>
+        <w:tc>
+          <w:tcPr>
+            <w:tcW w:type="dxa" w:w="2880"/>
+          </w:tcPr>
+          <w:p>
+            <w:r>
+              <w:rPr>
+                <w:sz w:val="18"/>
+              </w:rPr>
+              <w:t>Papelaria: scrapbooks</w:t>
+            </w:r>
+          </w:p>
+        </w:tc>
+        <w:tc>
+          <w:tcPr>
+            <w:tcW w:type="dxa" w:w="2880"/>
+          </w:tcPr>
+          <w:p>
+            <w:r>
+              <w:rPr>
+                <w:sz w:val="18"/>
+              </w:rPr>
             </w:r>
           </w:p>
         </w:tc>
@@ -3438,20 +3426,20 @@
               <w:rPr>
                 <w:sz w:val="18"/>
               </w:rPr>
-              <w:t>14:50–16:20</w:t>
-            </w:r>
-          </w:p>
-        </w:tc>
-        <w:tc>
-          <w:tcPr>
-            <w:tcW w:type="dxa" w:w="2880"/>
-          </w:tcPr>
-          <w:p>
-            <w:r>
-              <w:rPr>
-                <w:sz w:val="18"/>
-              </w:rPr>
-              <w:t>Faxina: Quartos (1h30)</w:t>
+              <w:t>16:30-17:00</w:t>
+            </w:r>
+          </w:p>
+        </w:tc>
+        <w:tc>
+          <w:tcPr>
+            <w:tcW w:type="dxa" w:w="2880"/>
+          </w:tcPr>
+          <w:p>
+            <w:r>
+              <w:rPr>
+                <w:sz w:val="18"/>
+              </w:rPr>
+              <w:t>Metricas + filmes</w:t>
             </w:r>
           </w:p>
         </w:tc>
@@ -3478,20 +3466,20 @@
               <w:rPr>
                 <w:sz w:val="18"/>
               </w:rPr>
-              <w:t>16:20–16:50</w:t>
-            </w:r>
-          </w:p>
-        </w:tc>
-        <w:tc>
-          <w:tcPr>
-            <w:tcW w:type="dxa" w:w="2880"/>
-          </w:tcPr>
-          <w:p>
-            <w:r>
-              <w:rPr>
-                <w:sz w:val="18"/>
-              </w:rPr>
-              <w:t>Métricas + filmes</w:t>
+              <w:t>17:00-18:00</w:t>
+            </w:r>
+          </w:p>
+        </w:tc>
+        <w:tc>
+          <w:tcPr>
+            <w:tcW w:type="dxa" w:w="2880"/>
+          </w:tcPr>
+          <w:p>
+            <w:r>
+              <w:rPr>
+                <w:sz w:val="18"/>
+              </w:rPr>
+              <w:t>Buffer / adiantar tarefas</w:t>
             </w:r>
           </w:p>
         </w:tc>
@@ -3518,33 +3506,33 @@
               <w:rPr>
                 <w:sz w:val="18"/>
               </w:rPr>
-              <w:t>16:50–20:00</w:t>
-            </w:r>
-          </w:p>
-        </w:tc>
-        <w:tc>
-          <w:tcPr>
-            <w:tcW w:type="dxa" w:w="2880"/>
-          </w:tcPr>
-          <w:p>
-            <w:r>
-              <w:rPr>
-                <w:sz w:val="18"/>
-              </w:rPr>
-              <w:t>TEMPO COM JULIA (3h10)</w:t>
-            </w:r>
-          </w:p>
-        </w:tc>
-        <w:tc>
-          <w:tcPr>
-            <w:tcW w:type="dxa" w:w="2880"/>
-          </w:tcPr>
-          <w:p>
-            <w:r>
-              <w:rPr>
-                <w:sz w:val="18"/>
-              </w:rPr>
-              <w:t>Sem jantar nesse dia</w:t>
+              <w:t>18:00-18:45</w:t>
+            </w:r>
+          </w:p>
+        </w:tc>
+        <w:tc>
+          <w:tcPr>
+            <w:tcW w:type="dxa" w:w="2880"/>
+          </w:tcPr>
+          <w:p>
+            <w:r>
+              <w:rPr>
+                <w:sz w:val="18"/>
+              </w:rPr>
+              <w:t>Cozinhar jantar</w:t>
+            </w:r>
+          </w:p>
+        </w:tc>
+        <w:tc>
+          <w:tcPr>
+            <w:tcW w:type="dxa" w:w="2880"/>
+          </w:tcPr>
+          <w:p>
+            <w:r>
+              <w:rPr>
+                <w:sz w:val="18"/>
+              </w:rPr>
+              <w:t>Julia por perto</w:t>
             </w:r>
           </w:p>
         </w:tc>
@@ -3559,58 +3547,142 @@
               <w:rPr>
                 <w:sz w:val="18"/>
               </w:rPr>
-              <w:t>20:00–22:00</w:t>
-            </w:r>
-          </w:p>
-        </w:tc>
-        <w:tc>
-          <w:tcPr>
-            <w:tcW w:type="dxa" w:w="2880"/>
-          </w:tcPr>
-          <w:p>
-            <w:r>
-              <w:rPr>
-                <w:sz w:val="18"/>
-              </w:rPr>
-              <w:t>GVC</w:t>
-            </w:r>
-          </w:p>
-        </w:tc>
-        <w:tc>
-          <w:tcPr>
-            <w:tcW w:type="dxa" w:w="2880"/>
-          </w:tcPr>
-          <w:p>
-            <w:r>
-              <w:rPr>
-                <w:sz w:val="18"/>
-              </w:rPr>
-              <w:t>Julia junto</w:t>
+              <w:t>18:45-19:15</w:t>
+            </w:r>
+          </w:p>
+        </w:tc>
+        <w:tc>
+          <w:tcPr>
+            <w:tcW w:type="dxa" w:w="2880"/>
+          </w:tcPr>
+          <w:p>
+            <w:r>
+              <w:rPr>
+                <w:sz w:val="18"/>
+              </w:rPr>
+              <w:t>Jantar em familia</w:t>
+            </w:r>
+          </w:p>
+        </w:tc>
+        <w:tc>
+          <w:tcPr>
+            <w:tcW w:type="dxa" w:w="2880"/>
+          </w:tcPr>
+          <w:p>
+            <w:r>
+              <w:rPr>
+                <w:sz w:val="18"/>
+              </w:rPr>
+            </w:r>
+          </w:p>
+        </w:tc>
+      </w:tr>
+      <w:tr>
+        <w:tc>
+          <w:tcPr>
+            <w:tcW w:type="dxa" w:w="2880"/>
+          </w:tcPr>
+          <w:p>
+            <w:r>
+              <w:rPr>
+                <w:sz w:val="18"/>
+              </w:rPr>
+              <w:t>19:15-20:00</w:t>
+            </w:r>
+          </w:p>
+        </w:tc>
+        <w:tc>
+          <w:tcPr>
+            <w:tcW w:type="dxa" w:w="2880"/>
+          </w:tcPr>
+          <w:p>
+            <w:r>
+              <w:rPr>
+                <w:sz w:val="18"/>
+              </w:rPr>
+              <w:t>Brincar com Julia</w:t>
+            </w:r>
+          </w:p>
+        </w:tc>
+        <w:tc>
+          <w:tcPr>
+            <w:tcW w:type="dxa" w:w="2880"/>
+          </w:tcPr>
+          <w:p>
+            <w:r>
+              <w:rPr>
+                <w:sz w:val="18"/>
+              </w:rPr>
+            </w:r>
+          </w:p>
+        </w:tc>
+      </w:tr>
+      <w:tr>
+        <w:tc>
+          <w:tcPr>
+            <w:tcW w:type="dxa" w:w="2880"/>
+          </w:tcPr>
+          <w:p>
+            <w:r>
+              <w:rPr>
+                <w:sz w:val="18"/>
+              </w:rPr>
+              <w:t>20:00-22:00</w:t>
+            </w:r>
+          </w:p>
+        </w:tc>
+        <w:tc>
+          <w:tcPr>
+            <w:tcW w:type="dxa" w:w="2880"/>
+          </w:tcPr>
+          <w:p>
+            <w:r>
+              <w:rPr>
+                <w:sz w:val="18"/>
+              </w:rPr>
+              <w:t>Rotina de sono Julia</w:t>
+            </w:r>
+          </w:p>
+        </w:tc>
+        <w:tc>
+          <w:tcPr>
+            <w:tcW w:type="dxa" w:w="2880"/>
+          </w:tcPr>
+          <w:p>
+            <w:r>
+              <w:rPr>
+                <w:sz w:val="18"/>
+              </w:rPr>
             </w:r>
           </w:p>
         </w:tc>
       </w:tr>
     </w:tbl>
     <w:p/>
-    <w:p>
-      <w:r>
-        <w:br w:type="page"/>
-      </w:r>
-    </w:p>
     <w:p>
       <w:pPr>
         <w:pStyle w:val="Heading2"/>
       </w:pPr>
       <w:r>
         <w:rPr>
-          <w:color w:val="2E4A62"/>
+          <w:color w:val="333333"/>
         </w:rPr>
-        <w:t>Sexta-feira — Faxina (Escritório + Sala) + Unhas</w:t>
+        <w:t>Quinta-feira — Julia (manha) + Quartos + GVC</w:t>
+      </w:r>
+    </w:p>
+    <w:p>
+      <w:r>
+        <w:rPr>
+          <w:i/>
+          <w:color w:val="666666"/>
+          <w:sz w:val="18"/>
+        </w:rPr>
+        <w:t>Manha inteira com Julia! Tarde: faxina quartos + Julia mais cedo. Sem jantar.</w:t>
       </w:r>
     </w:p>
     <w:tbl>
       <w:tblPr>
-        <w:tblStyle w:val="LightGrid-Accent1"/>
+        <w:tblStyle w:val="LightShading-Accent1"/>
         <w:tblW w:type="auto" w:w="0"/>
         <w:jc w:val="center"/>
         <w:tblLook w:firstColumn="1" w:firstRow="1" w:lastColumn="0" w:lastRow="0" w:noHBand="0" w:noVBand="1" w:val="04A0"/>
@@ -3631,7 +3703,7 @@
                 <w:b/>
                 <w:sz w:val="18"/>
               </w:rPr>
-              <w:t>Horário</w:t>
+              <w:t>Horario</w:t>
             </w:r>
           </w:p>
         </w:tc>
@@ -3714,20 +3786,20 @@
               <w:rPr>
                 <w:sz w:val="18"/>
               </w:rPr>
-              <w:t>5:25–6:05</w:t>
-            </w:r>
-          </w:p>
-        </w:tc>
-        <w:tc>
-          <w:tcPr>
-            <w:tcW w:type="dxa" w:w="2880"/>
-          </w:tcPr>
-          <w:p>
-            <w:r>
-              <w:rPr>
-                <w:sz w:val="18"/>
-              </w:rPr>
-              <w:t>Musculação</w:t>
+              <w:t>5:25-6:05</w:t>
+            </w:r>
+          </w:p>
+        </w:tc>
+        <w:tc>
+          <w:tcPr>
+            <w:tcW w:type="dxa" w:w="2880"/>
+          </w:tcPr>
+          <w:p>
+            <w:r>
+              <w:rPr>
+                <w:sz w:val="18"/>
+              </w:rPr>
+              <w:t>Musculacao</w:t>
             </w:r>
           </w:p>
         </w:tc>
@@ -3754,33 +3826,32 @@
               <w:rPr>
                 <w:sz w:val="18"/>
               </w:rPr>
-              <w:t>6:05–6:35</w:t>
-            </w:r>
-          </w:p>
-        </w:tc>
-        <w:tc>
-          <w:tcPr>
-            <w:tcW w:type="dxa" w:w="2880"/>
-          </w:tcPr>
-          <w:p>
-            <w:r>
-              <w:rPr>
-                <w:sz w:val="18"/>
-              </w:rPr>
-              <w:t>Banho + lavar cabelo</w:t>
-            </w:r>
-          </w:p>
-        </w:tc>
-        <w:tc>
-          <w:tcPr>
-            <w:tcW w:type="dxa" w:w="2880"/>
-          </w:tcPr>
-          <w:p>
-            <w:r>
-              <w:rPr>
-                <w:sz w:val="18"/>
-              </w:rPr>
-              <w:t>Dia de cabelo</w:t>
+              <w:t>6:05-6:25</w:t>
+            </w:r>
+          </w:p>
+        </w:tc>
+        <w:tc>
+          <w:tcPr>
+            <w:tcW w:type="dxa" w:w="2880"/>
+          </w:tcPr>
+          <w:p>
+            <w:r>
+              <w:rPr>
+                <w:sz w:val="18"/>
+              </w:rPr>
+              <w:t>Banho (sem cabelo)</w:t>
+            </w:r>
+          </w:p>
+        </w:tc>
+        <w:tc>
+          <w:tcPr>
+            <w:tcW w:type="dxa" w:w="2880"/>
+          </w:tcPr>
+          <w:p>
+            <w:r>
+              <w:rPr>
+                <w:sz w:val="18"/>
+              </w:rPr>
             </w:r>
           </w:p>
         </w:tc>
@@ -3795,7 +3866,7 @@
               <w:rPr>
                 <w:sz w:val="18"/>
               </w:rPr>
-              <w:t>6:35–7:35</w:t>
+              <w:t>6:25-7:25</w:t>
             </w:r>
           </w:p>
         </w:tc>
@@ -3835,33 +3906,33 @@
               <w:rPr>
                 <w:sz w:val="18"/>
               </w:rPr>
-              <w:t>7:35–8:40</w:t>
-            </w:r>
-          </w:p>
-        </w:tc>
-        <w:tc>
-          <w:tcPr>
-            <w:tcW w:type="dxa" w:w="2880"/>
-          </w:tcPr>
-          <w:p>
-            <w:r>
-              <w:rPr>
-                <w:sz w:val="18"/>
-              </w:rPr>
-              <w:t>BLOCO TERRAÇO (65 min)</w:t>
-            </w:r>
-          </w:p>
-        </w:tc>
-        <w:tc>
-          <w:tcPr>
-            <w:tcW w:type="dxa" w:w="2880"/>
-          </w:tcPr>
-          <w:p>
-            <w:r>
-              <w:rPr>
-                <w:sz w:val="18"/>
-              </w:rPr>
-              <w:t>Terraço + cachorros + máquina + estender</w:t>
+              <w:t>7:25-8:30</w:t>
+            </w:r>
+          </w:p>
+        </w:tc>
+        <w:tc>
+          <w:tcPr>
+            <w:tcW w:type="dxa" w:w="2880"/>
+          </w:tcPr>
+          <w:p>
+            <w:r>
+              <w:rPr>
+                <w:sz w:val="18"/>
+              </w:rPr>
+              <w:t>BLOCO TERRACO</w:t>
+            </w:r>
+          </w:p>
+        </w:tc>
+        <w:tc>
+          <w:tcPr>
+            <w:tcW w:type="dxa" w:w="2880"/>
+          </w:tcPr>
+          <w:p>
+            <w:r>
+              <w:rPr>
+                <w:sz w:val="18"/>
+              </w:rPr>
+              <w:t>65 min</w:t>
             </w:r>
           </w:p>
         </w:tc>
@@ -3876,20 +3947,20 @@
               <w:rPr>
                 <w:sz w:val="18"/>
               </w:rPr>
-              <w:t>8:40–8:50</w:t>
-            </w:r>
-          </w:p>
-        </w:tc>
-        <w:tc>
-          <w:tcPr>
-            <w:tcW w:type="dxa" w:w="2880"/>
-          </w:tcPr>
-          <w:p>
-            <w:r>
-              <w:rPr>
-                <w:sz w:val="18"/>
-              </w:rPr>
-              <w:t>Varanda (10 min)</w:t>
+              <w:t>8:30-8:40</w:t>
+            </w:r>
+          </w:p>
+        </w:tc>
+        <w:tc>
+          <w:tcPr>
+            <w:tcW w:type="dxa" w:w="2880"/>
+          </w:tcPr>
+          <w:p>
+            <w:r>
+              <w:rPr>
+                <w:sz w:val="18"/>
+              </w:rPr>
+              <w:t>Limpar varanda</w:t>
             </w:r>
           </w:p>
         </w:tc>
@@ -3916,20 +3987,20 @@
               <w:rPr>
                 <w:sz w:val="18"/>
               </w:rPr>
-              <w:t>8:50–9:00</w:t>
-            </w:r>
-          </w:p>
-        </w:tc>
-        <w:tc>
-          <w:tcPr>
-            <w:tcW w:type="dxa" w:w="2880"/>
-          </w:tcPr>
-          <w:p>
-            <w:r>
-              <w:rPr>
-                <w:sz w:val="18"/>
-              </w:rPr>
-              <w:t>Tempo livre</w:t>
+              <w:t>9:00</w:t>
+            </w:r>
+          </w:p>
+        </w:tc>
+        <w:tc>
+          <w:tcPr>
+            <w:tcW w:type="dxa" w:w="2880"/>
+          </w:tcPr>
+          <w:p>
+            <w:r>
+              <w:rPr>
+                <w:sz w:val="18"/>
+              </w:rPr>
+              <w:t>Julia acorda</w:t>
             </w:r>
           </w:p>
         </w:tc>
@@ -3956,20 +4027,20 @@
               <w:rPr>
                 <w:sz w:val="18"/>
               </w:rPr>
-              <w:t>9:00–9:30</w:t>
-            </w:r>
-          </w:p>
-        </w:tc>
-        <w:tc>
-          <w:tcPr>
-            <w:tcW w:type="dxa" w:w="2880"/>
-          </w:tcPr>
-          <w:p>
-            <w:r>
-              <w:rPr>
-                <w:sz w:val="18"/>
-              </w:rPr>
-              <w:t>Café da manhã com Julia</w:t>
+              <w:t>9:00-9:30</w:t>
+            </w:r>
+          </w:p>
+        </w:tc>
+        <w:tc>
+          <w:tcPr>
+            <w:tcW w:type="dxa" w:w="2880"/>
+          </w:tcPr>
+          <w:p>
+            <w:r>
+              <w:rPr>
+                <w:sz w:val="18"/>
+              </w:rPr>
+              <w:t>Cafe da manha com Julia</w:t>
             </w:r>
           </w:p>
         </w:tc>
@@ -3996,32 +4067,33 @@
               <w:rPr>
                 <w:sz w:val="18"/>
               </w:rPr>
-              <w:t>9:30–10:30</w:t>
-            </w:r>
-          </w:p>
-        </w:tc>
-        <w:tc>
-          <w:tcPr>
-            <w:tcW w:type="dxa" w:w="2880"/>
-          </w:tcPr>
-          <w:p>
-            <w:r>
-              <w:rPr>
-                <w:sz w:val="18"/>
-              </w:rPr>
-              <w:t>Tempo com Julia / atividades juntas</w:t>
-            </w:r>
-          </w:p>
-        </w:tc>
-        <w:tc>
-          <w:tcPr>
-            <w:tcW w:type="dxa" w:w="2880"/>
-          </w:tcPr>
-          <w:p>
-            <w:r>
-              <w:rPr>
-                <w:sz w:val="18"/>
-              </w:rPr>
+              <w:t>9:30-12:25</w:t>
+            </w:r>
+          </w:p>
+        </w:tc>
+        <w:tc>
+          <w:tcPr>
+            <w:tcW w:type="dxa" w:w="2880"/>
+          </w:tcPr>
+          <w:p>
+            <w:r>
+              <w:rPr>
+                <w:sz w:val="18"/>
+              </w:rPr>
+              <w:t>TEMPO COM JULIA (2h55)</w:t>
+            </w:r>
+          </w:p>
+        </w:tc>
+        <w:tc>
+          <w:tcPr>
+            <w:tcW w:type="dxa" w:w="2880"/>
+          </w:tcPr>
+          <w:p>
+            <w:r>
+              <w:rPr>
+                <w:sz w:val="18"/>
+              </w:rPr>
+              <w:t>Manha inteira! Sem cafe!</w:t>
             </w:r>
           </w:p>
         </w:tc>
@@ -4036,20 +4108,20 @@
               <w:rPr>
                 <w:sz w:val="18"/>
               </w:rPr>
-              <w:t>10:30–12:00</w:t>
-            </w:r>
-          </w:p>
-        </w:tc>
-        <w:tc>
-          <w:tcPr>
-            <w:tcW w:type="dxa" w:w="2880"/>
-          </w:tcPr>
-          <w:p>
-            <w:r>
-              <w:rPr>
-                <w:sz w:val="18"/>
-              </w:rPr>
-              <w:t>Papelaria: scrapbooks</w:t>
+              <w:t>12:30-13:30</w:t>
+            </w:r>
+          </w:p>
+        </w:tc>
+        <w:tc>
+          <w:tcPr>
+            <w:tcW w:type="dxa" w:w="2880"/>
+          </w:tcPr>
+          <w:p>
+            <w:r>
+              <w:rPr>
+                <w:sz w:val="18"/>
+              </w:rPr>
+              <w:t>Almoco na mae com Julia</w:t>
             </w:r>
           </w:p>
         </w:tc>
@@ -4076,32 +4148,33 @@
               <w:rPr>
                 <w:sz w:val="18"/>
               </w:rPr>
-              <w:t>12:00–12:25</w:t>
-            </w:r>
-          </w:p>
-        </w:tc>
-        <w:tc>
-          <w:tcPr>
-            <w:tcW w:type="dxa" w:w="2880"/>
-          </w:tcPr>
-          <w:p>
-            <w:r>
-              <w:rPr>
-                <w:sz w:val="18"/>
-              </w:rPr>
-              <w:t>Tempo com Julia</w:t>
-            </w:r>
-          </w:p>
-        </w:tc>
-        <w:tc>
-          <w:tcPr>
-            <w:tcW w:type="dxa" w:w="2880"/>
-          </w:tcPr>
-          <w:p>
-            <w:r>
-              <w:rPr>
-                <w:sz w:val="18"/>
-              </w:rPr>
+              <w:t>13:30-15:00</w:t>
+            </w:r>
+          </w:p>
+        </w:tc>
+        <w:tc>
+          <w:tcPr>
+            <w:tcW w:type="dxa" w:w="2880"/>
+          </w:tcPr>
+          <w:p>
+            <w:r>
+              <w:rPr>
+                <w:sz w:val="18"/>
+              </w:rPr>
+              <w:t>Faxina: Quartos (1h30)</w:t>
+            </w:r>
+          </w:p>
+        </w:tc>
+        <w:tc>
+          <w:tcPr>
+            <w:tcW w:type="dxa" w:w="2880"/>
+          </w:tcPr>
+          <w:p>
+            <w:r>
+              <w:rPr>
+                <w:sz w:val="18"/>
+              </w:rPr>
+              <w:t>Julia com avo</w:t>
             </w:r>
           </w:p>
         </w:tc>
@@ -4116,20 +4189,20 @@
               <w:rPr>
                 <w:sz w:val="18"/>
               </w:rPr>
-              <w:t>12:30–13:30</w:t>
-            </w:r>
-          </w:p>
-        </w:tc>
-        <w:tc>
-          <w:tcPr>
-            <w:tcW w:type="dxa" w:w="2880"/>
-          </w:tcPr>
-          <w:p>
-            <w:r>
-              <w:rPr>
-                <w:sz w:val="18"/>
-              </w:rPr>
-              <w:t>Almoço na casa da mãe</w:t>
+              <w:t>15:00-15:30</w:t>
+            </w:r>
+          </w:p>
+        </w:tc>
+        <w:tc>
+          <w:tcPr>
+            <w:tcW w:type="dxa" w:w="2880"/>
+          </w:tcPr>
+          <w:p>
+            <w:r>
+              <w:rPr>
+                <w:sz w:val="18"/>
+              </w:rPr>
+              <w:t>Metricas + filmes</w:t>
             </w:r>
           </w:p>
         </w:tc>
@@ -4156,33 +4229,32 @@
               <w:rPr>
                 <w:sz w:val="18"/>
               </w:rPr>
-              <w:t>13:30–14:30</w:t>
-            </w:r>
-          </w:p>
-        </w:tc>
-        <w:tc>
-          <w:tcPr>
-            <w:tcW w:type="dxa" w:w="2880"/>
-          </w:tcPr>
-          <w:p>
-            <w:r>
-              <w:rPr>
-                <w:sz w:val="18"/>
-              </w:rPr>
-              <w:t>Faxina: Escritório + corredor (1h)</w:t>
-            </w:r>
-          </w:p>
-        </w:tc>
-        <w:tc>
-          <w:tcPr>
-            <w:tcW w:type="dxa" w:w="2880"/>
-          </w:tcPr>
-          <w:p>
-            <w:r>
-              <w:rPr>
-                <w:sz w:val="18"/>
-              </w:rPr>
-              <w:t>Julia com avó</w:t>
+              <w:t>15:30-16:30</w:t>
+            </w:r>
+          </w:p>
+        </w:tc>
+        <w:tc>
+          <w:tcPr>
+            <w:tcW w:type="dxa" w:w="2880"/>
+          </w:tcPr>
+          <w:p>
+            <w:r>
+              <w:rPr>
+                <w:sz w:val="18"/>
+              </w:rPr>
+              <w:t>Papelaria / Buffer</w:t>
+            </w:r>
+          </w:p>
+        </w:tc>
+        <w:tc>
+          <w:tcPr>
+            <w:tcW w:type="dxa" w:w="2880"/>
+          </w:tcPr>
+          <w:p>
+            <w:r>
+              <w:rPr>
+                <w:sz w:val="18"/>
+              </w:rPr>
             </w:r>
           </w:p>
         </w:tc>
@@ -4197,32 +4269,33 @@
               <w:rPr>
                 <w:sz w:val="18"/>
               </w:rPr>
-              <w:t>14:30–15:30</w:t>
-            </w:r>
-          </w:p>
-        </w:tc>
-        <w:tc>
-          <w:tcPr>
-            <w:tcW w:type="dxa" w:w="2880"/>
-          </w:tcPr>
-          <w:p>
-            <w:r>
-              <w:rPr>
-                <w:sz w:val="18"/>
-              </w:rPr>
-              <w:t>Faxina: Sala (1h)</w:t>
-            </w:r>
-          </w:p>
-        </w:tc>
-        <w:tc>
-          <w:tcPr>
-            <w:tcW w:type="dxa" w:w="2880"/>
-          </w:tcPr>
-          <w:p>
-            <w:r>
-              <w:rPr>
-                <w:sz w:val="18"/>
-              </w:rPr>
+              <w:t>16:30-20:00</w:t>
+            </w:r>
+          </w:p>
+        </w:tc>
+        <w:tc>
+          <w:tcPr>
+            <w:tcW w:type="dxa" w:w="2880"/>
+          </w:tcPr>
+          <w:p>
+            <w:r>
+              <w:rPr>
+                <w:sz w:val="18"/>
+              </w:rPr>
+              <w:t>Tempo com Julia (3h30)</w:t>
+            </w:r>
+          </w:p>
+        </w:tc>
+        <w:tc>
+          <w:tcPr>
+            <w:tcW w:type="dxa" w:w="2880"/>
+          </w:tcPr>
+          <w:p>
+            <w:r>
+              <w:rPr>
+                <w:sz w:val="18"/>
+              </w:rPr>
+              <w:t>Buscar mais cedo! Sem jantar</w:t>
             </w:r>
           </w:p>
         </w:tc>
@@ -4237,313 +4310,33 @@
               <w:rPr>
                 <w:sz w:val="18"/>
               </w:rPr>
-              <w:t>15:30–16:10</w:t>
-            </w:r>
-          </w:p>
-        </w:tc>
-        <w:tc>
-          <w:tcPr>
-            <w:tcW w:type="dxa" w:w="2880"/>
-          </w:tcPr>
-          <w:p>
-            <w:r>
-              <w:rPr>
-                <w:sz w:val="18"/>
-              </w:rPr>
-              <w:t>Faxina: Roupa de cama (40 min)</w:t>
-            </w:r>
-          </w:p>
-        </w:tc>
-        <w:tc>
-          <w:tcPr>
-            <w:tcW w:type="dxa" w:w="2880"/>
-          </w:tcPr>
-          <w:p>
-            <w:r>
-              <w:rPr>
-                <w:sz w:val="18"/>
-              </w:rPr>
-            </w:r>
-          </w:p>
-        </w:tc>
-      </w:tr>
-      <w:tr>
-        <w:tc>
-          <w:tcPr>
-            <w:tcW w:type="dxa" w:w="2880"/>
-          </w:tcPr>
-          <w:p>
-            <w:r>
-              <w:rPr>
-                <w:sz w:val="18"/>
-              </w:rPr>
-              <w:t>16:10–16:40</w:t>
-            </w:r>
-          </w:p>
-        </w:tc>
-        <w:tc>
-          <w:tcPr>
-            <w:tcW w:type="dxa" w:w="2880"/>
-          </w:tcPr>
-          <w:p>
-            <w:r>
-              <w:rPr>
-                <w:sz w:val="18"/>
-              </w:rPr>
-              <w:t>Cuidar das unhas (30 min)</w:t>
-            </w:r>
-          </w:p>
-        </w:tc>
-        <w:tc>
-          <w:tcPr>
-            <w:tcW w:type="dxa" w:w="2880"/>
-          </w:tcPr>
-          <w:p>
-            <w:r>
-              <w:rPr>
-                <w:sz w:val="18"/>
-              </w:rPr>
-            </w:r>
-          </w:p>
-        </w:tc>
-      </w:tr>
-      <w:tr>
-        <w:tc>
-          <w:tcPr>
-            <w:tcW w:type="dxa" w:w="2880"/>
-          </w:tcPr>
-          <w:p>
-            <w:r>
-              <w:rPr>
-                <w:sz w:val="18"/>
-              </w:rPr>
-              <w:t>16:40–17:10</w:t>
-            </w:r>
-          </w:p>
-        </w:tc>
-        <w:tc>
-          <w:tcPr>
-            <w:tcW w:type="dxa" w:w="2880"/>
-          </w:tcPr>
-          <w:p>
-            <w:r>
-              <w:rPr>
-                <w:sz w:val="18"/>
-              </w:rPr>
-              <w:t>Métricas + filmes</w:t>
-            </w:r>
-          </w:p>
-        </w:tc>
-        <w:tc>
-          <w:tcPr>
-            <w:tcW w:type="dxa" w:w="2880"/>
-          </w:tcPr>
-          <w:p>
-            <w:r>
-              <w:rPr>
-                <w:sz w:val="18"/>
-              </w:rPr>
-            </w:r>
-          </w:p>
-        </w:tc>
-      </w:tr>
-      <w:tr>
-        <w:tc>
-          <w:tcPr>
-            <w:tcW w:type="dxa" w:w="2880"/>
-          </w:tcPr>
-          <w:p>
-            <w:r>
-              <w:rPr>
-                <w:sz w:val="18"/>
-              </w:rPr>
-              <w:t>17:10–18:00</w:t>
-            </w:r>
-          </w:p>
-        </w:tc>
-        <w:tc>
-          <w:tcPr>
-            <w:tcW w:type="dxa" w:w="2880"/>
-          </w:tcPr>
-          <w:p>
-            <w:r>
-              <w:rPr>
-                <w:sz w:val="18"/>
-              </w:rPr>
-              <w:t>Buffer / scrapbooks</w:t>
-            </w:r>
-          </w:p>
-        </w:tc>
-        <w:tc>
-          <w:tcPr>
-            <w:tcW w:type="dxa" w:w="2880"/>
-          </w:tcPr>
-          <w:p>
-            <w:r>
-              <w:rPr>
-                <w:sz w:val="18"/>
-              </w:rPr>
-            </w:r>
-          </w:p>
-        </w:tc>
-      </w:tr>
-      <w:tr>
-        <w:tc>
-          <w:tcPr>
-            <w:tcW w:type="dxa" w:w="2880"/>
-          </w:tcPr>
-          <w:p>
-            <w:r>
-              <w:rPr>
-                <w:sz w:val="18"/>
-              </w:rPr>
-              <w:t>18:00–18:45</w:t>
-            </w:r>
-          </w:p>
-        </w:tc>
-        <w:tc>
-          <w:tcPr>
-            <w:tcW w:type="dxa" w:w="2880"/>
-          </w:tcPr>
-          <w:p>
-            <w:r>
-              <w:rPr>
-                <w:sz w:val="18"/>
-              </w:rPr>
-              <w:t>Cozinhar jantar</w:t>
-            </w:r>
-          </w:p>
-        </w:tc>
-        <w:tc>
-          <w:tcPr>
-            <w:tcW w:type="dxa" w:w="2880"/>
-          </w:tcPr>
-          <w:p>
-            <w:r>
-              <w:rPr>
-                <w:sz w:val="18"/>
-              </w:rPr>
-              <w:t>Julia por perto</w:t>
-            </w:r>
-          </w:p>
-        </w:tc>
-      </w:tr>
-      <w:tr>
-        <w:tc>
-          <w:tcPr>
-            <w:tcW w:type="dxa" w:w="2880"/>
-          </w:tcPr>
-          <w:p>
-            <w:r>
-              <w:rPr>
-                <w:sz w:val="18"/>
-              </w:rPr>
-              <w:t>18:45–19:15</w:t>
-            </w:r>
-          </w:p>
-        </w:tc>
-        <w:tc>
-          <w:tcPr>
-            <w:tcW w:type="dxa" w:w="2880"/>
-          </w:tcPr>
-          <w:p>
-            <w:r>
-              <w:rPr>
-                <w:sz w:val="18"/>
-              </w:rPr>
-              <w:t>Jantar em família</w:t>
-            </w:r>
-          </w:p>
-        </w:tc>
-        <w:tc>
-          <w:tcPr>
-            <w:tcW w:type="dxa" w:w="2880"/>
-          </w:tcPr>
-          <w:p>
-            <w:r>
-              <w:rPr>
-                <w:sz w:val="18"/>
-              </w:rPr>
-            </w:r>
-          </w:p>
-        </w:tc>
-      </w:tr>
-      <w:tr>
-        <w:tc>
-          <w:tcPr>
-            <w:tcW w:type="dxa" w:w="2880"/>
-          </w:tcPr>
-          <w:p>
-            <w:r>
-              <w:rPr>
-                <w:sz w:val="18"/>
-              </w:rPr>
-              <w:t>19:15–20:00</w:t>
-            </w:r>
-          </w:p>
-        </w:tc>
-        <w:tc>
-          <w:tcPr>
-            <w:tcW w:type="dxa" w:w="2880"/>
-          </w:tcPr>
-          <w:p>
-            <w:r>
-              <w:rPr>
-                <w:sz w:val="18"/>
-              </w:rPr>
-              <w:t>Brincar com Julia</w:t>
-            </w:r>
-          </w:p>
-        </w:tc>
-        <w:tc>
-          <w:tcPr>
-            <w:tcW w:type="dxa" w:w="2880"/>
-          </w:tcPr>
-          <w:p>
-            <w:r>
-              <w:rPr>
-                <w:sz w:val="18"/>
-              </w:rPr>
-            </w:r>
-          </w:p>
-        </w:tc>
-      </w:tr>
-      <w:tr>
-        <w:tc>
-          <w:tcPr>
-            <w:tcW w:type="dxa" w:w="2880"/>
-          </w:tcPr>
-          <w:p>
-            <w:r>
-              <w:rPr>
-                <w:sz w:val="18"/>
-              </w:rPr>
-              <w:t>20:00–22:00</w:t>
-            </w:r>
-          </w:p>
-        </w:tc>
-        <w:tc>
-          <w:tcPr>
-            <w:tcW w:type="dxa" w:w="2880"/>
-          </w:tcPr>
-          <w:p>
-            <w:r>
-              <w:rPr>
-                <w:sz w:val="18"/>
-              </w:rPr>
-              <w:t>Rotina de sono Julia</w:t>
-            </w:r>
-          </w:p>
-        </w:tc>
-        <w:tc>
-          <w:tcPr>
-            <w:tcW w:type="dxa" w:w="2880"/>
-          </w:tcPr>
-          <w:p>
-            <w:r>
-              <w:rPr>
-                <w:sz w:val="18"/>
-              </w:rPr>
+              <w:t>20:00-22:00</w:t>
+            </w:r>
+          </w:p>
+        </w:tc>
+        <w:tc>
+          <w:tcPr>
+            <w:tcW w:type="dxa" w:w="2880"/>
+          </w:tcPr>
+          <w:p>
+            <w:r>
+              <w:rPr>
+                <w:sz w:val="18"/>
+              </w:rPr>
+              <w:t>GVC</w:t>
+            </w:r>
+          </w:p>
+        </w:tc>
+        <w:tc>
+          <w:tcPr>
+            <w:tcW w:type="dxa" w:w="2880"/>
+          </w:tcPr>
+          <w:p>
+            <w:r>
+              <w:rPr>
+                <w:sz w:val="18"/>
+              </w:rPr>
+              <w:t>Julia junto</w:t>
             </w:r>
           </w:p>
         </w:tc>
@@ -4556,14 +4349,24 @@
       </w:pPr>
       <w:r>
         <w:rPr>
-          <w:color w:val="2E4A62"/>
+          <w:color w:val="333333"/>
         </w:rPr>
-        <w:t>Sábado — Terraço profundo + Família + Yorkshire</w:t>
+        <w:t>Sexta-feira — Faxina (Escritorio + Sala) + Papelaria + Unhas</w:t>
+      </w:r>
+    </w:p>
+    <w:p>
+      <w:r>
+        <w:rPr>
+          <w:i/>
+          <w:color w:val="666666"/>
+          <w:sz w:val="18"/>
+        </w:rPr>
+        <w:t>Dia mais pesado de faxina. Papelaria e unhas.</w:t>
       </w:r>
     </w:p>
     <w:tbl>
       <w:tblPr>
-        <w:tblStyle w:val="LightGrid-Accent1"/>
+        <w:tblStyle w:val="LightShading-Accent1"/>
         <w:tblW w:type="auto" w:w="0"/>
         <w:jc w:val="center"/>
         <w:tblLook w:firstColumn="1" w:firstRow="1" w:lastColumn="0" w:lastRow="0" w:noHBand="0" w:noVBand="1" w:val="04A0"/>
@@ -4584,7 +4387,7 @@
                 <w:b/>
                 <w:sz w:val="18"/>
               </w:rPr>
-              <w:t>Horário</w:t>
+              <w:t>Horario</w:t>
             </w:r>
           </w:p>
         </w:tc>
@@ -4627,33 +4430,32 @@
               <w:rPr>
                 <w:sz w:val="18"/>
               </w:rPr>
-              <w:t>6:15</w:t>
-            </w:r>
-          </w:p>
-        </w:tc>
-        <w:tc>
-          <w:tcPr>
-            <w:tcW w:type="dxa" w:w="2880"/>
-          </w:tcPr>
-          <w:p>
-            <w:r>
-              <w:rPr>
-                <w:sz w:val="18"/>
-              </w:rPr>
-              <w:t>Acordar (+1h de sono!)</w:t>
-            </w:r>
-          </w:p>
-        </w:tc>
-        <w:tc>
-          <w:tcPr>
-            <w:tcW w:type="dxa" w:w="2880"/>
-          </w:tcPr>
-          <w:p>
-            <w:r>
-              <w:rPr>
-                <w:sz w:val="18"/>
-              </w:rPr>
-              <w:t>Sem academia</w:t>
+              <w:t>5:15</w:t>
+            </w:r>
+          </w:p>
+        </w:tc>
+        <w:tc>
+          <w:tcPr>
+            <w:tcW w:type="dxa" w:w="2880"/>
+          </w:tcPr>
+          <w:p>
+            <w:r>
+              <w:rPr>
+                <w:sz w:val="18"/>
+              </w:rPr>
+              <w:t>Acordar</w:t>
+            </w:r>
+          </w:p>
+        </w:tc>
+        <w:tc>
+          <w:tcPr>
+            <w:tcW w:type="dxa" w:w="2880"/>
+          </w:tcPr>
+          <w:p>
+            <w:r>
+              <w:rPr>
+                <w:sz w:val="18"/>
+              </w:rPr>
             </w:r>
           </w:p>
         </w:tc>
@@ -4668,20 +4470,20 @@
               <w:rPr>
                 <w:sz w:val="18"/>
               </w:rPr>
-              <w:t>6:25–7:25</w:t>
-            </w:r>
-          </w:p>
-        </w:tc>
-        <w:tc>
-          <w:tcPr>
-            <w:tcW w:type="dxa" w:w="2880"/>
-          </w:tcPr>
-          <w:p>
-            <w:r>
-              <w:rPr>
-                <w:sz w:val="18"/>
-              </w:rPr>
-              <w:t>Devocional</w:t>
+              <w:t>5:25-6:05</w:t>
+            </w:r>
+          </w:p>
+        </w:tc>
+        <w:tc>
+          <w:tcPr>
+            <w:tcW w:type="dxa" w:w="2880"/>
+          </w:tcPr>
+          <w:p>
+            <w:r>
+              <w:rPr>
+                <w:sz w:val="18"/>
+              </w:rPr>
+              <w:t>Musculacao</w:t>
             </w:r>
           </w:p>
         </w:tc>
@@ -4708,33 +4510,33 @@
               <w:rPr>
                 <w:sz w:val="18"/>
               </w:rPr>
-              <w:t>7:25–8:55</w:t>
-            </w:r>
-          </w:p>
-        </w:tc>
-        <w:tc>
-          <w:tcPr>
-            <w:tcW w:type="dxa" w:w="2880"/>
-          </w:tcPr>
-          <w:p>
-            <w:r>
-              <w:rPr>
-                <w:sz w:val="18"/>
-              </w:rPr>
-              <w:t>BLOCO TERRAÇO PROFUNDO</w:t>
-            </w:r>
-          </w:p>
-        </w:tc>
-        <w:tc>
-          <w:tcPr>
-            <w:tcW w:type="dxa" w:w="2880"/>
-          </w:tcPr>
-          <w:p>
-            <w:r>
-              <w:rPr>
-                <w:sz w:val="18"/>
-              </w:rPr>
-              <w:t>Terraço profundo (1h) + cachorros + varanda profunda (30min) + roupas</w:t>
+              <w:t>6:05-6:35</w:t>
+            </w:r>
+          </w:p>
+        </w:tc>
+        <w:tc>
+          <w:tcPr>
+            <w:tcW w:type="dxa" w:w="2880"/>
+          </w:tcPr>
+          <w:p>
+            <w:r>
+              <w:rPr>
+                <w:sz w:val="18"/>
+              </w:rPr>
+              <w:t>Banho + lavar cabelo</w:t>
+            </w:r>
+          </w:p>
+        </w:tc>
+        <w:tc>
+          <w:tcPr>
+            <w:tcW w:type="dxa" w:w="2880"/>
+          </w:tcPr>
+          <w:p>
+            <w:r>
+              <w:rPr>
+                <w:sz w:val="18"/>
+              </w:rPr>
+              <w:t>Dia de cabelo</w:t>
             </w:r>
           </w:p>
         </w:tc>
@@ -4749,20 +4551,20 @@
               <w:rPr>
                 <w:sz w:val="18"/>
               </w:rPr>
-              <w:t>8:55–9:00</w:t>
-            </w:r>
-          </w:p>
-        </w:tc>
-        <w:tc>
-          <w:tcPr>
-            <w:tcW w:type="dxa" w:w="2880"/>
-          </w:tcPr>
-          <w:p>
-            <w:r>
-              <w:rPr>
-                <w:sz w:val="18"/>
-              </w:rPr>
-              <w:t>Preparar para Julia</w:t>
+              <w:t>6:35-7:35</w:t>
+            </w:r>
+          </w:p>
+        </w:tc>
+        <w:tc>
+          <w:tcPr>
+            <w:tcW w:type="dxa" w:w="2880"/>
+          </w:tcPr>
+          <w:p>
+            <w:r>
+              <w:rPr>
+                <w:sz w:val="18"/>
+              </w:rPr>
+              <w:t>Devocional</w:t>
             </w:r>
           </w:p>
         </w:tc>
@@ -4789,32 +4591,33 @@
               <w:rPr>
                 <w:sz w:val="18"/>
               </w:rPr>
-              <w:t>9:00–12:00</w:t>
-            </w:r>
-          </w:p>
-        </w:tc>
-        <w:tc>
-          <w:tcPr>
-            <w:tcW w:type="dxa" w:w="2880"/>
-          </w:tcPr>
-          <w:p>
-            <w:r>
-              <w:rPr>
-                <w:sz w:val="18"/>
-              </w:rPr>
-              <w:t>Manhã em família</w:t>
-            </w:r>
-          </w:p>
-        </w:tc>
-        <w:tc>
-          <w:tcPr>
-            <w:tcW w:type="dxa" w:w="2880"/>
-          </w:tcPr>
-          <w:p>
-            <w:r>
-              <w:rPr>
-                <w:sz w:val="18"/>
-              </w:rPr>
+              <w:t>7:35-8:40</w:t>
+            </w:r>
+          </w:p>
+        </w:tc>
+        <w:tc>
+          <w:tcPr>
+            <w:tcW w:type="dxa" w:w="2880"/>
+          </w:tcPr>
+          <w:p>
+            <w:r>
+              <w:rPr>
+                <w:sz w:val="18"/>
+              </w:rPr>
+              <w:t>BLOCO TERRACO</w:t>
+            </w:r>
+          </w:p>
+        </w:tc>
+        <w:tc>
+          <w:tcPr>
+            <w:tcW w:type="dxa" w:w="2880"/>
+          </w:tcPr>
+          <w:p>
+            <w:r>
+              <w:rPr>
+                <w:sz w:val="18"/>
+              </w:rPr>
+              <w:t>65 min</w:t>
             </w:r>
           </w:p>
         </w:tc>
@@ -4829,20 +4632,20 @@
               <w:rPr>
                 <w:sz w:val="18"/>
               </w:rPr>
-              <w:t>12:00–13:30</w:t>
-            </w:r>
-          </w:p>
-        </w:tc>
-        <w:tc>
-          <w:tcPr>
-            <w:tcW w:type="dxa" w:w="2880"/>
-          </w:tcPr>
-          <w:p>
-            <w:r>
-              <w:rPr>
-                <w:sz w:val="18"/>
-              </w:rPr>
-              <w:t>Almoço</w:t>
+              <w:t>8:40-8:50</w:t>
+            </w:r>
+          </w:p>
+        </w:tc>
+        <w:tc>
+          <w:tcPr>
+            <w:tcW w:type="dxa" w:w="2880"/>
+          </w:tcPr>
+          <w:p>
+            <w:r>
+              <w:rPr>
+                <w:sz w:val="18"/>
+              </w:rPr>
+              <w:t>Limpar varanda</w:t>
             </w:r>
           </w:p>
         </w:tc>
@@ -4869,20 +4672,20 @@
               <w:rPr>
                 <w:sz w:val="18"/>
               </w:rPr>
-              <w:t>13:30–15:00</w:t>
-            </w:r>
-          </w:p>
-        </w:tc>
-        <w:tc>
-          <w:tcPr>
-            <w:tcW w:type="dxa" w:w="2880"/>
-          </w:tcPr>
-          <w:p>
-            <w:r>
-              <w:rPr>
-                <w:sz w:val="18"/>
-              </w:rPr>
-              <w:t>Yorkshire (quinzenal) OU tempo livre</w:t>
+              <w:t>9:00</w:t>
+            </w:r>
+          </w:p>
+        </w:tc>
+        <w:tc>
+          <w:tcPr>
+            <w:tcW w:type="dxa" w:w="2880"/>
+          </w:tcPr>
+          <w:p>
+            <w:r>
+              <w:rPr>
+                <w:sz w:val="18"/>
+              </w:rPr>
+              <w:t>Julia acorda</w:t>
             </w:r>
           </w:p>
         </w:tc>
@@ -4909,20 +4712,20 @@
               <w:rPr>
                 <w:sz w:val="18"/>
               </w:rPr>
-              <w:t>15:00–18:00</w:t>
-            </w:r>
-          </w:p>
-        </w:tc>
-        <w:tc>
-          <w:tcPr>
-            <w:tcW w:type="dxa" w:w="2880"/>
-          </w:tcPr>
-          <w:p>
-            <w:r>
-              <w:rPr>
-                <w:sz w:val="18"/>
-              </w:rPr>
-              <w:t>Tempo livre / passeio / scrapbooks</w:t>
+              <w:t>9:00-9:30</w:t>
+            </w:r>
+          </w:p>
+        </w:tc>
+        <w:tc>
+          <w:tcPr>
+            <w:tcW w:type="dxa" w:w="2880"/>
+          </w:tcPr>
+          <w:p>
+            <w:r>
+              <w:rPr>
+                <w:sz w:val="18"/>
+              </w:rPr>
+              <w:t>Cafe da manha com Julia</w:t>
             </w:r>
           </w:p>
         </w:tc>
@@ -4949,32 +4752,33 @@
               <w:rPr>
                 <w:sz w:val="18"/>
               </w:rPr>
-              <w:t>18:00–18:45</w:t>
-            </w:r>
-          </w:p>
-        </w:tc>
-        <w:tc>
-          <w:tcPr>
-            <w:tcW w:type="dxa" w:w="2880"/>
-          </w:tcPr>
-          <w:p>
-            <w:r>
-              <w:rPr>
-                <w:sz w:val="18"/>
-              </w:rPr>
-              <w:t>Cozinhar jantar</w:t>
-            </w:r>
-          </w:p>
-        </w:tc>
-        <w:tc>
-          <w:tcPr>
-            <w:tcW w:type="dxa" w:w="2880"/>
-          </w:tcPr>
-          <w:p>
-            <w:r>
-              <w:rPr>
-                <w:sz w:val="18"/>
-              </w:rPr>
+              <w:t>9:30-10:30</w:t>
+            </w:r>
+          </w:p>
+        </w:tc>
+        <w:tc>
+          <w:tcPr>
+            <w:tcW w:type="dxa" w:w="2880"/>
+          </w:tcPr>
+          <w:p>
+            <w:r>
+              <w:rPr>
+                <w:sz w:val="18"/>
+              </w:rPr>
+              <w:t>Tempo com Julia</w:t>
+            </w:r>
+          </w:p>
+        </w:tc>
+        <w:tc>
+          <w:tcPr>
+            <w:tcW w:type="dxa" w:w="2880"/>
+          </w:tcPr>
+          <w:p>
+            <w:r>
+              <w:rPr>
+                <w:sz w:val="18"/>
+              </w:rPr>
+              <w:t>Prioridade</w:t>
             </w:r>
           </w:p>
         </w:tc>
@@ -4989,20 +4793,20 @@
               <w:rPr>
                 <w:sz w:val="18"/>
               </w:rPr>
-              <w:t>18:45–19:15</w:t>
-            </w:r>
-          </w:p>
-        </w:tc>
-        <w:tc>
-          <w:tcPr>
-            <w:tcW w:type="dxa" w:w="2880"/>
-          </w:tcPr>
-          <w:p>
-            <w:r>
-              <w:rPr>
-                <w:sz w:val="18"/>
-              </w:rPr>
-              <w:t>Jantar em família</w:t>
+              <w:t>10:30-12:00</w:t>
+            </w:r>
+          </w:p>
+        </w:tc>
+        <w:tc>
+          <w:tcPr>
+            <w:tcW w:type="dxa" w:w="2880"/>
+          </w:tcPr>
+          <w:p>
+            <w:r>
+              <w:rPr>
+                <w:sz w:val="18"/>
+              </w:rPr>
+              <w:t>Papelaria: scrapbooks</w:t>
             </w:r>
           </w:p>
         </w:tc>
@@ -5029,20 +4833,20 @@
               <w:rPr>
                 <w:sz w:val="18"/>
               </w:rPr>
-              <w:t>19:15–20:00</w:t>
-            </w:r>
-          </w:p>
-        </w:tc>
-        <w:tc>
-          <w:tcPr>
-            <w:tcW w:type="dxa" w:w="2880"/>
-          </w:tcPr>
-          <w:p>
-            <w:r>
-              <w:rPr>
-                <w:sz w:val="18"/>
-              </w:rPr>
-              <w:t>Brincar com Julia</w:t>
+              <w:t>12:00-12:25</w:t>
+            </w:r>
+          </w:p>
+        </w:tc>
+        <w:tc>
+          <w:tcPr>
+            <w:tcW w:type="dxa" w:w="2880"/>
+          </w:tcPr>
+          <w:p>
+            <w:r>
+              <w:rPr>
+                <w:sz w:val="18"/>
+              </w:rPr>
+              <w:t>Tempo com Julia</w:t>
             </w:r>
           </w:p>
         </w:tc>
@@ -5069,20 +4873,20 @@
               <w:rPr>
                 <w:sz w:val="18"/>
               </w:rPr>
-              <w:t>20:00–22:00</w:t>
-            </w:r>
-          </w:p>
-        </w:tc>
-        <w:tc>
-          <w:tcPr>
-            <w:tcW w:type="dxa" w:w="2880"/>
-          </w:tcPr>
-          <w:p>
-            <w:r>
-              <w:rPr>
-                <w:sz w:val="18"/>
-              </w:rPr>
-              <w:t>Rotina de sono Julia</w:t>
+              <w:t>12:30-13:30</w:t>
+            </w:r>
+          </w:p>
+        </w:tc>
+        <w:tc>
+          <w:tcPr>
+            <w:tcW w:type="dxa" w:w="2880"/>
+          </w:tcPr>
+          <w:p>
+            <w:r>
+              <w:rPr>
+                <w:sz w:val="18"/>
+              </w:rPr>
+              <w:t>Almoco na mae com Julia</w:t>
             </w:r>
           </w:p>
         </w:tc>
@@ -5109,20 +4913,383 @@
               <w:rPr>
                 <w:sz w:val="18"/>
               </w:rPr>
-              <w:t>22:00+</w:t>
-            </w:r>
-          </w:p>
-        </w:tc>
-        <w:tc>
-          <w:tcPr>
-            <w:tcW w:type="dxa" w:w="2880"/>
-          </w:tcPr>
-          <w:p>
-            <w:r>
-              <w:rPr>
-                <w:sz w:val="18"/>
-              </w:rPr>
-              <w:t>Tempo do casal / descanso</w:t>
+              <w:t>13:30-14:30</w:t>
+            </w:r>
+          </w:p>
+        </w:tc>
+        <w:tc>
+          <w:tcPr>
+            <w:tcW w:type="dxa" w:w="2880"/>
+          </w:tcPr>
+          <w:p>
+            <w:r>
+              <w:rPr>
+                <w:sz w:val="18"/>
+              </w:rPr>
+              <w:t>Faxina: Escritorio + corredor</w:t>
+            </w:r>
+          </w:p>
+        </w:tc>
+        <w:tc>
+          <w:tcPr>
+            <w:tcW w:type="dxa" w:w="2880"/>
+          </w:tcPr>
+          <w:p>
+            <w:r>
+              <w:rPr>
+                <w:sz w:val="18"/>
+              </w:rPr>
+              <w:t>Julia com avo</w:t>
+            </w:r>
+          </w:p>
+        </w:tc>
+      </w:tr>
+      <w:tr>
+        <w:tc>
+          <w:tcPr>
+            <w:tcW w:type="dxa" w:w="2880"/>
+          </w:tcPr>
+          <w:p>
+            <w:r>
+              <w:rPr>
+                <w:sz w:val="18"/>
+              </w:rPr>
+              <w:t>14:30-15:30</w:t>
+            </w:r>
+          </w:p>
+        </w:tc>
+        <w:tc>
+          <w:tcPr>
+            <w:tcW w:type="dxa" w:w="2880"/>
+          </w:tcPr>
+          <w:p>
+            <w:r>
+              <w:rPr>
+                <w:sz w:val="18"/>
+              </w:rPr>
+              <w:t>Faxina: Sala</w:t>
+            </w:r>
+          </w:p>
+        </w:tc>
+        <w:tc>
+          <w:tcPr>
+            <w:tcW w:type="dxa" w:w="2880"/>
+          </w:tcPr>
+          <w:p>
+            <w:r>
+              <w:rPr>
+                <w:sz w:val="18"/>
+              </w:rPr>
+            </w:r>
+          </w:p>
+        </w:tc>
+      </w:tr>
+      <w:tr>
+        <w:tc>
+          <w:tcPr>
+            <w:tcW w:type="dxa" w:w="2880"/>
+          </w:tcPr>
+          <w:p>
+            <w:r>
+              <w:rPr>
+                <w:sz w:val="18"/>
+              </w:rPr>
+              <w:t>15:30-16:10</w:t>
+            </w:r>
+          </w:p>
+        </w:tc>
+        <w:tc>
+          <w:tcPr>
+            <w:tcW w:type="dxa" w:w="2880"/>
+          </w:tcPr>
+          <w:p>
+            <w:r>
+              <w:rPr>
+                <w:sz w:val="18"/>
+              </w:rPr>
+              <w:t>Faxina: Roupa de cama</w:t>
+            </w:r>
+          </w:p>
+        </w:tc>
+        <w:tc>
+          <w:tcPr>
+            <w:tcW w:type="dxa" w:w="2880"/>
+          </w:tcPr>
+          <w:p>
+            <w:r>
+              <w:rPr>
+                <w:sz w:val="18"/>
+              </w:rPr>
+              <w:t>Terraco</w:t>
+            </w:r>
+          </w:p>
+        </w:tc>
+      </w:tr>
+      <w:tr>
+        <w:tc>
+          <w:tcPr>
+            <w:tcW w:type="dxa" w:w="2880"/>
+          </w:tcPr>
+          <w:p>
+            <w:r>
+              <w:rPr>
+                <w:sz w:val="18"/>
+              </w:rPr>
+              <w:t>16:10-16:40</w:t>
+            </w:r>
+          </w:p>
+        </w:tc>
+        <w:tc>
+          <w:tcPr>
+            <w:tcW w:type="dxa" w:w="2880"/>
+          </w:tcPr>
+          <w:p>
+            <w:r>
+              <w:rPr>
+                <w:sz w:val="18"/>
+              </w:rPr>
+              <w:t>Cuidar das unhas</w:t>
+            </w:r>
+          </w:p>
+        </w:tc>
+        <w:tc>
+          <w:tcPr>
+            <w:tcW w:type="dxa" w:w="2880"/>
+          </w:tcPr>
+          <w:p>
+            <w:r>
+              <w:rPr>
+                <w:sz w:val="18"/>
+              </w:rPr>
+            </w:r>
+          </w:p>
+        </w:tc>
+      </w:tr>
+      <w:tr>
+        <w:tc>
+          <w:tcPr>
+            <w:tcW w:type="dxa" w:w="2880"/>
+          </w:tcPr>
+          <w:p>
+            <w:r>
+              <w:rPr>
+                <w:sz w:val="18"/>
+              </w:rPr>
+              <w:t>16:40-17:10</w:t>
+            </w:r>
+          </w:p>
+        </w:tc>
+        <w:tc>
+          <w:tcPr>
+            <w:tcW w:type="dxa" w:w="2880"/>
+          </w:tcPr>
+          <w:p>
+            <w:r>
+              <w:rPr>
+                <w:sz w:val="18"/>
+              </w:rPr>
+              <w:t>Metricas + filmes</w:t>
+            </w:r>
+          </w:p>
+        </w:tc>
+        <w:tc>
+          <w:tcPr>
+            <w:tcW w:type="dxa" w:w="2880"/>
+          </w:tcPr>
+          <w:p>
+            <w:r>
+              <w:rPr>
+                <w:sz w:val="18"/>
+              </w:rPr>
+            </w:r>
+          </w:p>
+        </w:tc>
+      </w:tr>
+      <w:tr>
+        <w:tc>
+          <w:tcPr>
+            <w:tcW w:type="dxa" w:w="2880"/>
+          </w:tcPr>
+          <w:p>
+            <w:r>
+              <w:rPr>
+                <w:sz w:val="18"/>
+              </w:rPr>
+              <w:t>17:10-18:00</w:t>
+            </w:r>
+          </w:p>
+        </w:tc>
+        <w:tc>
+          <w:tcPr>
+            <w:tcW w:type="dxa" w:w="2880"/>
+          </w:tcPr>
+          <w:p>
+            <w:r>
+              <w:rPr>
+                <w:sz w:val="18"/>
+              </w:rPr>
+              <w:t>Buffer / scrapbooks</w:t>
+            </w:r>
+          </w:p>
+        </w:tc>
+        <w:tc>
+          <w:tcPr>
+            <w:tcW w:type="dxa" w:w="2880"/>
+          </w:tcPr>
+          <w:p>
+            <w:r>
+              <w:rPr>
+                <w:sz w:val="18"/>
+              </w:rPr>
+            </w:r>
+          </w:p>
+        </w:tc>
+      </w:tr>
+      <w:tr>
+        <w:tc>
+          <w:tcPr>
+            <w:tcW w:type="dxa" w:w="2880"/>
+          </w:tcPr>
+          <w:p>
+            <w:r>
+              <w:rPr>
+                <w:sz w:val="18"/>
+              </w:rPr>
+              <w:t>18:00-18:45</w:t>
+            </w:r>
+          </w:p>
+        </w:tc>
+        <w:tc>
+          <w:tcPr>
+            <w:tcW w:type="dxa" w:w="2880"/>
+          </w:tcPr>
+          <w:p>
+            <w:r>
+              <w:rPr>
+                <w:sz w:val="18"/>
+              </w:rPr>
+              <w:t>Cozinhar jantar</w:t>
+            </w:r>
+          </w:p>
+        </w:tc>
+        <w:tc>
+          <w:tcPr>
+            <w:tcW w:type="dxa" w:w="2880"/>
+          </w:tcPr>
+          <w:p>
+            <w:r>
+              <w:rPr>
+                <w:sz w:val="18"/>
+              </w:rPr>
+              <w:t>Julia por perto</w:t>
+            </w:r>
+          </w:p>
+        </w:tc>
+      </w:tr>
+      <w:tr>
+        <w:tc>
+          <w:tcPr>
+            <w:tcW w:type="dxa" w:w="2880"/>
+          </w:tcPr>
+          <w:p>
+            <w:r>
+              <w:rPr>
+                <w:sz w:val="18"/>
+              </w:rPr>
+              <w:t>18:45-19:15</w:t>
+            </w:r>
+          </w:p>
+        </w:tc>
+        <w:tc>
+          <w:tcPr>
+            <w:tcW w:type="dxa" w:w="2880"/>
+          </w:tcPr>
+          <w:p>
+            <w:r>
+              <w:rPr>
+                <w:sz w:val="18"/>
+              </w:rPr>
+              <w:t>Jantar em familia</w:t>
+            </w:r>
+          </w:p>
+        </w:tc>
+        <w:tc>
+          <w:tcPr>
+            <w:tcW w:type="dxa" w:w="2880"/>
+          </w:tcPr>
+          <w:p>
+            <w:r>
+              <w:rPr>
+                <w:sz w:val="18"/>
+              </w:rPr>
+            </w:r>
+          </w:p>
+        </w:tc>
+      </w:tr>
+      <w:tr>
+        <w:tc>
+          <w:tcPr>
+            <w:tcW w:type="dxa" w:w="2880"/>
+          </w:tcPr>
+          <w:p>
+            <w:r>
+              <w:rPr>
+                <w:sz w:val="18"/>
+              </w:rPr>
+              <w:t>19:15-20:00</w:t>
+            </w:r>
+          </w:p>
+        </w:tc>
+        <w:tc>
+          <w:tcPr>
+            <w:tcW w:type="dxa" w:w="2880"/>
+          </w:tcPr>
+          <w:p>
+            <w:r>
+              <w:rPr>
+                <w:sz w:val="18"/>
+              </w:rPr>
+              <w:t>Brincar com Julia</w:t>
+            </w:r>
+          </w:p>
+        </w:tc>
+        <w:tc>
+          <w:tcPr>
+            <w:tcW w:type="dxa" w:w="2880"/>
+          </w:tcPr>
+          <w:p>
+            <w:r>
+              <w:rPr>
+                <w:sz w:val="18"/>
+              </w:rPr>
+            </w:r>
+          </w:p>
+        </w:tc>
+      </w:tr>
+      <w:tr>
+        <w:tc>
+          <w:tcPr>
+            <w:tcW w:type="dxa" w:w="2880"/>
+          </w:tcPr>
+          <w:p>
+            <w:r>
+              <w:rPr>
+                <w:sz w:val="18"/>
+              </w:rPr>
+              <w:t>20:00-22:00</w:t>
+            </w:r>
+          </w:p>
+        </w:tc>
+        <w:tc>
+          <w:tcPr>
+            <w:tcW w:type="dxa" w:w="2880"/>
+          </w:tcPr>
+          <w:p>
+            <w:r>
+              <w:rPr>
+                <w:sz w:val="18"/>
+              </w:rPr>
+              <w:t>Rotina de sono Julia</w:t>
             </w:r>
           </w:p>
         </w:tc>
@@ -5147,14 +5314,24 @@
       </w:pPr>
       <w:r>
         <w:rPr>
-          <w:color w:val="2E4A62"/>
+          <w:color w:val="333333"/>
         </w:rPr>
-        <w:t>Domingo — Igreja + Descanso + Família</w:t>
+        <w:t>Sabado — Terraco profundo + Familia + Yorkshire (quinzenal)</w:t>
+      </w:r>
+    </w:p>
+    <w:p>
+      <w:r>
+        <w:rPr>
+          <w:i/>
+          <w:color w:val="666666"/>
+          <w:sz w:val="18"/>
+        </w:rPr>
+        <w:t>1h a mais de sono! Sem academia. Familia e descanso.</w:t>
       </w:r>
     </w:p>
     <w:tbl>
       <w:tblPr>
-        <w:tblStyle w:val="LightGrid-Accent1"/>
+        <w:tblStyle w:val="LightShading-Accent1"/>
         <w:tblW w:type="auto" w:w="0"/>
         <w:jc w:val="center"/>
         <w:tblLook w:firstColumn="1" w:firstRow="1" w:lastColumn="0" w:lastRow="0" w:noHBand="0" w:noVBand="1" w:val="04A0"/>
@@ -5175,7 +5352,7 @@
                 <w:b/>
                 <w:sz w:val="18"/>
               </w:rPr>
-              <w:t>Horário</w:t>
+              <w:t>Horario</w:t>
             </w:r>
           </w:p>
         </w:tc>
@@ -5259,7 +5436,7 @@
               <w:rPr>
                 <w:sz w:val="18"/>
               </w:rPr>
-              <w:t>6:25–7:25</w:t>
+              <w:t>6:25-7:25</w:t>
             </w:r>
           </w:p>
         </w:tc>
@@ -5299,33 +5476,33 @@
               <w:rPr>
                 <w:sz w:val="18"/>
               </w:rPr>
-              <w:t>7:25</w:t>
-            </w:r>
-          </w:p>
-        </w:tc>
-        <w:tc>
-          <w:tcPr>
-            <w:tcW w:type="dxa" w:w="2880"/>
-          </w:tcPr>
-          <w:p>
-            <w:r>
-              <w:rPr>
-                <w:sz w:val="18"/>
-              </w:rPr>
-              <w:t>Sair para igreja</w:t>
-            </w:r>
-          </w:p>
-        </w:tc>
-        <w:tc>
-          <w:tcPr>
-            <w:tcW w:type="dxa" w:w="2880"/>
-          </w:tcPr>
-          <w:p>
-            <w:r>
-              <w:rPr>
-                <w:sz w:val="18"/>
-              </w:rPr>
-              <w:t>Chegar antes das 8h</w:t>
+              <w:t>7:25-8:55</w:t>
+            </w:r>
+          </w:p>
+        </w:tc>
+        <w:tc>
+          <w:tcPr>
+            <w:tcW w:type="dxa" w:w="2880"/>
+          </w:tcPr>
+          <w:p>
+            <w:r>
+              <w:rPr>
+                <w:sz w:val="18"/>
+              </w:rPr>
+              <w:t>BLOCO TERRACO PROFUNDO</w:t>
+            </w:r>
+          </w:p>
+        </w:tc>
+        <w:tc>
+          <w:tcPr>
+            <w:tcW w:type="dxa" w:w="2880"/>
+          </w:tcPr>
+          <w:p>
+            <w:r>
+              <w:rPr>
+                <w:sz w:val="18"/>
+              </w:rPr>
+              <w:t>Faxina completa</w:t>
             </w:r>
           </w:p>
         </w:tc>
@@ -5340,20 +5517,20 @@
               <w:rPr>
                 <w:sz w:val="18"/>
               </w:rPr>
-              <w:t>8:00–14:00</w:t>
-            </w:r>
-          </w:p>
-        </w:tc>
-        <w:tc>
-          <w:tcPr>
-            <w:tcW w:type="dxa" w:w="2880"/>
-          </w:tcPr>
-          <w:p>
-            <w:r>
-              <w:rPr>
-                <w:sz w:val="18"/>
-              </w:rPr>
-              <w:t>Igreja</w:t>
+              <w:t>9:00-12:00</w:t>
+            </w:r>
+          </w:p>
+        </w:tc>
+        <w:tc>
+          <w:tcPr>
+            <w:tcW w:type="dxa" w:w="2880"/>
+          </w:tcPr>
+          <w:p>
+            <w:r>
+              <w:rPr>
+                <w:sz w:val="18"/>
+              </w:rPr>
+              <w:t>Manha em familia</w:t>
             </w:r>
           </w:p>
         </w:tc>
@@ -5380,32 +5557,33 @@
               <w:rPr>
                 <w:sz w:val="18"/>
               </w:rPr>
-              <w:t>14:00–14:30</w:t>
-            </w:r>
-          </w:p>
-        </w:tc>
-        <w:tc>
-          <w:tcPr>
-            <w:tcW w:type="dxa" w:w="2880"/>
-          </w:tcPr>
-          <w:p>
-            <w:r>
-              <w:rPr>
-                <w:sz w:val="18"/>
-              </w:rPr>
-              <w:t>Almoço</w:t>
-            </w:r>
-          </w:p>
-        </w:tc>
-        <w:tc>
-          <w:tcPr>
-            <w:tcW w:type="dxa" w:w="2880"/>
-          </w:tcPr>
-          <w:p>
-            <w:r>
-              <w:rPr>
-                <w:sz w:val="18"/>
-              </w:rPr>
+              <w:t>12:00-13:30</w:t>
+            </w:r>
+          </w:p>
+        </w:tc>
+        <w:tc>
+          <w:tcPr>
+            <w:tcW w:type="dxa" w:w="2880"/>
+          </w:tcPr>
+          <w:p>
+            <w:r>
+              <w:rPr>
+                <w:sz w:val="18"/>
+              </w:rPr>
+              <w:t>Almoco</w:t>
+            </w:r>
+          </w:p>
+        </w:tc>
+        <w:tc>
+          <w:tcPr>
+            <w:tcW w:type="dxa" w:w="2880"/>
+          </w:tcPr>
+          <w:p>
+            <w:r>
+              <w:rPr>
+                <w:sz w:val="18"/>
+              </w:rPr>
+              <w:t>Em casa ou na mae</w:t>
             </w:r>
           </w:p>
         </w:tc>
@@ -5420,33 +5598,32 @@
               <w:rPr>
                 <w:sz w:val="18"/>
               </w:rPr>
-              <w:t>14:30–15:35</w:t>
-            </w:r>
-          </w:p>
-        </w:tc>
-        <w:tc>
-          <w:tcPr>
-            <w:tcW w:type="dxa" w:w="2880"/>
-          </w:tcPr>
-          <w:p>
-            <w:r>
-              <w:rPr>
-                <w:sz w:val="18"/>
-              </w:rPr>
-              <w:t>BLOCO TERRAÇO</w:t>
-            </w:r>
-          </w:p>
-        </w:tc>
-        <w:tc>
-          <w:tcPr>
-            <w:tcW w:type="dxa" w:w="2880"/>
-          </w:tcPr>
-          <w:p>
-            <w:r>
-              <w:rPr>
-                <w:sz w:val="18"/>
-              </w:rPr>
-              <w:t>Terraço + cachorros + roupas pendentes</w:t>
+              <w:t>13:30-15:00</w:t>
+            </w:r>
+          </w:p>
+        </w:tc>
+        <w:tc>
+          <w:tcPr>
+            <w:tcW w:type="dxa" w:w="2880"/>
+          </w:tcPr>
+          <w:p>
+            <w:r>
+              <w:rPr>
+                <w:sz w:val="18"/>
+              </w:rPr>
+              <w:t>Yorkshire (quinzenal) OU livre</w:t>
+            </w:r>
+          </w:p>
+        </w:tc>
+        <w:tc>
+          <w:tcPr>
+            <w:tcW w:type="dxa" w:w="2880"/>
+          </w:tcPr>
+          <w:p>
+            <w:r>
+              <w:rPr>
+                <w:sz w:val="18"/>
+              </w:rPr>
             </w:r>
           </w:p>
         </w:tc>
@@ -5461,20 +5638,20 @@
               <w:rPr>
                 <w:sz w:val="18"/>
               </w:rPr>
-              <w:t>15:35–15:45</w:t>
-            </w:r>
-          </w:p>
-        </w:tc>
-        <w:tc>
-          <w:tcPr>
-            <w:tcW w:type="dxa" w:w="2880"/>
-          </w:tcPr>
-          <w:p>
-            <w:r>
-              <w:rPr>
-                <w:sz w:val="18"/>
-              </w:rPr>
-              <w:t>Varanda (10 min)</w:t>
+              <w:t>15:00-18:00</w:t>
+            </w:r>
+          </w:p>
+        </w:tc>
+        <w:tc>
+          <w:tcPr>
+            <w:tcW w:type="dxa" w:w="2880"/>
+          </w:tcPr>
+          <w:p>
+            <w:r>
+              <w:rPr>
+                <w:sz w:val="18"/>
+              </w:rPr>
+              <w:t>Tempo livre / passeio / scrapbooks</w:t>
             </w:r>
           </w:p>
         </w:tc>
@@ -5501,20 +5678,20 @@
               <w:rPr>
                 <w:sz w:val="18"/>
               </w:rPr>
-              <w:t>15:45–18:00</w:t>
-            </w:r>
-          </w:p>
-        </w:tc>
-        <w:tc>
-          <w:tcPr>
-            <w:tcW w:type="dxa" w:w="2880"/>
-          </w:tcPr>
-          <w:p>
-            <w:r>
-              <w:rPr>
-                <w:sz w:val="18"/>
-              </w:rPr>
-              <w:t>Tempo em família / descanso</w:t>
+              <w:t>18:00-18:45</w:t>
+            </w:r>
+          </w:p>
+        </w:tc>
+        <w:tc>
+          <w:tcPr>
+            <w:tcW w:type="dxa" w:w="2880"/>
+          </w:tcPr>
+          <w:p>
+            <w:r>
+              <w:rPr>
+                <w:sz w:val="18"/>
+              </w:rPr>
+              <w:t>Cozinhar jantar</w:t>
             </w:r>
           </w:p>
         </w:tc>
@@ -5541,20 +5718,20 @@
               <w:rPr>
                 <w:sz w:val="18"/>
               </w:rPr>
-              <w:t>18:00–18:45</w:t>
-            </w:r>
-          </w:p>
-        </w:tc>
-        <w:tc>
-          <w:tcPr>
-            <w:tcW w:type="dxa" w:w="2880"/>
-          </w:tcPr>
-          <w:p>
-            <w:r>
-              <w:rPr>
-                <w:sz w:val="18"/>
-              </w:rPr>
-              <w:t>Cozinhar jantar</w:t>
+              <w:t>18:45-19:15</w:t>
+            </w:r>
+          </w:p>
+        </w:tc>
+        <w:tc>
+          <w:tcPr>
+            <w:tcW w:type="dxa" w:w="2880"/>
+          </w:tcPr>
+          <w:p>
+            <w:r>
+              <w:rPr>
+                <w:sz w:val="18"/>
+              </w:rPr>
+              <w:t>Jantar em familia</w:t>
             </w:r>
           </w:p>
         </w:tc>
@@ -5581,20 +5758,20 @@
               <w:rPr>
                 <w:sz w:val="18"/>
               </w:rPr>
-              <w:t>18:45–19:15</w:t>
-            </w:r>
-          </w:p>
-        </w:tc>
-        <w:tc>
-          <w:tcPr>
-            <w:tcW w:type="dxa" w:w="2880"/>
-          </w:tcPr>
-          <w:p>
-            <w:r>
-              <w:rPr>
-                <w:sz w:val="18"/>
-              </w:rPr>
-              <w:t>Jantar em família</w:t>
+              <w:t>19:15-20:00</w:t>
+            </w:r>
+          </w:p>
+        </w:tc>
+        <w:tc>
+          <w:tcPr>
+            <w:tcW w:type="dxa" w:w="2880"/>
+          </w:tcPr>
+          <w:p>
+            <w:r>
+              <w:rPr>
+                <w:sz w:val="18"/>
+              </w:rPr>
+              <w:t>Brincar com Julia</w:t>
             </w:r>
           </w:p>
         </w:tc>
@@ -5621,47 +5798,7 @@
               <w:rPr>
                 <w:sz w:val="18"/>
               </w:rPr>
-              <w:t>19:15–20:00</w:t>
-            </w:r>
-          </w:p>
-        </w:tc>
-        <w:tc>
-          <w:tcPr>
-            <w:tcW w:type="dxa" w:w="2880"/>
-          </w:tcPr>
-          <w:p>
-            <w:r>
-              <w:rPr>
-                <w:sz w:val="18"/>
-              </w:rPr>
-              <w:t>Brincar com Julia</w:t>
-            </w:r>
-          </w:p>
-        </w:tc>
-        <w:tc>
-          <w:tcPr>
-            <w:tcW w:type="dxa" w:w="2880"/>
-          </w:tcPr>
-          <w:p>
-            <w:r>
-              <w:rPr>
-                <w:sz w:val="18"/>
-              </w:rPr>
-            </w:r>
-          </w:p>
-        </w:tc>
-      </w:tr>
-      <w:tr>
-        <w:tc>
-          <w:tcPr>
-            <w:tcW w:type="dxa" w:w="2880"/>
-          </w:tcPr>
-          <w:p>
-            <w:r>
-              <w:rPr>
-                <w:sz w:val="18"/>
-              </w:rPr>
-              <w:t>20:00–22:00</w:t>
+              <w:t>20:00-22:00</w:t>
             </w:r>
           </w:p>
         </w:tc>
@@ -5687,317 +5824,6 @@
               <w:rPr>
                 <w:sz w:val="18"/>
               </w:rPr>
-            </w:r>
-          </w:p>
-        </w:tc>
-      </w:tr>
-    </w:tbl>
-    <w:p/>
-    <w:p>
-      <w:r>
-        <w:br w:type="page"/>
-      </w:r>
-    </w:p>
-    <w:p>
-      <w:pPr>
-        <w:pStyle w:val="Heading1"/>
-      </w:pPr>
-      <w:r>
-        <w:rPr>
-          <w:color w:val="2E4A62"/>
-        </w:rPr>
-        <w:t>Resumo Semanal</w:t>
-      </w:r>
-    </w:p>
-    <w:tbl>
-      <w:tblPr>
-        <w:tblStyle w:val="LightGrid-Accent1"/>
-        <w:tblW w:type="auto" w:w="0"/>
-        <w:jc w:val="center"/>
-        <w:tblLook w:firstColumn="1" w:firstRow="1" w:lastColumn="0" w:lastRow="0" w:noHBand="0" w:noVBand="1" w:val="04A0"/>
-      </w:tblPr>
-      <w:tblGrid>
-        <w:gridCol w:w="4320"/>
-        <w:gridCol w:w="4320"/>
-      </w:tblGrid>
-      <w:tr>
-        <w:tc>
-          <w:tcPr>
-            <w:tcW w:type="dxa" w:w="4320"/>
-          </w:tcPr>
-          <w:p>
-            <w:r>
-              <w:rPr>
-                <w:b/>
-                <w:sz w:val="18"/>
-              </w:rPr>
-              <w:t>Categoria</w:t>
-            </w:r>
-          </w:p>
-        </w:tc>
-        <w:tc>
-          <w:tcPr>
-            <w:tcW w:type="dxa" w:w="4320"/>
-          </w:tcPr>
-          <w:p>
-            <w:r>
-              <w:rPr>
-                <w:b/>
-                <w:sz w:val="18"/>
-              </w:rPr>
-              <w:t>Horas/semana</w:t>
-            </w:r>
-          </w:p>
-        </w:tc>
-      </w:tr>
-      <w:tr>
-        <w:tc>
-          <w:tcPr>
-            <w:tcW w:type="dxa" w:w="4320"/>
-          </w:tcPr>
-          <w:p>
-            <w:r>
-              <w:rPr>
-                <w:sz w:val="18"/>
-              </w:rPr>
-              <w:t>Tarefas diárias casa</w:t>
-            </w:r>
-          </w:p>
-        </w:tc>
-        <w:tc>
-          <w:tcPr>
-            <w:tcW w:type="dxa" w:w="4320"/>
-          </w:tcPr>
-          <w:p>
-            <w:r>
-              <w:rPr>
-                <w:sz w:val="18"/>
-              </w:rPr>
-              <w:t>8h45</w:t>
-            </w:r>
-          </w:p>
-        </w:tc>
-      </w:tr>
-      <w:tr>
-        <w:tc>
-          <w:tcPr>
-            <w:tcW w:type="dxa" w:w="4320"/>
-          </w:tcPr>
-          <w:p>
-            <w:r>
-              <w:rPr>
-                <w:sz w:val="18"/>
-              </w:rPr>
-              <w:t>Faxina semanal</w:t>
-            </w:r>
-          </w:p>
-        </w:tc>
-        <w:tc>
-          <w:tcPr>
-            <w:tcW w:type="dxa" w:w="4320"/>
-          </w:tcPr>
-          <w:p>
-            <w:r>
-              <w:rPr>
-                <w:sz w:val="18"/>
-              </w:rPr>
-              <w:t>7h40</w:t>
-            </w:r>
-          </w:p>
-        </w:tc>
-      </w:tr>
-      <w:tr>
-        <w:tc>
-          <w:tcPr>
-            <w:tcW w:type="dxa" w:w="4320"/>
-          </w:tcPr>
-          <w:p>
-            <w:r>
-              <w:rPr>
-                <w:sz w:val="18"/>
-              </w:rPr>
-              <w:t>Yorkshire (média)</w:t>
-            </w:r>
-          </w:p>
-        </w:tc>
-        <w:tc>
-          <w:tcPr>
-            <w:tcW w:type="dxa" w:w="4320"/>
-          </w:tcPr>
-          <w:p>
-            <w:r>
-              <w:rPr>
-                <w:sz w:val="18"/>
-              </w:rPr>
-              <w:t>0h45</w:t>
-            </w:r>
-          </w:p>
-        </w:tc>
-      </w:tr>
-      <w:tr>
-        <w:tc>
-          <w:tcPr>
-            <w:tcW w:type="dxa" w:w="4320"/>
-          </w:tcPr>
-          <w:p>
-            <w:r>
-              <w:rPr>
-                <w:sz w:val="18"/>
-              </w:rPr>
-              <w:t>Cozinhar jantar (6x)</w:t>
-            </w:r>
-          </w:p>
-        </w:tc>
-        <w:tc>
-          <w:tcPr>
-            <w:tcW w:type="dxa" w:w="4320"/>
-          </w:tcPr>
-          <w:p>
-            <w:r>
-              <w:rPr>
-                <w:sz w:val="18"/>
-              </w:rPr>
-              <w:t>4h30</w:t>
-            </w:r>
-          </w:p>
-        </w:tc>
-      </w:tr>
-      <w:tr>
-        <w:tc>
-          <w:tcPr>
-            <w:tcW w:type="dxa" w:w="4320"/>
-          </w:tcPr>
-          <w:p>
-            <w:r>
-              <w:rPr>
-                <w:sz w:val="18"/>
-              </w:rPr>
-              <w:t>Pessoal</w:t>
-            </w:r>
-          </w:p>
-        </w:tc>
-        <w:tc>
-          <w:tcPr>
-            <w:tcW w:type="dxa" w:w="4320"/>
-          </w:tcPr>
-          <w:p>
-            <w:r>
-              <w:rPr>
-                <w:sz w:val="18"/>
-              </w:rPr>
-              <w:t>12h20</w:t>
-            </w:r>
-          </w:p>
-        </w:tc>
-      </w:tr>
-      <w:tr>
-        <w:tc>
-          <w:tcPr>
-            <w:tcW w:type="dxa" w:w="4320"/>
-          </w:tcPr>
-          <w:p>
-            <w:r>
-              <w:rPr>
-                <w:sz w:val="18"/>
-              </w:rPr>
-              <w:t>Compromissos fixos</w:t>
-            </w:r>
-          </w:p>
-        </w:tc>
-        <w:tc>
-          <w:tcPr>
-            <w:tcW w:type="dxa" w:w="4320"/>
-          </w:tcPr>
-          <w:p>
-            <w:r>
-              <w:rPr>
-                <w:sz w:val="18"/>
-              </w:rPr>
-              <w:t>8h00</w:t>
-            </w:r>
-          </w:p>
-        </w:tc>
-      </w:tr>
-      <w:tr>
-        <w:tc>
-          <w:tcPr>
-            <w:tcW w:type="dxa" w:w="4320"/>
-          </w:tcPr>
-          <w:p>
-            <w:r>
-              <w:rPr>
-                <w:sz w:val="18"/>
-              </w:rPr>
-              <w:t>Café (Jessica)</w:t>
-            </w:r>
-          </w:p>
-        </w:tc>
-        <w:tc>
-          <w:tcPr>
-            <w:tcW w:type="dxa" w:w="4320"/>
-          </w:tcPr>
-          <w:p>
-            <w:r>
-              <w:rPr>
-                <w:sz w:val="18"/>
-              </w:rPr>
-              <w:t>6h14</w:t>
-            </w:r>
-          </w:p>
-        </w:tc>
-      </w:tr>
-      <w:tr>
-        <w:tc>
-          <w:tcPr>
-            <w:tcW w:type="dxa" w:w="4320"/>
-          </w:tcPr>
-          <w:p>
-            <w:r>
-              <w:rPr>
-                <w:sz w:val="18"/>
-              </w:rPr>
-              <w:t>Papelaria (base)</w:t>
-            </w:r>
-          </w:p>
-        </w:tc>
-        <w:tc>
-          <w:tcPr>
-            <w:tcW w:type="dxa" w:w="4320"/>
-          </w:tcPr>
-          <w:p>
-            <w:r>
-              <w:rPr>
-                <w:sz w:val="18"/>
-              </w:rPr>
-              <w:t>4h30</w:t>
-            </w:r>
-          </w:p>
-        </w:tc>
-      </w:tr>
-      <w:tr>
-        <w:tc>
-          <w:tcPr>
-            <w:tcW w:type="dxa" w:w="4320"/>
-          </w:tcPr>
-          <w:p>
-            <w:r>
-              <w:rPr>
-                <w:sz w:val="18"/>
-              </w:rPr>
-              <w:t>TOTAL</w:t>
-            </w:r>
-          </w:p>
-        </w:tc>
-        <w:tc>
-          <w:tcPr>
-            <w:tcW w:type="dxa" w:w="4320"/>
-          </w:tcPr>
-          <w:p>
-            <w:r>
-              <w:rPr>
-                <w:sz w:val="18"/>
-              </w:rPr>
-              <w:t>~50h44</w:t>
             </w:r>
           </w:p>
         </w:tc>
@@ -6010,14 +5836,584 @@
       </w:pPr>
       <w:r>
         <w:rPr>
-          <w:color w:val="2E4A62"/>
+          <w:color w:val="333333"/>
         </w:rPr>
-        <w:t>Tempo com Julia</w:t>
+        <w:t>Domingo — Igreja + Descanso + Familia</w:t>
+      </w:r>
+    </w:p>
+    <w:p>
+      <w:r>
+        <w:rPr>
+          <w:i/>
+          <w:color w:val="666666"/>
+          <w:sz w:val="18"/>
+        </w:rPr>
+        <w:t>Igreja 8h-14h. Terraco so depois da igreja.</w:t>
       </w:r>
     </w:p>
     <w:tbl>
       <w:tblPr>
-        <w:tblStyle w:val="LightGrid-Accent1"/>
+        <w:tblStyle w:val="LightShading-Accent1"/>
+        <w:tblW w:type="auto" w:w="0"/>
+        <w:jc w:val="center"/>
+        <w:tblLook w:firstColumn="1" w:firstRow="1" w:lastColumn="0" w:lastRow="0" w:noHBand="0" w:noVBand="1" w:val="04A0"/>
+      </w:tblPr>
+      <w:tblGrid>
+        <w:gridCol w:w="2880"/>
+        <w:gridCol w:w="2880"/>
+        <w:gridCol w:w="2880"/>
+      </w:tblGrid>
+      <w:tr>
+        <w:tc>
+          <w:tcPr>
+            <w:tcW w:type="dxa" w:w="2880"/>
+          </w:tcPr>
+          <w:p>
+            <w:r>
+              <w:rPr>
+                <w:b/>
+                <w:sz w:val="18"/>
+              </w:rPr>
+              <w:t>Horario</w:t>
+            </w:r>
+          </w:p>
+        </w:tc>
+        <w:tc>
+          <w:tcPr>
+            <w:tcW w:type="dxa" w:w="2880"/>
+          </w:tcPr>
+          <w:p>
+            <w:r>
+              <w:rPr>
+                <w:b/>
+                <w:sz w:val="18"/>
+              </w:rPr>
+              <w:t>Atividade</w:t>
+            </w:r>
+          </w:p>
+        </w:tc>
+        <w:tc>
+          <w:tcPr>
+            <w:tcW w:type="dxa" w:w="2880"/>
+          </w:tcPr>
+          <w:p>
+            <w:r>
+              <w:rPr>
+                <w:b/>
+                <w:sz w:val="18"/>
+              </w:rPr>
+              <w:t>Notas</w:t>
+            </w:r>
+          </w:p>
+        </w:tc>
+      </w:tr>
+      <w:tr>
+        <w:tc>
+          <w:tcPr>
+            <w:tcW w:type="dxa" w:w="2880"/>
+          </w:tcPr>
+          <w:p>
+            <w:r>
+              <w:rPr>
+                <w:sz w:val="18"/>
+              </w:rPr>
+              <w:t>6:15</w:t>
+            </w:r>
+          </w:p>
+        </w:tc>
+        <w:tc>
+          <w:tcPr>
+            <w:tcW w:type="dxa" w:w="2880"/>
+          </w:tcPr>
+          <w:p>
+            <w:r>
+              <w:rPr>
+                <w:sz w:val="18"/>
+              </w:rPr>
+              <w:t>Acordar</w:t>
+            </w:r>
+          </w:p>
+        </w:tc>
+        <w:tc>
+          <w:tcPr>
+            <w:tcW w:type="dxa" w:w="2880"/>
+          </w:tcPr>
+          <w:p>
+            <w:r>
+              <w:rPr>
+                <w:sz w:val="18"/>
+              </w:rPr>
+              <w:t>Sem academia</w:t>
+            </w:r>
+          </w:p>
+        </w:tc>
+      </w:tr>
+      <w:tr>
+        <w:tc>
+          <w:tcPr>
+            <w:tcW w:type="dxa" w:w="2880"/>
+          </w:tcPr>
+          <w:p>
+            <w:r>
+              <w:rPr>
+                <w:sz w:val="18"/>
+              </w:rPr>
+              <w:t>6:25-7:25</w:t>
+            </w:r>
+          </w:p>
+        </w:tc>
+        <w:tc>
+          <w:tcPr>
+            <w:tcW w:type="dxa" w:w="2880"/>
+          </w:tcPr>
+          <w:p>
+            <w:r>
+              <w:rPr>
+                <w:sz w:val="18"/>
+              </w:rPr>
+              <w:t>Devocional</w:t>
+            </w:r>
+          </w:p>
+        </w:tc>
+        <w:tc>
+          <w:tcPr>
+            <w:tcW w:type="dxa" w:w="2880"/>
+          </w:tcPr>
+          <w:p>
+            <w:r>
+              <w:rPr>
+                <w:sz w:val="18"/>
+              </w:rPr>
+            </w:r>
+          </w:p>
+        </w:tc>
+      </w:tr>
+      <w:tr>
+        <w:tc>
+          <w:tcPr>
+            <w:tcW w:type="dxa" w:w="2880"/>
+          </w:tcPr>
+          <w:p>
+            <w:r>
+              <w:rPr>
+                <w:sz w:val="18"/>
+              </w:rPr>
+              <w:t>7:25</w:t>
+            </w:r>
+          </w:p>
+        </w:tc>
+        <w:tc>
+          <w:tcPr>
+            <w:tcW w:type="dxa" w:w="2880"/>
+          </w:tcPr>
+          <w:p>
+            <w:r>
+              <w:rPr>
+                <w:sz w:val="18"/>
+              </w:rPr>
+              <w:t>Sair para igreja</w:t>
+            </w:r>
+          </w:p>
+        </w:tc>
+        <w:tc>
+          <w:tcPr>
+            <w:tcW w:type="dxa" w:w="2880"/>
+          </w:tcPr>
+          <w:p>
+            <w:r>
+              <w:rPr>
+                <w:sz w:val="18"/>
+              </w:rPr>
+            </w:r>
+          </w:p>
+        </w:tc>
+      </w:tr>
+      <w:tr>
+        <w:tc>
+          <w:tcPr>
+            <w:tcW w:type="dxa" w:w="2880"/>
+          </w:tcPr>
+          <w:p>
+            <w:r>
+              <w:rPr>
+                <w:sz w:val="18"/>
+              </w:rPr>
+              <w:t>8:00-14:00</w:t>
+            </w:r>
+          </w:p>
+        </w:tc>
+        <w:tc>
+          <w:tcPr>
+            <w:tcW w:type="dxa" w:w="2880"/>
+          </w:tcPr>
+          <w:p>
+            <w:r>
+              <w:rPr>
+                <w:sz w:val="18"/>
+              </w:rPr>
+              <w:t>Igreja</w:t>
+            </w:r>
+          </w:p>
+        </w:tc>
+        <w:tc>
+          <w:tcPr>
+            <w:tcW w:type="dxa" w:w="2880"/>
+          </w:tcPr>
+          <w:p>
+            <w:r>
+              <w:rPr>
+                <w:sz w:val="18"/>
+              </w:rPr>
+            </w:r>
+          </w:p>
+        </w:tc>
+      </w:tr>
+      <w:tr>
+        <w:tc>
+          <w:tcPr>
+            <w:tcW w:type="dxa" w:w="2880"/>
+          </w:tcPr>
+          <w:p>
+            <w:r>
+              <w:rPr>
+                <w:sz w:val="18"/>
+              </w:rPr>
+              <w:t>14:00-14:30</w:t>
+            </w:r>
+          </w:p>
+        </w:tc>
+        <w:tc>
+          <w:tcPr>
+            <w:tcW w:type="dxa" w:w="2880"/>
+          </w:tcPr>
+          <w:p>
+            <w:r>
+              <w:rPr>
+                <w:sz w:val="18"/>
+              </w:rPr>
+              <w:t>Almoco</w:t>
+            </w:r>
+          </w:p>
+        </w:tc>
+        <w:tc>
+          <w:tcPr>
+            <w:tcW w:type="dxa" w:w="2880"/>
+          </w:tcPr>
+          <w:p>
+            <w:r>
+              <w:rPr>
+                <w:sz w:val="18"/>
+              </w:rPr>
+            </w:r>
+          </w:p>
+        </w:tc>
+      </w:tr>
+      <w:tr>
+        <w:tc>
+          <w:tcPr>
+            <w:tcW w:type="dxa" w:w="2880"/>
+          </w:tcPr>
+          <w:p>
+            <w:r>
+              <w:rPr>
+                <w:sz w:val="18"/>
+              </w:rPr>
+              <w:t>14:30-15:35</w:t>
+            </w:r>
+          </w:p>
+        </w:tc>
+        <w:tc>
+          <w:tcPr>
+            <w:tcW w:type="dxa" w:w="2880"/>
+          </w:tcPr>
+          <w:p>
+            <w:r>
+              <w:rPr>
+                <w:sz w:val="18"/>
+              </w:rPr>
+              <w:t>BLOCO TERRACO</w:t>
+            </w:r>
+          </w:p>
+        </w:tc>
+        <w:tc>
+          <w:tcPr>
+            <w:tcW w:type="dxa" w:w="2880"/>
+          </w:tcPr>
+          <w:p>
+            <w:r>
+              <w:rPr>
+                <w:sz w:val="18"/>
+              </w:rPr>
+              <w:t>Depois da igreja</w:t>
+            </w:r>
+          </w:p>
+        </w:tc>
+      </w:tr>
+      <w:tr>
+        <w:tc>
+          <w:tcPr>
+            <w:tcW w:type="dxa" w:w="2880"/>
+          </w:tcPr>
+          <w:p>
+            <w:r>
+              <w:rPr>
+                <w:sz w:val="18"/>
+              </w:rPr>
+              <w:t>15:35-15:45</w:t>
+            </w:r>
+          </w:p>
+        </w:tc>
+        <w:tc>
+          <w:tcPr>
+            <w:tcW w:type="dxa" w:w="2880"/>
+          </w:tcPr>
+          <w:p>
+            <w:r>
+              <w:rPr>
+                <w:sz w:val="18"/>
+              </w:rPr>
+              <w:t>Limpar varanda</w:t>
+            </w:r>
+          </w:p>
+        </w:tc>
+        <w:tc>
+          <w:tcPr>
+            <w:tcW w:type="dxa" w:w="2880"/>
+          </w:tcPr>
+          <w:p>
+            <w:r>
+              <w:rPr>
+                <w:sz w:val="18"/>
+              </w:rPr>
+            </w:r>
+          </w:p>
+        </w:tc>
+      </w:tr>
+      <w:tr>
+        <w:tc>
+          <w:tcPr>
+            <w:tcW w:type="dxa" w:w="2880"/>
+          </w:tcPr>
+          <w:p>
+            <w:r>
+              <w:rPr>
+                <w:sz w:val="18"/>
+              </w:rPr>
+              <w:t>15:45-18:00</w:t>
+            </w:r>
+          </w:p>
+        </w:tc>
+        <w:tc>
+          <w:tcPr>
+            <w:tcW w:type="dxa" w:w="2880"/>
+          </w:tcPr>
+          <w:p>
+            <w:r>
+              <w:rPr>
+                <w:sz w:val="18"/>
+              </w:rPr>
+              <w:t>Tempo em familia / descanso</w:t>
+            </w:r>
+          </w:p>
+        </w:tc>
+        <w:tc>
+          <w:tcPr>
+            <w:tcW w:type="dxa" w:w="2880"/>
+          </w:tcPr>
+          <w:p>
+            <w:r>
+              <w:rPr>
+                <w:sz w:val="18"/>
+              </w:rPr>
+            </w:r>
+          </w:p>
+        </w:tc>
+      </w:tr>
+      <w:tr>
+        <w:tc>
+          <w:tcPr>
+            <w:tcW w:type="dxa" w:w="2880"/>
+          </w:tcPr>
+          <w:p>
+            <w:r>
+              <w:rPr>
+                <w:sz w:val="18"/>
+              </w:rPr>
+              <w:t>18:00-18:45</w:t>
+            </w:r>
+          </w:p>
+        </w:tc>
+        <w:tc>
+          <w:tcPr>
+            <w:tcW w:type="dxa" w:w="2880"/>
+          </w:tcPr>
+          <w:p>
+            <w:r>
+              <w:rPr>
+                <w:sz w:val="18"/>
+              </w:rPr>
+              <w:t>Cozinhar jantar</w:t>
+            </w:r>
+          </w:p>
+        </w:tc>
+        <w:tc>
+          <w:tcPr>
+            <w:tcW w:type="dxa" w:w="2880"/>
+          </w:tcPr>
+          <w:p>
+            <w:r>
+              <w:rPr>
+                <w:sz w:val="18"/>
+              </w:rPr>
+            </w:r>
+          </w:p>
+        </w:tc>
+      </w:tr>
+      <w:tr>
+        <w:tc>
+          <w:tcPr>
+            <w:tcW w:type="dxa" w:w="2880"/>
+          </w:tcPr>
+          <w:p>
+            <w:r>
+              <w:rPr>
+                <w:sz w:val="18"/>
+              </w:rPr>
+              <w:t>18:45-19:15</w:t>
+            </w:r>
+          </w:p>
+        </w:tc>
+        <w:tc>
+          <w:tcPr>
+            <w:tcW w:type="dxa" w:w="2880"/>
+          </w:tcPr>
+          <w:p>
+            <w:r>
+              <w:rPr>
+                <w:sz w:val="18"/>
+              </w:rPr>
+              <w:t>Jantar em familia</w:t>
+            </w:r>
+          </w:p>
+        </w:tc>
+        <w:tc>
+          <w:tcPr>
+            <w:tcW w:type="dxa" w:w="2880"/>
+          </w:tcPr>
+          <w:p>
+            <w:r>
+              <w:rPr>
+                <w:sz w:val="18"/>
+              </w:rPr>
+            </w:r>
+          </w:p>
+        </w:tc>
+      </w:tr>
+      <w:tr>
+        <w:tc>
+          <w:tcPr>
+            <w:tcW w:type="dxa" w:w="2880"/>
+          </w:tcPr>
+          <w:p>
+            <w:r>
+              <w:rPr>
+                <w:sz w:val="18"/>
+              </w:rPr>
+              <w:t>19:15-20:00</w:t>
+            </w:r>
+          </w:p>
+        </w:tc>
+        <w:tc>
+          <w:tcPr>
+            <w:tcW w:type="dxa" w:w="2880"/>
+          </w:tcPr>
+          <w:p>
+            <w:r>
+              <w:rPr>
+                <w:sz w:val="18"/>
+              </w:rPr>
+              <w:t>Brincar com Julia</w:t>
+            </w:r>
+          </w:p>
+        </w:tc>
+        <w:tc>
+          <w:tcPr>
+            <w:tcW w:type="dxa" w:w="2880"/>
+          </w:tcPr>
+          <w:p>
+            <w:r>
+              <w:rPr>
+                <w:sz w:val="18"/>
+              </w:rPr>
+            </w:r>
+          </w:p>
+        </w:tc>
+      </w:tr>
+      <w:tr>
+        <w:tc>
+          <w:tcPr>
+            <w:tcW w:type="dxa" w:w="2880"/>
+          </w:tcPr>
+          <w:p>
+            <w:r>
+              <w:rPr>
+                <w:sz w:val="18"/>
+              </w:rPr>
+              <w:t>20:00-22:00</w:t>
+            </w:r>
+          </w:p>
+        </w:tc>
+        <w:tc>
+          <w:tcPr>
+            <w:tcW w:type="dxa" w:w="2880"/>
+          </w:tcPr>
+          <w:p>
+            <w:r>
+              <w:rPr>
+                <w:sz w:val="18"/>
+              </w:rPr>
+              <w:t>Rotina de sono Julia</w:t>
+            </w:r>
+          </w:p>
+        </w:tc>
+        <w:tc>
+          <w:tcPr>
+            <w:tcW w:type="dxa" w:w="2880"/>
+          </w:tcPr>
+          <w:p>
+            <w:r>
+              <w:rPr>
+                <w:sz w:val="18"/>
+              </w:rPr>
+            </w:r>
+          </w:p>
+        </w:tc>
+      </w:tr>
+    </w:tbl>
+    <w:p/>
+    <w:p>
+      <w:pPr>
+        <w:pStyle w:val="Heading1"/>
+      </w:pPr>
+      <w:r>
+        <w:rPr>
+          <w:color w:val="1A73E8"/>
+        </w:rPr>
+        <w:t>Tempo de Qualidade com Julia</w:t>
+      </w:r>
+    </w:p>
+    <w:p>
+      <w:r>
+        <w:rPr>
+          <w:i/>
+          <w:sz w:val="18"/>
+        </w:rPr>
+        <w:t>Julia acorda as 9h. Almoco na mae (2 min a pe) as 12h30. Jantar juntos 18h-19h15.</w:t>
+      </w:r>
+    </w:p>
+    <w:tbl>
+      <w:tblPr>
+        <w:tblStyle w:val="LightShading-Accent1"/>
         <w:tblW w:type="auto" w:w="0"/>
         <w:jc w:val="center"/>
         <w:tblLook w:firstColumn="1" w:firstRow="1" w:lastColumn="0" w:lastRow="0" w:noHBand="0" w:noVBand="1" w:val="04A0"/>
@@ -6054,7 +6450,7 @@
                 <w:b/>
                 <w:sz w:val="18"/>
               </w:rPr>
-              <w:t>Manhã</w:t>
+              <w:t>Manha (9h+)</w:t>
             </w:r>
           </w:p>
         </w:tc>
@@ -6068,7 +6464,7 @@
                 <w:b/>
                 <w:sz w:val="18"/>
               </w:rPr>
-              <w:t>Almoço</w:t>
+              <w:t>Almoco (mae)</w:t>
             </w:r>
           </w:p>
         </w:tc>
@@ -6082,7 +6478,7 @@
                 <w:b/>
                 <w:sz w:val="18"/>
               </w:rPr>
-              <w:t>Noite</w:t>
+              <w:t>Noite (18-20h)</w:t>
             </w:r>
           </w:p>
         </w:tc>
@@ -6124,7 +6520,7 @@
               <w:rPr>
                 <w:sz w:val="18"/>
               </w:rPr>
-              <w:t>3h25</w:t>
+              <w:t>9:00-12:25 (3h25)</w:t>
             </w:r>
           </w:p>
         </w:tc>
@@ -6137,7 +6533,7 @@
               <w:rPr>
                 <w:sz w:val="18"/>
               </w:rPr>
-              <w:t>1h</w:t>
+              <w:t>12:30-13:30 (1h)</w:t>
             </w:r>
           </w:p>
         </w:tc>
@@ -6150,7 +6546,7 @@
               <w:rPr>
                 <w:sz w:val="18"/>
               </w:rPr>
-              <w:t>2h</w:t>
+              <w:t>Jantar+brincar (2h)</w:t>
             </w:r>
           </w:p>
         </w:tc>
@@ -6191,7 +6587,7 @@
               <w:rPr>
                 <w:sz w:val="18"/>
               </w:rPr>
-              <w:t>3h25</w:t>
+              <w:t>9:00-12:25 (3h25)</w:t>
             </w:r>
           </w:p>
         </w:tc>
@@ -6204,7 +6600,7 @@
               <w:rPr>
                 <w:sz w:val="18"/>
               </w:rPr>
-              <w:t>1h</w:t>
+              <w:t>12:30-13:30 (1h)</w:t>
             </w:r>
           </w:p>
         </w:tc>
@@ -6217,7 +6613,7 @@
               <w:rPr>
                 <w:sz w:val="18"/>
               </w:rPr>
-              <w:t>2h</w:t>
+              <w:t>Jantar+brincar (2h)</w:t>
             </w:r>
           </w:p>
         </w:tc>
@@ -6258,7 +6654,7 @@
               <w:rPr>
                 <w:sz w:val="18"/>
               </w:rPr>
-              <w:t>3h25</w:t>
+              <w:t>9:00-12:25 (3h25)</w:t>
             </w:r>
           </w:p>
         </w:tc>
@@ -6271,7 +6667,7 @@
               <w:rPr>
                 <w:sz w:val="18"/>
               </w:rPr>
-              <w:t>1h</w:t>
+              <w:t>12:30-13:30 (1h)</w:t>
             </w:r>
           </w:p>
         </w:tc>
@@ -6284,7 +6680,7 @@
               <w:rPr>
                 <w:sz w:val="18"/>
               </w:rPr>
-              <w:t>2h</w:t>
+              <w:t>Jantar+brincar (2h)</w:t>
             </w:r>
           </w:p>
         </w:tc>
@@ -6325,7 +6721,7 @@
               <w:rPr>
                 <w:sz w:val="18"/>
               </w:rPr>
-              <w:t>1h15</w:t>
+              <w:t>9:00-12:25 (3h25)</w:t>
             </w:r>
           </w:p>
         </w:tc>
@@ -6338,7 +6734,7 @@
               <w:rPr>
                 <w:sz w:val="18"/>
               </w:rPr>
-              <w:t>1h</w:t>
+              <w:t>12:30-13:30 (1h)</w:t>
             </w:r>
           </w:p>
         </w:tc>
@@ -6351,7 +6747,7 @@
               <w:rPr>
                 <w:sz w:val="18"/>
               </w:rPr>
-              <w:t>5h10</w:t>
+              <w:t>16:30-22:00 (5h30)</w:t>
             </w:r>
           </w:p>
         </w:tc>
@@ -6364,7 +6760,7 @@
               <w:rPr>
                 <w:sz w:val="18"/>
               </w:rPr>
-              <w:t>7h25</w:t>
+              <w:t>9h55</w:t>
             </w:r>
           </w:p>
         </w:tc>
@@ -6392,7 +6788,7 @@
               <w:rPr>
                 <w:sz w:val="18"/>
               </w:rPr>
-              <w:t>1h55</w:t>
+              <w:t>9:00-10:30+12:00-12:25 (1h55)</w:t>
             </w:r>
           </w:p>
         </w:tc>
@@ -6405,7 +6801,7 @@
               <w:rPr>
                 <w:sz w:val="18"/>
               </w:rPr>
-              <w:t>1h</w:t>
+              <w:t>12:30-13:30 (1h)</w:t>
             </w:r>
           </w:p>
         </w:tc>
@@ -6418,7 +6814,7 @@
               <w:rPr>
                 <w:sz w:val="18"/>
               </w:rPr>
-              <w:t>2h</w:t>
+              <w:t>Jantar+brincar (2h)</w:t>
             </w:r>
           </w:p>
         </w:tc>
@@ -6446,7 +6842,7 @@
               <w:rPr>
                 <w:sz w:val="18"/>
               </w:rPr>
-              <w:t>Sáb</w:t>
+              <w:t>Sab</w:t>
             </w:r>
           </w:p>
         </w:tc>
@@ -6459,7 +6855,7 @@
               <w:rPr>
                 <w:sz w:val="18"/>
               </w:rPr>
-              <w:t>6h</w:t>
+              <w:t>9:00-12:00+15:00-18:00 (6h)</w:t>
             </w:r>
           </w:p>
         </w:tc>
@@ -6472,7 +6868,7 @@
               <w:rPr>
                 <w:sz w:val="18"/>
               </w:rPr>
-              <w:t>1h</w:t>
+              <w:t>almoco (1h)</w:t>
             </w:r>
           </w:p>
         </w:tc>
@@ -6485,7 +6881,7 @@
               <w:rPr>
                 <w:sz w:val="18"/>
               </w:rPr>
-              <w:t>2h</w:t>
+              <w:t>Jantar+brincar (2h)</w:t>
             </w:r>
           </w:p>
         </w:tc>
@@ -6526,7 +6922,7 @@
               <w:rPr>
                 <w:sz w:val="18"/>
               </w:rPr>
-              <w:t>—</w:t>
+              <w:t>-- (igreja)</w:t>
             </w:r>
           </w:p>
         </w:tc>
@@ -6539,7 +6935,7 @@
               <w:rPr>
                 <w:sz w:val="18"/>
               </w:rPr>
-              <w:t>30min</w:t>
+              <w:t>almoco (30min)</w:t>
             </w:r>
           </w:p>
         </w:tc>
@@ -6552,7 +6948,7 @@
               <w:rPr>
                 <w:sz w:val="18"/>
               </w:rPr>
-              <w:t>4h15</w:t>
+              <w:t>15:45-18:00+jantar (4h15)</w:t>
             </w:r>
           </w:p>
         </w:tc>
@@ -6629,13 +7025,23 @@
               <w:rPr>
                 <w:sz w:val="18"/>
               </w:rPr>
-              <w:t>~45h20</w:t>
+              <w:t>~47h50</w:t>
             </w:r>
           </w:p>
         </w:tc>
       </w:tr>
     </w:tbl>
     <w:p/>
+    <w:p>
+      <w:r>
+        <w:rPr>
+          <w:b/>
+          <w:color w:val="1A73E8"/>
+          <w:sz w:val="18"/>
+        </w:rPr>
+        <w:t>Quinta: +2h30 de Julia comparado ao modelo anterior (de 7h25 para 9h55)!</w:t>
+      </w:r>
+    </w:p>
     <w:sectPr>
       <w:pgSz w:w="12240" w:h="15840"/>
       <w:pgMar w:top="1440" w:right="1800" w:bottom="1440" w:left="1800" w:header="720" w:footer="720" w:gutter="0"/>
